--- a/docs/Subscription_Renewal_Eligibility_Register_Gate_0.docx
+++ b/docs/Subscription_Renewal_Eligibility_Register_Gate_0.docx
@@ -1,6 +1,6 @@
 
 <file path=word/document.xml><?xml version="1.0" encoding="utf-8"?>
-<w:document xmlns:ve="http://schemas.openxmlformats.org/markup-compatibility/2006" xmlns:o="urn:schemas-microsoft-com:office:office" xmlns:r="http://schemas.openxmlformats.org/officeDocument/2006/relationships" xmlns:m="http://schemas.openxmlformats.org/officeDocument/2006/math" xmlns:v="urn:schemas-microsoft-com:vml" xmlns:wp="http://schemas.openxmlformats.org/drawingml/2006/wordprocessingDrawing" xmlns:w10="urn:schemas-microsoft-com:office:word" xmlns:w="http://schemas.openxmlformats.org/wordprocessingml/2006/main" xmlns:wne="http://schemas.microsoft.com/office/word/2006/wordml">
+<w:document xmlns:wpc="http://schemas.microsoft.com/office/word/2010/wordprocessingCanvas" xmlns:cx="http://schemas.microsoft.com/office/drawing/2014/chartex" xmlns:cx1="http://schemas.microsoft.com/office/drawing/2015/9/8/chartex" xmlns:cx2="http://schemas.microsoft.com/office/drawing/2015/10/21/chartex" xmlns:cx3="http://schemas.microsoft.com/office/drawing/2016/5/9/chartex" xmlns:cx4="http://schemas.microsoft.com/office/drawing/2016/5/10/chartex" xmlns:cx5="http://schemas.microsoft.com/office/drawing/2016/5/11/chartex" xmlns:cx6="http://schemas.microsoft.com/office/drawing/2016/5/12/chartex" xmlns:cx7="http://schemas.microsoft.com/office/drawing/2016/5/13/chartex" xmlns:cx8="http://schemas.microsoft.com/office/drawing/2016/5/14/chartex" xmlns:mc="http://schemas.openxmlformats.org/markup-compatibility/2006" xmlns:aink="http://schemas.microsoft.com/office/drawing/2016/ink" xmlns:am3d="http://schemas.microsoft.com/office/drawing/2017/model3d" xmlns:o="urn:schemas-microsoft-com:office:office" xmlns:oel="http://schemas.microsoft.com/office/2019/extlst" xmlns:r="http://schemas.openxmlformats.org/officeDocument/2006/relationships" xmlns:m="http://schemas.openxmlformats.org/officeDocument/2006/math" xmlns:v="urn:schemas-microsoft-com:vml" xmlns:wp14="http://schemas.microsoft.com/office/word/2010/wordprocessingDrawing" xmlns:wp="http://schemas.openxmlformats.org/drawingml/2006/wordprocessingDrawing" xmlns:w10="urn:schemas-microsoft-com:office:word" xmlns:w="http://schemas.openxmlformats.org/wordprocessingml/2006/main" xmlns:w14="http://schemas.microsoft.com/office/word/2010/wordml" xmlns:w15="http://schemas.microsoft.com/office/word/2012/wordml" xmlns:w16cex="http://schemas.microsoft.com/office/word/2018/wordml/cex" xmlns:w16cid="http://schemas.microsoft.com/office/word/2016/wordml/cid" xmlns:w16="http://schemas.microsoft.com/office/word/2018/wordml" xmlns:w16du="http://schemas.microsoft.com/office/word/2023/wordml/word16du" xmlns:w16sdtdh="http://schemas.microsoft.com/office/word/2020/wordml/sdtdatahash" xmlns:w16sdtfl="http://schemas.microsoft.com/office/word/2024/wordml/sdtformatlock" xmlns:w16se="http://schemas.microsoft.com/office/word/2015/wordml/symex" xmlns:wpg="http://schemas.microsoft.com/office/word/2010/wordprocessingGroup" xmlns:wpi="http://schemas.microsoft.com/office/word/2010/wordprocessingInk" xmlns:wne="http://schemas.microsoft.com/office/word/2006/wordml" xmlns:wps="http://schemas.microsoft.com/office/word/2010/wordprocessingShape" mc:Ignorable="w14 w15 w16se w16cid w16 w16cex w16sdtdh w16sdtfl w16du wp14">
   <w:body>
     <w:p>
       <w:pPr>
@@ -209,7 +209,21 @@
           <w:sz w:val="28"/>
           <w:szCs w:val="28"/>
         </w:rPr>
-        <w:t xml:space="preserve">               Suhani Goankar</w:t>
+        <w:t xml:space="preserve">               Suhani G</w:t>
+      </w:r>
+      <w:r>
+        <w:rPr>
+          <w:sz w:val="28"/>
+          <w:szCs w:val="28"/>
+        </w:rPr>
+        <w:t>ao</w:t>
+      </w:r>
+      <w:r>
+        <w:rPr>
+          <w:sz w:val="28"/>
+          <w:szCs w:val="28"/>
+        </w:rPr>
+        <w:t>nkar</w:t>
       </w:r>
       <w:r>
         <w:rPr>
@@ -294,13 +308,7 @@
         <w:rPr>
           <w:i/>
         </w:rPr>
-        <w:t>Prepared for Ga</w:t>
-      </w:r>
-      <w:r>
-        <w:rPr>
-          <w:i/>
-        </w:rPr>
-        <w:t>te 0 problem approval and planning review.</w:t>
+        <w:t>Prepared for Gate 0 problem approval and planning review.</w:t>
       </w:r>
     </w:p>
     <w:p>
@@ -319,29 +327,17 @@
     </w:p>
     <w:p>
       <w:r>
-        <w:t xml:space="preserve">This document organizes the Gate 0 – Problem Formulation evidence for the Subscription Renewal Eligibility Register. It covers A1 (problem statement and stakeholders), A2 (AS-IS and </w:t>
-      </w:r>
-      <w:r>
-        <w:t>TO-BE workflows), A3 (scope, feasibility and risk note), A4 (Integration Map v1) and B1 (theme-specific governing rule and the record that can be decided incorrectly).</w:t>
+        <w:t>This document organizes the Gate 0 – Problem Formulation evidence for the Subscription Renewal Eligibility Register. It covers A1 (problem statement and stakeholders), A2 (AS-IS and TO-BE workflows), A3 (scope, feasibility and risk note), A4 (Integration Map v1) and B1 (theme-specific governing rule and the record that can be decided incorrectly).</w:t>
       </w:r>
     </w:p>
     <w:p>
       <w:r>
-        <w:t xml:space="preserve">Project boundary: the proposed system is a student prototype for maintaining </w:t>
-      </w:r>
-      <w:r>
-        <w:t>subscription/customer records and checking whether a subscription is eligible for renewal using explicit, configurable rules. It can record plan details, start/end dates, payment status, account status, renewal history and eligibility outcomes. It is an ad</w:t>
-      </w:r>
-      <w:r>
-        <w:t>ministrative recordkeeping and rule-checking aid; it does not process real payments, guarantee service availability, or replace an organization's final approval and customer-support procedures.</w:t>
+        <w:t>Project boundary: the proposed system is a student prototype for maintaining subscription/customer records and checking whether a subscription is eligible for renewal using explicit, configurable rules. It can record plan details, start/end dates, payment status, account status, renewal history and eligibility outcomes. It is an administrative recordkeeping and rule-checking aid; it does not process real payments, guarantee service availability, or replace an organization's final approval and customer-support procedures.</w:t>
       </w:r>
     </w:p>
     <w:p>
       <w:r>
-        <w:t>Data note: all customer names, identifiers, dates, plan detail</w:t>
-      </w:r>
-      <w:r>
-        <w:t>s and statuses in this document are fictional demonstration data. They must not be used as real customer records.</w:t>
+        <w:t>Data note: all customer names, identifiers, dates, plan details and statuses in this document are fictional demonstration data. They must not be used as real customer records.</w:t>
       </w:r>
     </w:p>
     <w:p>
@@ -362,24 +358,12 @@
     </w:p>
     <w:p>
       <w:r>
-        <w:t>Organizations that manage subscriptions need consistent records of customer acco</w:t>
-      </w:r>
-      <w:r>
-        <w:t xml:space="preserve">unts, subscription plans, renewal dates, payment status and renewal decisions. When this information is kept in paper registers or disconnected spreadsheets, staff may overlook an expiry date, use an outdated payment status, duplicate a customer record or </w:t>
-      </w:r>
-      <w:r>
-        <w:t>apply renewal conditions inconsistently. As a result, an ineligible subscription may be marked eligible, an eligible customer may be missed, and staff may find it difficult to explain why a renewal was accepted or blocked.</w:t>
+        <w:t>Organizations that manage subscriptions need consistent records of customer accounts, subscription plans, renewal dates, payment status and renewal decisions. When this information is kept in paper registers or disconnected spreadsheets, staff may overlook an expiry date, use an outdated payment status, duplicate a customer record or apply renewal conditions inconsistently. As a result, an ineligible subscription may be marked eligible, an eligible customer may be missed, and staff may find it difficult to explain why a renewal was accepted or blocked.</w:t>
       </w:r>
     </w:p>
     <w:p>
       <w:r>
-        <w:t>The Subscription Renewal Eligibil</w:t>
-      </w:r>
-      <w:r>
-        <w:t>ity Register proposes a centralized digital register that validates required fields, checks subscription rules, records the reason for each eligibility result and keeps a history of status changes. The system is intended to improve consistency and traceabi</w:t>
-      </w:r>
-      <w:r>
-        <w:t>lity. Any real payment collection, contractual interpretation or exceptional approval remains outside this student prototype.</w:t>
+        <w:t>The Subscription Renewal Eligibility Register proposes a centralized digital register that validates required fields, checks subscription rules, records the reason for each eligibility result and keeps a history of status changes. The system is intended to improve consistency and traceability. Any real payment collection, contractual interpretation or exceptional approval remains outside this student prototype.</w:t>
       </w:r>
     </w:p>
     <w:p>
@@ -395,7 +379,7 @@
         <w:tblStyle w:val="TableGrid"/>
         <w:tblW w:w="0" w:type="auto"/>
         <w:jc w:val="center"/>
-        <w:tblLook w:val="04A0"/>
+        <w:tblLook w:val="04A0" w:firstRow="1" w:lastRow="0" w:firstColumn="1" w:lastColumn="0" w:noHBand="0" w:noVBand="1"/>
       </w:tblPr>
       <w:tblGrid>
         <w:gridCol w:w="2088"/>
@@ -498,13 +482,7 @@
               <w:rPr>
                 <w:sz w:val="16"/>
               </w:rPr>
-              <w:t xml:space="preserve">Reliable </w:t>
-            </w:r>
-            <w:r>
-              <w:rPr>
-                <w:sz w:val="16"/>
-              </w:rPr>
-              <w:t>customer/subscription register and clear renewal status.</w:t>
+              <w:t>Reliable customer/subscription register and clear renewal status.</w:t>
             </w:r>
           </w:p>
         </w:tc>
@@ -577,13 +555,7 @@
               <w:rPr>
                 <w:sz w:val="16"/>
               </w:rPr>
-              <w:t>Manual searches delay responses and may pr</w:t>
-            </w:r>
-            <w:r>
-              <w:rPr>
-                <w:sz w:val="16"/>
-              </w:rPr>
-              <w:t>ovide outdated information.</w:t>
+              <w:t>Manual searches delay responses and may provide outdated information.</w:t>
             </w:r>
           </w:p>
         </w:tc>
@@ -695,13 +667,7 @@
               <w:rPr>
                 <w:sz w:val="16"/>
               </w:rPr>
-              <w:t xml:space="preserve">Incorrect status </w:t>
-            </w:r>
-            <w:r>
-              <w:rPr>
-                <w:sz w:val="16"/>
-              </w:rPr>
-              <w:t>can cause missed renewals or confusing communication.</w:t>
+              <w:t>Incorrect status can cause missed renewals or confusing communication.</w:t>
             </w:r>
           </w:p>
         </w:tc>
@@ -778,10 +744,7 @@
     </w:p>
     <w:p>
       <w:r>
-        <w:t>To design a simple digital register that sto</w:t>
-      </w:r>
-      <w:r>
-        <w:t>res subscription records, evaluates each record against clearly stated renewal rules, explains failed checks and preserves a traceable history of eligibility decisions.</w:t>
+        <w:t>To design a simple digital register that stores subscription records, evaluates each record against clearly stated renewal rules, explains failed checks and preserves a traceable history of eligibility decisions.</w:t>
       </w:r>
     </w:p>
     <w:p>
@@ -798,10 +761,7 @@
         <w:spacing w:after="40"/>
       </w:pPr>
       <w:r>
-        <w:t xml:space="preserve">A user can create a subscription record with required </w:t>
-      </w:r>
-      <w:r>
-        <w:t>fields and a unique subscription ID.</w:t>
+        <w:t>A user can create a subscription record with required fields and a unique subscription ID.</w:t>
       </w:r>
     </w:p>
     <w:p>
@@ -828,10 +788,7 @@
         <w:spacing w:after="40"/>
       </w:pPr>
       <w:r>
-        <w:t>Expired, cancelled, suspend</w:t>
-      </w:r>
-      <w:r>
-        <w:t>ed or payment-pending records are not incorrectly shown as eligible when the configured rules block them.</w:t>
+        <w:t>Expired, cancelled, suspended or payment-pending records are not incorrectly shown as eligible when the configured rules block them.</w:t>
       </w:r>
     </w:p>
     <w:p>
@@ -849,10 +806,7 @@
         <w:spacing w:after="40"/>
       </w:pPr>
       <w:r>
-        <w:t xml:space="preserve">Eligibility checks and status </w:t>
-      </w:r>
-      <w:r>
-        <w:t>changes are recorded with a timestamp and the user/action where supported.</w:t>
+        <w:t>Eligibility checks and status changes are recorded with a timestamp and the user/action where supported.</w:t>
       </w:r>
     </w:p>
     <w:p>
@@ -887,10 +841,7 @@
         <w:pStyle w:val="Heading2"/>
       </w:pPr>
       <w:r>
-        <w:t>A2.1 AS</w:t>
-      </w:r>
-      <w:r>
-        <w:t>-IS Workflow (Current / Manual Situation)</w:t>
+        <w:t>A2.1 AS-IS Workflow (Current / Manual Situation)</w:t>
       </w:r>
     </w:p>
     <w:p>
@@ -917,10 +868,7 @@
         <w:spacing w:after="40"/>
       </w:pPr>
       <w:r>
-        <w:t>Staff manually check plan, expiry</w:t>
-      </w:r>
-      <w:r>
-        <w:t>/renewal date, account status and payment status.</w:t>
+        <w:t>Staff manually check plan, expiry/renewal date, account status and payment status.</w:t>
       </w:r>
     </w:p>
     <w:p>
@@ -947,18 +895,12 @@
         <w:spacing w:after="40"/>
       </w:pPr>
       <w:r>
-        <w:t>Updates may be delayed or inconsiste</w:t>
-      </w:r>
-      <w:r>
-        <w:t>nt, leaving the recorded eligibility result out of date.</w:t>
+        <w:t>Updates may be delayed or inconsistent, leaving the recorded eligibility result out of date.</w:t>
       </w:r>
     </w:p>
     <w:p>
       <w:r>
-        <w:t>Typical failure points: duplicate subscription IDs, incomplete records, missed renewal dates, stale payment status, inconsistent rule application, unclear rejection reasons and limited decision histo</w:t>
-      </w:r>
-      <w:r>
-        <w:t>ry.</w:t>
+        <w:t>Typical failure points: duplicate subscription IDs, incomplete records, missed renewal dates, stale payment status, inconsistent rule application, unclear rejection reasons and limited decision history.</w:t>
       </w:r>
     </w:p>
     <w:p>
@@ -993,10 +935,7 @@
         <w:spacing w:after="40"/>
       </w:pPr>
       <w:r>
-        <w:t xml:space="preserve">The system validates required fields and checks that the ID is </w:t>
-      </w:r>
-      <w:r>
-        <w:t>unique.</w:t>
+        <w:t>The system validates required fields and checks that the ID is unique.</w:t>
       </w:r>
     </w:p>
     <w:p>
@@ -1023,10 +962,7 @@
         <w:spacing w:after="40"/>
       </w:pPr>
       <w:r>
-        <w:t xml:space="preserve">An authorized user records any </w:t>
-      </w:r>
-      <w:r>
-        <w:t>approved renewal, cancellation or status change; the action is logged.</w:t>
+        <w:t>An authorized user records any approved renewal, cancellation or status change; the action is logged.</w:t>
       </w:r>
     </w:p>
     <w:p>
@@ -1051,7 +987,7 @@
         <w:tblStyle w:val="TableGrid"/>
         <w:tblW w:w="0" w:type="auto"/>
         <w:jc w:val="center"/>
-        <w:tblLook w:val="04A0"/>
+        <w:tblLook w:val="04A0" w:firstRow="1" w:lastRow="0" w:firstColumn="1" w:lastColumn="0" w:noHBand="0" w:noVBand="1"/>
       </w:tblPr>
       <w:tblGrid>
         <w:gridCol w:w="5040"/>
@@ -1117,13 +1053,7 @@
               <w:rPr>
                 <w:sz w:val="16"/>
               </w:rPr>
-              <w:t xml:space="preserve">Records may be spread </w:t>
-            </w:r>
-            <w:r>
-              <w:rPr>
-                <w:sz w:val="16"/>
-              </w:rPr>
-              <w:t>across registers and spreadsheets.</w:t>
+              <w:t>Records may be spread across registers and spreadsheets.</w:t>
             </w:r>
           </w:p>
         </w:tc>
@@ -1201,13 +1131,7 @@
               <w:rPr>
                 <w:sz w:val="16"/>
               </w:rPr>
-              <w:t xml:space="preserve">Eligibility is checked manually and </w:t>
-            </w:r>
-            <w:r>
-              <w:rPr>
-                <w:sz w:val="16"/>
-              </w:rPr>
-              <w:t>may vary by staff member.</w:t>
+              <w:t>Eligibility is checked manually and may vary by staff member.</w:t>
             </w:r>
           </w:p>
         </w:tc>
@@ -1302,13 +1226,7 @@
               <w:rPr>
                 <w:sz w:val="16"/>
               </w:rPr>
-              <w:t xml:space="preserve">Eligibility </w:t>
-            </w:r>
-            <w:r>
-              <w:rPr>
-                <w:sz w:val="16"/>
-              </w:rPr>
-              <w:t>checks and changes can be logged with date/time and user.</w:t>
+              <w:t>Eligibility checks and changes can be logged with date/time and user.</w:t>
             </w:r>
           </w:p>
         </w:tc>
@@ -1368,18 +1286,12 @@
     </w:p>
     <w:p>
       <w:r>
-        <w:t>AS-IS: Renewal request/list → Search manual records → Check</w:t>
-      </w:r>
-      <w:r>
-        <w:t xml:space="preserve"> dates/payment/status manually → Decide eligibility → Update register(s) → Possible inconsistency</w:t>
+        <w:t>AS-IS: Renewal request/list → Search manual records → Check dates/payment/status manually → Decide eligibility → Update register(s) → Possible inconsistency</w:t>
       </w:r>
     </w:p>
     <w:p>
       <w:r>
-        <w:t xml:space="preserve">TO-BE: Authorized login → Find/create subscription record → Validate fields and unique ID → Evaluate configured rules → Show result and all failure reasons → </w:t>
-      </w:r>
-      <w:r>
-        <w:t>Authorized status update → Audit history and refreshed report</w:t>
+        <w:t>TO-BE: Authorized login → Find/create subscription record → Validate fields and unique ID → Evaluate configured rules → Show result and all failure reasons → Authorized status update → Audit history and refreshed report</w:t>
       </w:r>
     </w:p>
     <w:p>
@@ -1413,10 +1325,7 @@
         <w:spacing w:after="40"/>
       </w:pPr>
       <w:r>
-        <w:t>Unique subscription ID, plan type, start d</w:t>
-      </w:r>
-      <w:r>
-        <w:t>ate, renewal/expiry date and account status.</w:t>
+        <w:t>Unique subscription ID, plan type, start date, renewal/expiry date and account status.</w:t>
       </w:r>
     </w:p>
     <w:p>
@@ -1443,10 +1352,7 @@
         <w:spacing w:after="40"/>
       </w:pPr>
       <w:r>
-        <w:t>Search and filtering by subscrip</w:t>
-      </w:r>
-      <w:r>
-        <w:t>tion ID, plan, status and renewal date.</w:t>
+        <w:t>Search and filtering by subscription ID, plan, status and renewal date.</w:t>
       </w:r>
     </w:p>
     <w:p>
@@ -1481,10 +1387,7 @@
         <w:pStyle w:val="Heading2"/>
       </w:pPr>
       <w:r>
-        <w:t>A3.2 Out-of-S</w:t>
-      </w:r>
-      <w:r>
-        <w:t>cope Features</w:t>
+        <w:t>A3.2 Out-of-Scope Features</w:t>
       </w:r>
     </w:p>
     <w:p>
@@ -1521,10 +1424,7 @@
       </w:pPr>
       <w:r>
         <w:lastRenderedPageBreak/>
-        <w:t xml:space="preserve">Integration with live </w:t>
-      </w:r>
-      <w:r>
-        <w:t>third-party subscription platforms, billing systems or customer databases.</w:t>
+        <w:t>Integration with live third-party subscription platforms, billing systems or customer databases.</w:t>
       </w:r>
     </w:p>
     <w:p>
@@ -1542,10 +1442,7 @@
         <w:spacing w:after="40"/>
       </w:pPr>
       <w:r>
-        <w:t>Guaranteeing that a company must renew a subsc</w:t>
-      </w:r>
-      <w:r>
-        <w:t>ription; the system only applies the configured rules to recorded data.</w:t>
+        <w:t>Guaranteeing that a company must renew a subscription; the system only applies the configured rules to recorded data.</w:t>
       </w:r>
     </w:p>
     <w:p>
@@ -1561,7 +1458,7 @@
         <w:tblStyle w:val="TableGrid"/>
         <w:tblW w:w="0" w:type="auto"/>
         <w:jc w:val="center"/>
-        <w:tblLook w:val="04A0"/>
+        <w:tblLook w:val="04A0" w:firstRow="1" w:lastRow="0" w:firstColumn="1" w:lastColumn="0" w:noHBand="0" w:noVBand="1"/>
       </w:tblPr>
       <w:tblGrid>
         <w:gridCol w:w="2088"/>
@@ -1644,13 +1541,7 @@
               <w:rPr>
                 <w:sz w:val="16"/>
               </w:rPr>
-              <w:t xml:space="preserve">Feasible as a student prototype using Python, Flask, HTML/CSS and SQLite or MySQL. Forms, CRUD operations, rule </w:t>
-            </w:r>
-            <w:r>
-              <w:rPr>
-                <w:sz w:val="16"/>
-              </w:rPr>
-              <w:t>checks, search and reports use standard application logic.</w:t>
+              <w:t>Feasible as a student prototype using Python, Flask, HTML/CSS and SQLite or MySQL. Forms, CRUD operations, rule checks, search and reports use standard application logic.</w:t>
             </w:r>
           </w:p>
         </w:tc>
@@ -1728,13 +1619,7 @@
               <w:rPr>
                 <w:sz w:val="16"/>
               </w:rPr>
-              <w:t xml:space="preserve">A simple </w:t>
-            </w:r>
-            <w:r>
-              <w:rPr>
-                <w:sz w:val="16"/>
-              </w:rPr>
-              <w:t>interface with clear status labels and reason messages can support staff entry, search and review.</w:t>
+              <w:t>A simple interface with clear status labels and reason messages can support staff entry, search and review.</w:t>
             </w:r>
           </w:p>
         </w:tc>
@@ -1812,13 +1697,7 @@
               <w:rPr>
                 <w:sz w:val="16"/>
               </w:rPr>
-              <w:t>Use fictional data</w:t>
-            </w:r>
-            <w:r>
-              <w:rPr>
-                <w:sz w:val="16"/>
-              </w:rPr>
-              <w:t>, restrict protected updates, validate inputs and back up the database. Real customer data would require appropriate privacy and security review.</w:t>
+              <w:t>Use fictional data, restrict protected updates, validate inputs and back up the database. Real customer data would require appropriate privacy and security review.</w:t>
             </w:r>
           </w:p>
         </w:tc>
@@ -1842,7 +1721,7 @@
         <w:tblStyle w:val="TableGrid"/>
         <w:tblW w:w="0" w:type="auto"/>
         <w:jc w:val="center"/>
-        <w:tblLook w:val="04A0"/>
+        <w:tblLook w:val="04A0" w:firstRow="1" w:lastRow="0" w:firstColumn="1" w:lastColumn="0" w:noHBand="0" w:noVBand="1"/>
       </w:tblPr>
       <w:tblGrid>
         <w:gridCol w:w="2232"/>
@@ -2057,13 +1936,7 @@
               <w:rPr>
                 <w:sz w:val="15"/>
               </w:rPr>
-              <w:t>An expir</w:t>
-            </w:r>
-            <w:r>
-              <w:rPr>
-                <w:sz w:val="15"/>
-              </w:rPr>
-              <w:t>ed subscription may appear eligible.</w:t>
+              <w:t>An expired subscription may appear eligible.</w:t>
             </w:r>
           </w:p>
         </w:tc>
@@ -2136,13 +2009,7 @@
               <w:rPr>
                 <w:sz w:val="15"/>
               </w:rPr>
-              <w:t>Display last-updated time; require authorized updates and flag unknown/pending status</w:t>
-            </w:r>
-            <w:r>
-              <w:rPr>
-                <w:sz w:val="15"/>
-              </w:rPr>
-              <w:t>.</w:t>
+              <w:t>Display last-updated time; require authorized updates and flag unknown/pending status.</w:t>
             </w:r>
           </w:p>
         </w:tc>
@@ -2254,13 +2121,7 @@
               <w:rPr>
                 <w:sz w:val="15"/>
               </w:rPr>
-              <w:t>Login, role permissions and an audit trail</w:t>
-            </w:r>
-            <w:r>
-              <w:rPr>
-                <w:sz w:val="15"/>
-              </w:rPr>
-              <w:t xml:space="preserve"> for protected actions.</w:t>
+              <w:t>Login, role permissions and an audit trail for protected actions.</w:t>
             </w:r>
           </w:p>
         </w:tc>
@@ -2355,13 +2216,7 @@
               <w:rPr>
                 <w:sz w:val="15"/>
               </w:rPr>
-              <w:t>A prototype result may be mi</w:t>
-            </w:r>
-            <w:r>
-              <w:rPr>
-                <w:sz w:val="15"/>
-              </w:rPr>
-              <w:t>sunderstood as a contractual decision.</w:t>
+              <w:t>A prototype result may be misunderstood as a contractual decision.</w:t>
             </w:r>
           </w:p>
         </w:tc>
@@ -2399,10 +2254,7 @@
     </w:p>
     <w:p>
       <w:r>
-        <w:t>The course-area labels below are proposed mappings based on the project. If the instruct</w:t>
-      </w:r>
-      <w:r>
-        <w:t>or has supplied official names for the five course areas, replace these labels with those exact names.</w:t>
+        <w:t>The course-area labels below are proposed mappings based on the project. If the instructor has supplied official names for the five course areas, replace these labels with those exact names.</w:t>
       </w:r>
     </w:p>
     <w:tbl>
@@ -2410,7 +2262,7 @@
         <w:tblStyle w:val="TableGrid"/>
         <w:tblW w:w="0" w:type="auto"/>
         <w:jc w:val="center"/>
-        <w:tblLook w:val="04A0"/>
+        <w:tblLook w:val="04A0" w:firstRow="1" w:lastRow="0" w:firstColumn="1" w:lastColumn="0" w:noHBand="0" w:noVBand="1"/>
       </w:tblPr>
       <w:tblGrid>
         <w:gridCol w:w="2376"/>
@@ -2513,13 +2365,7 @@
               <w:rPr>
                 <w:sz w:val="15"/>
               </w:rPr>
-              <w:t xml:space="preserve">Required-field validation, eligibility rules, date </w:t>
-            </w:r>
-            <w:r>
-              <w:rPr>
-                <w:sz w:val="15"/>
-              </w:rPr>
-              <w:t>checks, search and status updates.</w:t>
+              <w:t>Required-field validation, eligibility rules, date checks, search and status updates.</w:t>
             </w:r>
           </w:p>
         </w:tc>
@@ -2592,13 +2438,7 @@
               <w:rPr>
                 <w:sz w:val="15"/>
               </w:rPr>
-              <w:t xml:space="preserve">ER diagram, schema, sample data </w:t>
-            </w:r>
-            <w:r>
-              <w:rPr>
-                <w:sz w:val="15"/>
-              </w:rPr>
-              <w:t>and SQL queries.</w:t>
+              <w:t>ER diagram, schema, sample data and SQL queries.</w:t>
             </w:r>
           </w:p>
         </w:tc>
@@ -2693,13 +2533,7 @@
               <w:rPr>
                 <w:sz w:val="15"/>
               </w:rPr>
-              <w:t>Authentication, role-based acces</w:t>
-            </w:r>
-            <w:r>
-              <w:rPr>
-                <w:sz w:val="15"/>
-              </w:rPr>
-              <w:t>s, input validation and protection of customer records.</w:t>
+              <w:t>Authentication, role-based access, input validation and protection of customer records.</w:t>
             </w:r>
           </w:p>
         </w:tc>
@@ -2772,13 +2606,7 @@
               <w:rPr>
                 <w:sz w:val="15"/>
               </w:rPr>
-              <w:t>This evidence docum</w:t>
-            </w:r>
-            <w:r>
-              <w:rPr>
-                <w:sz w:val="15"/>
-              </w:rPr>
-              <w:t>ent, workflow diagrams, test plan and repository history.</w:t>
+              <w:t>This evidence document, workflow diagrams, test plan and repository history.</w:t>
             </w:r>
           </w:p>
         </w:tc>
@@ -2799,10 +2627,7 @@
     </w:p>
     <w:p>
       <w:r>
-        <w:t xml:space="preserve">User interface (HTML/CSS) → application routes (Flask) → Python validation and eligibility-rule logic → database access layer → subscription and renewal-history records → </w:t>
-      </w:r>
-      <w:r>
-        <w:t>result returned to the interface. When a permitted renewal or status change is saved, the register updates the current view and retains the change history.</w:t>
+        <w:t>User interface (HTML/CSS) → application routes (Flask) → Python validation and eligibility-rule logic → database access layer → subscription and renewal-history records → result returned to the interface. When a permitted renewal or status change is saved, the register updates the current view and retains the change history.</w:t>
       </w:r>
     </w:p>
     <w:p>
@@ -2819,10 +2644,7 @@
         <w:spacing w:after="40"/>
       </w:pPr>
       <w:r>
-        <w:t>The database schema must include the fields required by the form, elig</w:t>
-      </w:r>
-      <w:r>
-        <w:t>ibility rules and reports.</w:t>
+        <w:t>The database schema must include the fields required by the form, eligibility rules and reports.</w:t>
       </w:r>
     </w:p>
     <w:p>
@@ -2849,10 +2671,7 @@
         <w:spacing w:after="40"/>
       </w:pPr>
       <w:r>
-        <w:t>Role permissions must be checked by the</w:t>
-      </w:r>
-      <w:r>
-        <w:t xml:space="preserve"> backend, not only hidden in the user interface.</w:t>
+        <w:t>Role permissions must be checked by the backend, not only hidden in the user interface.</w:t>
       </w:r>
     </w:p>
     <w:p>
@@ -2879,10 +2698,7 @@
       </w:pPr>
       <w:r>
         <w:lastRenderedPageBreak/>
-        <w:t>B1. Theme-Specific Evidence — Ru</w:t>
-      </w:r>
-      <w:r>
-        <w:t>le-Checked Records Register</w:t>
+        <w:t>B1. Theme-Specific Evidence — Rule-Checked Records Register</w:t>
       </w:r>
     </w:p>
     <w:p>
@@ -2898,13 +2714,7 @@
         <w:rPr>
           <w:b/>
         </w:rPr>
-        <w:t>A subscription must be marked eligible for renewal only when its required record fields are valid, its renewal window is open under the configured policy, its account is active, and its recorde</w:t>
-      </w:r>
-      <w:r>
-        <w:rPr>
-          <w:b/>
-        </w:rPr>
-        <w:t>d payment status satisfies the configured renewal rule.</w:t>
+        <w:t>A subscription must be marked eligible for renewal only when its required record fields are valid, its renewal window is open under the configured policy, its account is active, and its recorded payment status satisfies the configured renewal rule.</w:t>
       </w:r>
     </w:p>
     <w:p>
@@ -2917,13 +2727,7 @@
     </w:p>
     <w:p>
       <w:r>
-        <w:t>The record at risk is the Subscription Renewal Eligibility Record. For example, a register may continue to show a subscription as eligible after its expir</w:t>
-      </w:r>
-      <w:r>
-        <w:t>y/renewal window has passed, the account has been cancelled or suspended, or the payment status has changed to pending. If the system uses stale values or applies different checks in different places, the displayed decision may be wrong. The project theref</w:t>
-      </w:r>
-      <w:r>
-        <w:t>ore needs explicit, testable rules and a clear record of which checks failed.</w:t>
+        <w:t>The record at risk is the Subscription Renewal Eligibility Record. For example, a register may continue to show a subscription as eligible after its expiry/renewal window has passed, the account has been cancelled or suspended, or the payment status has changed to pending. If the system uses stale values or applies different checks in different places, the displayed decision may be wrong. The project therefore needs explicit, testable rules and a clear record of which checks failed.</w:t>
       </w:r>
     </w:p>
     <w:p>
@@ -2939,7 +2743,7 @@
         <w:tblStyle w:val="TableGrid"/>
         <w:tblW w:w="0" w:type="auto"/>
         <w:jc w:val="center"/>
-        <w:tblLook w:val="04A0"/>
+        <w:tblLook w:val="04A0" w:firstRow="1" w:lastRow="0" w:firstColumn="1" w:lastColumn="0" w:noHBand="0" w:noVBand="1"/>
       </w:tblPr>
       <w:tblGrid>
         <w:gridCol w:w="1656"/>
@@ -3062,13 +2866,7 @@
               <w:rPr>
                 <w:sz w:val="14"/>
               </w:rPr>
-              <w:t xml:space="preserve">Each subscription record must have a unique, non-empty subscription </w:t>
-            </w:r>
-            <w:r>
-              <w:rPr>
-                <w:sz w:val="14"/>
-              </w:rPr>
-              <w:t>ID.</w:t>
+              <w:t>Each subscription record must have a unique, non-empty subscription ID.</w:t>
             </w:r>
           </w:p>
         </w:tc>
@@ -3175,13 +2973,7 @@
               <w:rPr>
                 <w:sz w:val="14"/>
               </w:rPr>
-              <w:t>Do not sa</w:t>
-            </w:r>
-            <w:r>
-              <w:rPr>
-                <w:sz w:val="14"/>
-              </w:rPr>
-              <w:t>ve an invalid record; identify missing/invalid fields.</w:t>
+              <w:t>Do not save an invalid record; identify missing/invalid fields.</w:t>
             </w:r>
           </w:p>
         </w:tc>
@@ -3237,13 +3029,7 @@
               <w:rPr>
                 <w:sz w:val="14"/>
               </w:rPr>
-              <w:t xml:space="preserve">Subscription dates, evaluation date, rule </w:t>
-            </w:r>
-            <w:r>
-              <w:rPr>
-                <w:sz w:val="14"/>
-              </w:rPr>
-              <w:t>version and result.</w:t>
+              <w:t>Subscription dates, evaluation date, rule version and result.</w:t>
             </w:r>
           </w:p>
         </w:tc>
@@ -3333,13 +3119,7 @@
               <w:rPr>
                 <w:sz w:val="14"/>
               </w:rPr>
-              <w:t xml:space="preserve">Block eligibility and </w:t>
-            </w:r>
-            <w:r>
-              <w:rPr>
-                <w:sz w:val="14"/>
-              </w:rPr>
-              <w:t>name the account-status rule.</w:t>
+              <w:t>Block eligibility and name the account-status rule.</w:t>
             </w:r>
           </w:p>
         </w:tc>
@@ -3412,13 +3192,7 @@
               <w:rPr>
                 <w:sz w:val="14"/>
               </w:rPr>
-              <w:t>Block eligibility and state that</w:t>
-            </w:r>
-            <w:r>
-              <w:rPr>
-                <w:sz w:val="14"/>
-              </w:rPr>
-              <w:t xml:space="preserve"> payment status does not meet the rule.</w:t>
+              <w:t>Block eligibility and state that payment status does not meet the rule.</w:t>
             </w:r>
           </w:p>
         </w:tc>
@@ -3491,13 +3265,7 @@
               <w:rPr>
                 <w:sz w:val="14"/>
               </w:rPr>
-              <w:t>Show all failing rules, not only the first; do not rep</w:t>
-            </w:r>
-            <w:r>
-              <w:rPr>
-                <w:sz w:val="14"/>
-              </w:rPr>
-              <w:t>ort a successful result if a check fails.</w:t>
+              <w:t>Show all failing rules, not only the first; do not report a successful result if a check fails.</w:t>
             </w:r>
           </w:p>
         </w:tc>
@@ -3591,10 +3359,7 @@
     </w:p>
     <w:p>
       <w:r>
-        <w:t xml:space="preserve">The </w:t>
-      </w:r>
-      <w:r>
-        <w:t>following examples are fictional and demonstrate expected software behavior only. The renewal-window and payment rules are sample project assumptions; the team should confirm the intended policy with the faculty mentor before implementation.</w:t>
+        <w:t>The following examples are fictional and demonstrate expected software behavior only. The renewal-window and payment rules are sample project assumptions; the team should confirm the intended policy with the faculty mentor before implementation.</w:t>
       </w:r>
     </w:p>
     <w:tbl>
@@ -3602,7 +3367,7 @@
         <w:tblStyle w:val="TableGrid"/>
         <w:tblW w:w="0" w:type="auto"/>
         <w:jc w:val="center"/>
-        <w:tblLook w:val="04A0"/>
+        <w:tblLook w:val="04A0" w:firstRow="1" w:lastRow="0" w:firstColumn="1" w:lastColumn="0" w:noHBand="0" w:noVBand="1"/>
       </w:tblPr>
       <w:tblGrid>
         <w:gridCol w:w="1440"/>
@@ -3649,15 +3414,7 @@
                 <w:color w:val="FFFFFF"/>
                 <w:sz w:val="14"/>
               </w:rPr>
-              <w:t>Renewa</w:t>
-            </w:r>
-            <w:r>
-              <w:rPr>
-                <w:b/>
-                <w:color w:val="FFFFFF"/>
-                <w:sz w:val="14"/>
-              </w:rPr>
-              <w:t>l date (demo)</w:t>
+              <w:t>Renewal date (demo)</w:t>
             </w:r>
           </w:p>
         </w:tc>
@@ -3894,13 +3651,7 @@
               <w:rPr>
                 <w:sz w:val="14"/>
               </w:rPr>
-              <w:t xml:space="preserve">NOT ELIGIBLE: renewal </w:t>
-            </w:r>
-            <w:r>
-              <w:rPr>
-                <w:sz w:val="14"/>
-              </w:rPr>
-              <w:t>date/window rule fails (assuming evaluation date is 2026-10-27 and no grace rule applies).</w:t>
+              <w:t>NOT ELIGIBLE: renewal date/window rule fails (assuming evaluation date is 2026-10-27 and no grace rule applies).</w:t>
             </w:r>
           </w:p>
         </w:tc>
@@ -4080,13 +3831,7 @@
               <w:rPr>
                 <w:sz w:val="14"/>
               </w:rPr>
-              <w:t>NOT ELIGIBLE: payment status is pending under the</w:t>
-            </w:r>
-            <w:r>
-              <w:rPr>
-                <w:sz w:val="14"/>
-              </w:rPr>
-              <w:t xml:space="preserve"> demonstration policy.</w:t>
+              <w:t>NOT ELIGIBLE: payment status is pending under the demonstration policy.</w:t>
             </w:r>
           </w:p>
         </w:tc>
@@ -4200,7 +3945,7 @@
         <w:tblStyle w:val="TableGrid"/>
         <w:tblW w:w="0" w:type="auto"/>
         <w:jc w:val="center"/>
-        <w:tblLook w:val="04A0"/>
+        <w:tblLook w:val="04A0" w:firstRow="1" w:lastRow="0" w:firstColumn="1" w:lastColumn="0" w:noHBand="0" w:noVBand="1"/>
       </w:tblPr>
       <w:tblGrid>
         <w:gridCol w:w="1008"/>
@@ -4303,13 +4048,7 @@
               <w:rPr>
                 <w:sz w:val="15"/>
               </w:rPr>
-              <w:t xml:space="preserve">Unique ID; required fields valid; active account; payment status </w:t>
-            </w:r>
-            <w:r>
-              <w:rPr>
-                <w:sz w:val="15"/>
-              </w:rPr>
-              <w:t>meets policy; renewal window open.</w:t>
+              <w:t>Unique ID; required fields valid; active account; payment status meets policy; renewal window open.</w:t>
             </w:r>
           </w:p>
         </w:tc>
@@ -4421,13 +4160,7 @@
               <w:rPr>
                 <w:sz w:val="15"/>
               </w:rPr>
-              <w:t>Account status is cancelled</w:t>
-            </w:r>
-            <w:r>
-              <w:rPr>
-                <w:sz w:val="15"/>
-              </w:rPr>
-              <w:t xml:space="preserve"> or suspended.</w:t>
+              <w:t>Account status is cancelled or suspended.</w:t>
             </w:r>
           </w:p>
         </w:tc>
@@ -4556,13 +4289,7 @@
               <w:rPr>
                 <w:sz w:val="15"/>
               </w:rPr>
-              <w:t>Reco</w:t>
-            </w:r>
-            <w:r>
-              <w:rPr>
-                <w:sz w:val="15"/>
-              </w:rPr>
-              <w:t>rd is rejected with a validation message.</w:t>
+              <w:t>Record is rejected with a validation message.</w:t>
             </w:r>
           </w:p>
         </w:tc>
@@ -4699,10 +4426,7 @@
         <w:spacing w:after="40"/>
       </w:pPr>
       <w:r>
-        <w:t xml:space="preserve">A1: Problem, </w:t>
-      </w:r>
-      <w:r>
-        <w:t>stakeholders, problem goal and proposed success indicators are stated.</w:t>
+        <w:t>A1: Problem, stakeholders, problem goal and proposed success indicators are stated.</w:t>
       </w:r>
     </w:p>
     <w:p>
@@ -4730,10 +4454,7 @@
         <w:spacing w:after="40"/>
       </w:pPr>
       <w:r>
-        <w:t xml:space="preserve">A4: Five course-area connections, integration </w:t>
-      </w:r>
-      <w:r>
-        <w:t>flow and dependencies are mapped; official course-area labels are confirmed.</w:t>
+        <w:t>A4: Five course-area connections, integration flow and dependencies are mapped; official course-area labels are confirmed.</w:t>
       </w:r>
     </w:p>
     <w:p>
@@ -4751,10 +4472,7 @@
         <w:spacing w:after="40"/>
       </w:pPr>
       <w:r>
-        <w:t>Project boundary is consistent: this is a student recordkeeping and rule-checking</w:t>
-      </w:r>
-      <w:r>
-        <w:t xml:space="preserve"> prototype, not a payment processor or final contractual authority.</w:t>
+        <w:t>Project boundary is consistent: this is a student recordkeeping and rule-checking prototype, not a payment processor or final contractual authority.</w:t>
       </w:r>
     </w:p>
     <w:p>
@@ -4780,10 +4498,7 @@
         <w:pStyle w:val="Heading1"/>
       </w:pPr>
       <w:r>
-        <w:t xml:space="preserve">Gate 0 Assessment Sheet </w:t>
-      </w:r>
-      <w:r>
-        <w:t>Alignment (5 Marks)</w:t>
+        <w:t>Gate 0 Assessment Sheet Alignment (5 Marks)</w:t>
       </w:r>
     </w:p>
     <w:tbl>
@@ -4791,7 +4506,7 @@
         <w:tblStyle w:val="TableGrid"/>
         <w:tblW w:w="0" w:type="auto"/>
         <w:jc w:val="center"/>
-        <w:tblLook w:val="04A0"/>
+        <w:tblLook w:val="04A0" w:firstRow="1" w:lastRow="0" w:firstColumn="1" w:lastColumn="0" w:noHBand="0" w:noVBand="1"/>
       </w:tblPr>
       <w:tblGrid>
         <w:gridCol w:w="936"/>
@@ -5206,13 +4921,7 @@
               <w:rPr>
                 <w:sz w:val="14"/>
               </w:rPr>
-              <w:t xml:space="preserve">Governing rule declared in one sentence, and the record that currently gets decided wrongly </w:t>
-            </w:r>
-            <w:r>
-              <w:rPr>
-                <w:sz w:val="14"/>
-              </w:rPr>
-              <w:t>is named.</w:t>
+              <w:t>Governing rule declared in one sentence, and the record that currently gets decided wrongly is named.</w:t>
             </w:r>
           </w:p>
         </w:tc>
@@ -5343,7 +5052,7 @@
         <w:tblStyle w:val="TableGrid"/>
         <w:tblW w:w="0" w:type="auto"/>
         <w:jc w:val="center"/>
-        <w:tblLook w:val="04A0"/>
+        <w:tblLook w:val="04A0" w:firstRow="1" w:lastRow="0" w:firstColumn="1" w:lastColumn="0" w:noHBand="0" w:noVBand="1"/>
       </w:tblPr>
       <w:tblGrid>
         <w:gridCol w:w="3461"/>
@@ -5409,13 +5118,7 @@
               <w:rPr>
                 <w:sz w:val="16"/>
               </w:rPr>
-              <w:t xml:space="preserve">Student’s own statement — the one thing we know is weakest </w:t>
-            </w:r>
-            <w:r>
-              <w:rPr>
-                <w:sz w:val="16"/>
-              </w:rPr>
-              <w:t>in this gate</w:t>
+              <w:t>Student’s own statement — the one thing we know is weakest in this gate</w:t>
             </w:r>
           </w:p>
         </w:tc>
@@ -5478,13 +5181,7 @@
               <w:rPr>
                 <w:sz w:val="16"/>
               </w:rPr>
-              <w:t>_________________________</w:t>
-            </w:r>
-            <w:r>
-              <w:rPr>
-                <w:sz w:val="16"/>
-              </w:rPr>
-              <w:t>___________________________________________________</w:t>
+              <w:t>____________________________________________________________________________</w:t>
             </w:r>
             <w:r>
               <w:rPr>
@@ -5530,13 +5227,7 @@
               <w:rPr>
                 <w:sz w:val="16"/>
               </w:rPr>
-              <w:t>_______________________________________________________________________</w:t>
-            </w:r>
-            <w:r>
-              <w:rPr>
-                <w:sz w:val="16"/>
-              </w:rPr>
-              <w:t>_____</w:t>
+              <w:t>____________________________________________________________________________</w:t>
             </w:r>
             <w:r>
               <w:rPr>
@@ -5676,34 +5367,22 @@
         <w:pStyle w:val="Heading1"/>
       </w:pPr>
       <w:r>
-        <w:t>References and</w:t>
-      </w:r>
-      <w:r>
-        <w:t xml:space="preserve"> Evidence Note</w:t>
+        <w:t>References and Evidence Note</w:t>
       </w:r>
     </w:p>
     <w:p>
       <w:r>
-        <w:t xml:space="preserve">This document is a planning artifact for a student prototype. It does not establish a real organization's subscription policy. Before implementation, the team should confirm renewal-window boundaries, grace periods, payment-state meanings, </w:t>
-      </w:r>
-      <w:r>
-        <w:t>account statuses and exception handling with the faculty mentor or intended stakeholder.</w:t>
+        <w:t>This document is a planning artifact for a student prototype. It does not establish a real organization's subscription policy. Before implementation, the team should confirm renewal-window boundaries, grace periods, payment-state meanings, account statuses and exception handling with the faculty mentor or intended stakeholder.</w:t>
       </w:r>
     </w:p>
     <w:p>
       <w:r>
-        <w:t>Implementation evidence to add later (only when available): screenshots from the running application, database table/query outputs, repository commit history and resul</w:t>
-      </w:r>
-      <w:r>
-        <w:t>ts from executing the acceptance tests. Do not claim that a test passed unless it has actually been run.</w:t>
+        <w:t>Implementation evidence to add later (only when available): screenshots from the running application, database table/query outputs, repository commit history and results from executing the acceptance tests. Do not claim that a test passed unless it has actually been run.</w:t>
       </w:r>
     </w:p>
     <w:p>
       <w:r>
-        <w:t>Gate 0 submission reminder: the assessment sheet is a review rubric. Fill in team details, attach the actual workflow drawing if requested by the mento</w:t>
-      </w:r>
-      <w:r>
-        <w:t>r, and obtain the faculty’s marks and CLEARED/HELD decision.</w:t>
+        <w:t>Gate 0 submission reminder: the assessment sheet is a review rubric. Fill in team details, attach the actual workflow drawing if requested by the mentor, and obtain the faculty’s marks and CLEARED/HELD decision.</w:t>
       </w:r>
     </w:p>
     <w:sectPr>
@@ -5719,8 +5398,8 @@
 </file>
 
 <file path=word/endnotes.xml><?xml version="1.0" encoding="utf-8"?>
-<w:endnotes xmlns:ve="http://schemas.openxmlformats.org/markup-compatibility/2006" xmlns:o="urn:schemas-microsoft-com:office:office" xmlns:r="http://schemas.openxmlformats.org/officeDocument/2006/relationships" xmlns:m="http://schemas.openxmlformats.org/officeDocument/2006/math" xmlns:v="urn:schemas-microsoft-com:vml" xmlns:wp="http://schemas.openxmlformats.org/drawingml/2006/wordprocessingDrawing" xmlns:w10="urn:schemas-microsoft-com:office:word" xmlns:w="http://schemas.openxmlformats.org/wordprocessingml/2006/main" xmlns:wne="http://schemas.microsoft.com/office/word/2006/wordml">
-  <w:endnote w:type="separator" w:id="0">
+<w:endnotes xmlns:wpc="http://schemas.microsoft.com/office/word/2010/wordprocessingCanvas" xmlns:cx="http://schemas.microsoft.com/office/drawing/2014/chartex" xmlns:cx1="http://schemas.microsoft.com/office/drawing/2015/9/8/chartex" xmlns:cx2="http://schemas.microsoft.com/office/drawing/2015/10/21/chartex" xmlns:cx3="http://schemas.microsoft.com/office/drawing/2016/5/9/chartex" xmlns:cx4="http://schemas.microsoft.com/office/drawing/2016/5/10/chartex" xmlns:cx5="http://schemas.microsoft.com/office/drawing/2016/5/11/chartex" xmlns:cx6="http://schemas.microsoft.com/office/drawing/2016/5/12/chartex" xmlns:cx7="http://schemas.microsoft.com/office/drawing/2016/5/13/chartex" xmlns:cx8="http://schemas.microsoft.com/office/drawing/2016/5/14/chartex" xmlns:mc="http://schemas.openxmlformats.org/markup-compatibility/2006" xmlns:aink="http://schemas.microsoft.com/office/drawing/2016/ink" xmlns:am3d="http://schemas.microsoft.com/office/drawing/2017/model3d" xmlns:o="urn:schemas-microsoft-com:office:office" xmlns:oel="http://schemas.microsoft.com/office/2019/extlst" xmlns:r="http://schemas.openxmlformats.org/officeDocument/2006/relationships" xmlns:m="http://schemas.openxmlformats.org/officeDocument/2006/math" xmlns:v="urn:schemas-microsoft-com:vml" xmlns:wp14="http://schemas.microsoft.com/office/word/2010/wordprocessingDrawing" xmlns:wp="http://schemas.openxmlformats.org/drawingml/2006/wordprocessingDrawing" xmlns:w10="urn:schemas-microsoft-com:office:word" xmlns:w="http://schemas.openxmlformats.org/wordprocessingml/2006/main" xmlns:w14="http://schemas.microsoft.com/office/word/2010/wordml" xmlns:w15="http://schemas.microsoft.com/office/word/2012/wordml" xmlns:w16cex="http://schemas.microsoft.com/office/word/2018/wordml/cex" xmlns:w16cid="http://schemas.microsoft.com/office/word/2016/wordml/cid" xmlns:w16="http://schemas.microsoft.com/office/word/2018/wordml" xmlns:w16du="http://schemas.microsoft.com/office/word/2023/wordml/word16du" xmlns:w16sdtdh="http://schemas.microsoft.com/office/word/2020/wordml/sdtdatahash" xmlns:w16sdtfl="http://schemas.microsoft.com/office/word/2024/wordml/sdtformatlock" xmlns:w16se="http://schemas.microsoft.com/office/word/2015/wordml/symex" xmlns:wpg="http://schemas.microsoft.com/office/word/2010/wordprocessingGroup" xmlns:wpi="http://schemas.microsoft.com/office/word/2010/wordprocessingInk" xmlns:wne="http://schemas.microsoft.com/office/word/2006/wordml" xmlns:wps="http://schemas.microsoft.com/office/word/2010/wordprocessingShape" mc:Ignorable="w14 w15 w16se w16cid w16 w16cex w16sdtdh w16sdtfl w16du wp14">
+  <w:endnote w:type="separator" w:id="-1">
     <w:p>
       <w:pPr>
         <w:spacing w:after="0" w:line="240" w:lineRule="auto"/>
@@ -5730,7 +5409,7 @@
       </w:r>
     </w:p>
   </w:endnote>
-  <w:endnote w:type="continuationSeparator" w:id="1">
+  <w:endnote w:type="continuationSeparator" w:id="0">
     <w:p>
       <w:pPr>
         <w:spacing w:after="0" w:line="240" w:lineRule="auto"/>
@@ -5744,7 +5423,7 @@
 </file>
 
 <file path=word/footer1.xml><?xml version="1.0" encoding="utf-8"?>
-<w:ftr xmlns:ve="http://schemas.openxmlformats.org/markup-compatibility/2006" xmlns:o="urn:schemas-microsoft-com:office:office" xmlns:r="http://schemas.openxmlformats.org/officeDocument/2006/relationships" xmlns:m="http://schemas.openxmlformats.org/officeDocument/2006/math" xmlns:v="urn:schemas-microsoft-com:vml" xmlns:wp="http://schemas.openxmlformats.org/drawingml/2006/wordprocessingDrawing" xmlns:w10="urn:schemas-microsoft-com:office:word" xmlns:w="http://schemas.openxmlformats.org/wordprocessingml/2006/main" xmlns:wne="http://schemas.microsoft.com/office/word/2006/wordml">
+<w:ftr xmlns:wpc="http://schemas.microsoft.com/office/word/2010/wordprocessingCanvas" xmlns:cx="http://schemas.microsoft.com/office/drawing/2014/chartex" xmlns:cx1="http://schemas.microsoft.com/office/drawing/2015/9/8/chartex" xmlns:cx2="http://schemas.microsoft.com/office/drawing/2015/10/21/chartex" xmlns:cx3="http://schemas.microsoft.com/office/drawing/2016/5/9/chartex" xmlns:cx4="http://schemas.microsoft.com/office/drawing/2016/5/10/chartex" xmlns:cx5="http://schemas.microsoft.com/office/drawing/2016/5/11/chartex" xmlns:cx6="http://schemas.microsoft.com/office/drawing/2016/5/12/chartex" xmlns:cx7="http://schemas.microsoft.com/office/drawing/2016/5/13/chartex" xmlns:cx8="http://schemas.microsoft.com/office/drawing/2016/5/14/chartex" xmlns:mc="http://schemas.openxmlformats.org/markup-compatibility/2006" xmlns:aink="http://schemas.microsoft.com/office/drawing/2016/ink" xmlns:am3d="http://schemas.microsoft.com/office/drawing/2017/model3d" xmlns:o="urn:schemas-microsoft-com:office:office" xmlns:oel="http://schemas.microsoft.com/office/2019/extlst" xmlns:r="http://schemas.openxmlformats.org/officeDocument/2006/relationships" xmlns:m="http://schemas.openxmlformats.org/officeDocument/2006/math" xmlns:v="urn:schemas-microsoft-com:vml" xmlns:wp14="http://schemas.microsoft.com/office/word/2010/wordprocessingDrawing" xmlns:wp="http://schemas.openxmlformats.org/drawingml/2006/wordprocessingDrawing" xmlns:w10="urn:schemas-microsoft-com:office:word" xmlns:w="http://schemas.openxmlformats.org/wordprocessingml/2006/main" xmlns:w14="http://schemas.microsoft.com/office/word/2010/wordml" xmlns:w15="http://schemas.microsoft.com/office/word/2012/wordml" xmlns:w16cex="http://schemas.microsoft.com/office/word/2018/wordml/cex" xmlns:w16cid="http://schemas.microsoft.com/office/word/2016/wordml/cid" xmlns:w16="http://schemas.microsoft.com/office/word/2018/wordml" xmlns:w16du="http://schemas.microsoft.com/office/word/2023/wordml/word16du" xmlns:w16sdtdh="http://schemas.microsoft.com/office/word/2020/wordml/sdtdatahash" xmlns:w16sdtfl="http://schemas.microsoft.com/office/word/2024/wordml/sdtformatlock" xmlns:w16se="http://schemas.microsoft.com/office/word/2015/wordml/symex" xmlns:wpg="http://schemas.microsoft.com/office/word/2010/wordprocessingGroup" xmlns:wpi="http://schemas.microsoft.com/office/word/2010/wordprocessingInk" xmlns:wne="http://schemas.microsoft.com/office/word/2006/wordml" xmlns:wps="http://schemas.microsoft.com/office/word/2010/wordprocessingShape" mc:Ignorable="w14 w15 w16se w16cid w16 w16cex w16sdtdh w16sdtfl w16du wp14">
   <w:p>
     <w:pPr>
       <w:pStyle w:val="Footer"/>
@@ -5755,14 +5434,7 @@
         <w:color w:val="667085"/>
         <w:sz w:val="14"/>
       </w:rPr>
-      <w:t>GATE 0 – PROBLEM FORMULATION  •  SUBSCRIPTION RENE</w:t>
-    </w:r>
-    <w:r>
-      <w:rPr>
-        <w:color w:val="667085"/>
-        <w:sz w:val="14"/>
-      </w:rPr>
-      <w:t xml:space="preserve">WAL ELIGIBILITY REGISTER  •  </w:t>
+      <w:t xml:space="preserve">GATE 0 – PROBLEM FORMULATION  •  SUBSCRIPTION RENEWAL ELIGIBILITY REGISTER  •  </w:t>
     </w:r>
     <w:r>
       <w:fldChar w:fldCharType="begin"/>
@@ -5787,8 +5459,8 @@
 </file>
 
 <file path=word/footnotes.xml><?xml version="1.0" encoding="utf-8"?>
-<w:footnotes xmlns:ve="http://schemas.openxmlformats.org/markup-compatibility/2006" xmlns:o="urn:schemas-microsoft-com:office:office" xmlns:r="http://schemas.openxmlformats.org/officeDocument/2006/relationships" xmlns:m="http://schemas.openxmlformats.org/officeDocument/2006/math" xmlns:v="urn:schemas-microsoft-com:vml" xmlns:wp="http://schemas.openxmlformats.org/drawingml/2006/wordprocessingDrawing" xmlns:w10="urn:schemas-microsoft-com:office:word" xmlns:w="http://schemas.openxmlformats.org/wordprocessingml/2006/main" xmlns:wne="http://schemas.microsoft.com/office/word/2006/wordml">
-  <w:footnote w:type="separator" w:id="0">
+<w:footnotes xmlns:wpc="http://schemas.microsoft.com/office/word/2010/wordprocessingCanvas" xmlns:cx="http://schemas.microsoft.com/office/drawing/2014/chartex" xmlns:cx1="http://schemas.microsoft.com/office/drawing/2015/9/8/chartex" xmlns:cx2="http://schemas.microsoft.com/office/drawing/2015/10/21/chartex" xmlns:cx3="http://schemas.microsoft.com/office/drawing/2016/5/9/chartex" xmlns:cx4="http://schemas.microsoft.com/office/drawing/2016/5/10/chartex" xmlns:cx5="http://schemas.microsoft.com/office/drawing/2016/5/11/chartex" xmlns:cx6="http://schemas.microsoft.com/office/drawing/2016/5/12/chartex" xmlns:cx7="http://schemas.microsoft.com/office/drawing/2016/5/13/chartex" xmlns:cx8="http://schemas.microsoft.com/office/drawing/2016/5/14/chartex" xmlns:mc="http://schemas.openxmlformats.org/markup-compatibility/2006" xmlns:aink="http://schemas.microsoft.com/office/drawing/2016/ink" xmlns:am3d="http://schemas.microsoft.com/office/drawing/2017/model3d" xmlns:o="urn:schemas-microsoft-com:office:office" xmlns:oel="http://schemas.microsoft.com/office/2019/extlst" xmlns:r="http://schemas.openxmlformats.org/officeDocument/2006/relationships" xmlns:m="http://schemas.openxmlformats.org/officeDocument/2006/math" xmlns:v="urn:schemas-microsoft-com:vml" xmlns:wp14="http://schemas.microsoft.com/office/word/2010/wordprocessingDrawing" xmlns:wp="http://schemas.openxmlformats.org/drawingml/2006/wordprocessingDrawing" xmlns:w10="urn:schemas-microsoft-com:office:word" xmlns:w="http://schemas.openxmlformats.org/wordprocessingml/2006/main" xmlns:w14="http://schemas.microsoft.com/office/word/2010/wordml" xmlns:w15="http://schemas.microsoft.com/office/word/2012/wordml" xmlns:w16cex="http://schemas.microsoft.com/office/word/2018/wordml/cex" xmlns:w16cid="http://schemas.microsoft.com/office/word/2016/wordml/cid" xmlns:w16="http://schemas.microsoft.com/office/word/2018/wordml" xmlns:w16du="http://schemas.microsoft.com/office/word/2023/wordml/word16du" xmlns:w16sdtdh="http://schemas.microsoft.com/office/word/2020/wordml/sdtdatahash" xmlns:w16sdtfl="http://schemas.microsoft.com/office/word/2024/wordml/sdtformatlock" xmlns:w16se="http://schemas.microsoft.com/office/word/2015/wordml/symex" xmlns:wpg="http://schemas.microsoft.com/office/word/2010/wordprocessingGroup" xmlns:wpi="http://schemas.microsoft.com/office/word/2010/wordprocessingInk" xmlns:wne="http://schemas.microsoft.com/office/word/2006/wordml" xmlns:wps="http://schemas.microsoft.com/office/word/2010/wordprocessingShape" mc:Ignorable="w14 w15 w16se w16cid w16 w16cex w16sdtdh w16sdtfl w16du wp14">
+  <w:footnote w:type="separator" w:id="-1">
     <w:p>
       <w:pPr>
         <w:spacing w:after="0" w:line="240" w:lineRule="auto"/>
@@ -5798,7 +5470,7 @@
       </w:r>
     </w:p>
   </w:footnote>
-  <w:footnote w:type="continuationSeparator" w:id="1">
+  <w:footnote w:type="continuationSeparator" w:id="0">
     <w:p>
       <w:pPr>
         <w:spacing w:after="0" w:line="240" w:lineRule="auto"/>
@@ -5812,7 +5484,7 @@
 </file>
 
 <file path=word/header1.xml><?xml version="1.0" encoding="utf-8"?>
-<w:hdr xmlns:ve="http://schemas.openxmlformats.org/markup-compatibility/2006" xmlns:o="urn:schemas-microsoft-com:office:office" xmlns:r="http://schemas.openxmlformats.org/officeDocument/2006/relationships" xmlns:m="http://schemas.openxmlformats.org/officeDocument/2006/math" xmlns:v="urn:schemas-microsoft-com:vml" xmlns:wp="http://schemas.openxmlformats.org/drawingml/2006/wordprocessingDrawing" xmlns:w10="urn:schemas-microsoft-com:office:word" xmlns:w="http://schemas.openxmlformats.org/wordprocessingml/2006/main" xmlns:wne="http://schemas.microsoft.com/office/word/2006/wordml">
+<w:hdr xmlns:wpc="http://schemas.microsoft.com/office/word/2010/wordprocessingCanvas" xmlns:cx="http://schemas.microsoft.com/office/drawing/2014/chartex" xmlns:cx1="http://schemas.microsoft.com/office/drawing/2015/9/8/chartex" xmlns:cx2="http://schemas.microsoft.com/office/drawing/2015/10/21/chartex" xmlns:cx3="http://schemas.microsoft.com/office/drawing/2016/5/9/chartex" xmlns:cx4="http://schemas.microsoft.com/office/drawing/2016/5/10/chartex" xmlns:cx5="http://schemas.microsoft.com/office/drawing/2016/5/11/chartex" xmlns:cx6="http://schemas.microsoft.com/office/drawing/2016/5/12/chartex" xmlns:cx7="http://schemas.microsoft.com/office/drawing/2016/5/13/chartex" xmlns:cx8="http://schemas.microsoft.com/office/drawing/2016/5/14/chartex" xmlns:mc="http://schemas.openxmlformats.org/markup-compatibility/2006" xmlns:aink="http://schemas.microsoft.com/office/drawing/2016/ink" xmlns:am3d="http://schemas.microsoft.com/office/drawing/2017/model3d" xmlns:o="urn:schemas-microsoft-com:office:office" xmlns:oel="http://schemas.microsoft.com/office/2019/extlst" xmlns:r="http://schemas.openxmlformats.org/officeDocument/2006/relationships" xmlns:m="http://schemas.openxmlformats.org/officeDocument/2006/math" xmlns:v="urn:schemas-microsoft-com:vml" xmlns:wp14="http://schemas.microsoft.com/office/word/2010/wordprocessingDrawing" xmlns:wp="http://schemas.openxmlformats.org/drawingml/2006/wordprocessingDrawing" xmlns:w10="urn:schemas-microsoft-com:office:word" xmlns:w="http://schemas.openxmlformats.org/wordprocessingml/2006/main" xmlns:w14="http://schemas.microsoft.com/office/word/2010/wordml" xmlns:w15="http://schemas.microsoft.com/office/word/2012/wordml" xmlns:w16cex="http://schemas.microsoft.com/office/word/2018/wordml/cex" xmlns:w16cid="http://schemas.microsoft.com/office/word/2016/wordml/cid" xmlns:w16="http://schemas.microsoft.com/office/word/2018/wordml" xmlns:w16du="http://schemas.microsoft.com/office/word/2023/wordml/word16du" xmlns:w16sdtdh="http://schemas.microsoft.com/office/word/2020/wordml/sdtdatahash" xmlns:w16sdtfl="http://schemas.microsoft.com/office/word/2024/wordml/sdtformatlock" xmlns:w16se="http://schemas.microsoft.com/office/word/2015/wordml/symex" xmlns:wpg="http://schemas.microsoft.com/office/word/2010/wordprocessingGroup" xmlns:wpi="http://schemas.microsoft.com/office/word/2010/wordprocessingInk" xmlns:wne="http://schemas.microsoft.com/office/word/2006/wordml" xmlns:wps="http://schemas.microsoft.com/office/word/2010/wordprocessingShape" mc:Ignorable="w14 w15 w16se w16cid w16 w16cex w16sdtdh w16sdtfl w16du wp14">
   <w:p>
     <w:pPr>
       <w:pStyle w:val="Header"/>
@@ -5831,24 +5503,8 @@
 </file>
 
 <file path=word/numbering.xml><?xml version="1.0" encoding="utf-8"?>
-<w:numbering xmlns:ve="http://schemas.openxmlformats.org/markup-compatibility/2006" xmlns:o="urn:schemas-microsoft-com:office:office" xmlns:r="http://schemas.openxmlformats.org/officeDocument/2006/relationships" xmlns:m="http://schemas.openxmlformats.org/officeDocument/2006/math" xmlns:v="urn:schemas-microsoft-com:vml" xmlns:wp="http://schemas.openxmlformats.org/drawingml/2006/wordprocessingDrawing" xmlns:w10="urn:schemas-microsoft-com:office:word" xmlns:w="http://schemas.openxmlformats.org/wordprocessingml/2006/main" xmlns:wne="http://schemas.microsoft.com/office/word/2006/wordml">
-  <w:abstractNum w:abstractNumId="0">
-    <w:multiLevelType w:val="singleLevel"/>
-    <w:tmpl w:val="C310EC42"/>
-    <w:lvl w:ilvl="0">
-      <w:start w:val="1"/>
-      <w:numFmt w:val="decimal"/>
-      <w:lvlText w:val="%1."/>
-      <w:lvlJc w:val="left"/>
-      <w:pPr>
-        <w:tabs>
-          <w:tab w:val="left" w:pos="1800"/>
-        </w:tabs>
-        <w:ind w:left="1800" w:hanging="360"/>
-      </w:pPr>
-    </w:lvl>
-  </w:abstractNum>
-  <w:abstractNum w:abstractNumId="1">
+<w:numbering xmlns:wpc="http://schemas.microsoft.com/office/word/2010/wordprocessingCanvas" xmlns:cx="http://schemas.microsoft.com/office/drawing/2014/chartex" xmlns:cx1="http://schemas.microsoft.com/office/drawing/2015/9/8/chartex" xmlns:cx2="http://schemas.microsoft.com/office/drawing/2015/10/21/chartex" xmlns:cx3="http://schemas.microsoft.com/office/drawing/2016/5/9/chartex" xmlns:cx4="http://schemas.microsoft.com/office/drawing/2016/5/10/chartex" xmlns:cx5="http://schemas.microsoft.com/office/drawing/2016/5/11/chartex" xmlns:cx6="http://schemas.microsoft.com/office/drawing/2016/5/12/chartex" xmlns:cx7="http://schemas.microsoft.com/office/drawing/2016/5/13/chartex" xmlns:cx8="http://schemas.microsoft.com/office/drawing/2016/5/14/chartex" xmlns:mc="http://schemas.openxmlformats.org/markup-compatibility/2006" xmlns:aink="http://schemas.microsoft.com/office/drawing/2016/ink" xmlns:am3d="http://schemas.microsoft.com/office/drawing/2017/model3d" xmlns:o="urn:schemas-microsoft-com:office:office" xmlns:oel="http://schemas.microsoft.com/office/2019/extlst" xmlns:r="http://schemas.openxmlformats.org/officeDocument/2006/relationships" xmlns:m="http://schemas.openxmlformats.org/officeDocument/2006/math" xmlns:v="urn:schemas-microsoft-com:vml" xmlns:wp14="http://schemas.microsoft.com/office/word/2010/wordprocessingDrawing" xmlns:wp="http://schemas.openxmlformats.org/drawingml/2006/wordprocessingDrawing" xmlns:w10="urn:schemas-microsoft-com:office:word" xmlns:w="http://schemas.openxmlformats.org/wordprocessingml/2006/main" xmlns:w14="http://schemas.microsoft.com/office/word/2010/wordml" xmlns:w15="http://schemas.microsoft.com/office/word/2012/wordml" xmlns:w16cex="http://schemas.microsoft.com/office/word/2018/wordml/cex" xmlns:w16cid="http://schemas.microsoft.com/office/word/2016/wordml/cid" xmlns:w16="http://schemas.microsoft.com/office/word/2018/wordml" xmlns:w16du="http://schemas.microsoft.com/office/word/2023/wordml/word16du" xmlns:w16sdtdh="http://schemas.microsoft.com/office/word/2020/wordml/sdtdatahash" xmlns:w16sdtfl="http://schemas.microsoft.com/office/word/2024/wordml/sdtformatlock" xmlns:w16se="http://schemas.microsoft.com/office/word/2015/wordml/symex" xmlns:wpg="http://schemas.microsoft.com/office/word/2010/wordprocessingGroup" xmlns:wpi="http://schemas.microsoft.com/office/word/2010/wordprocessingInk" xmlns:wne="http://schemas.microsoft.com/office/word/2006/wordml" xmlns:wps="http://schemas.microsoft.com/office/word/2010/wordprocessingShape" mc:Ignorable="w14 w15 w16se w16cid w16 w16cex w16sdtdh w16sdtfl w16du wp14">
+  <w:abstractNum w:abstractNumId="0" w15:restartNumberingAfterBreak="0">
     <w:nsid w:val="00000001"/>
     <w:multiLevelType w:val="singleLevel"/>
     <w:tmpl w:val="E4089024"/>
@@ -5865,7 +5521,7 @@
       </w:pPr>
     </w:lvl>
   </w:abstractNum>
-  <w:abstractNum w:abstractNumId="2">
+  <w:abstractNum w:abstractNumId="1" w15:restartNumberingAfterBreak="0">
     <w:nsid w:val="00000002"/>
     <w:multiLevelType w:val="singleLevel"/>
     <w:tmpl w:val="FB12693A"/>
@@ -5883,7 +5539,7 @@
       </w:pPr>
     </w:lvl>
   </w:abstractNum>
-  <w:abstractNum w:abstractNumId="3">
+  <w:abstractNum w:abstractNumId="2" w15:restartNumberingAfterBreak="0">
     <w:nsid w:val="00000003"/>
     <w:multiLevelType w:val="singleLevel"/>
     <w:tmpl w:val="38441652"/>
@@ -5901,7 +5557,7 @@
       </w:pPr>
     </w:lvl>
   </w:abstractNum>
-  <w:abstractNum w:abstractNumId="4">
+  <w:abstractNum w:abstractNumId="3" w15:restartNumberingAfterBreak="0">
     <w:nsid w:val="00000004"/>
     <w:multiLevelType w:val="singleLevel"/>
     <w:tmpl w:val="171AC3A4"/>
@@ -5921,7 +5577,7 @@
       </w:rPr>
     </w:lvl>
   </w:abstractNum>
-  <w:abstractNum w:abstractNumId="5">
+  <w:abstractNum w:abstractNumId="4" w15:restartNumberingAfterBreak="0">
     <w:nsid w:val="00000005"/>
     <w:multiLevelType w:val="singleLevel"/>
     <w:tmpl w:val="F3EAFDEC"/>
@@ -5942,7 +5598,7 @@
       </w:rPr>
     </w:lvl>
   </w:abstractNum>
-  <w:abstractNum w:abstractNumId="6">
+  <w:abstractNum w:abstractNumId="5" w15:restartNumberingAfterBreak="0">
     <w:nsid w:val="00000006"/>
     <w:multiLevelType w:val="singleLevel"/>
     <w:tmpl w:val="3D1EFFD4"/>
@@ -5963,7 +5619,7 @@
       </w:rPr>
     </w:lvl>
   </w:abstractNum>
-  <w:abstractNum w:abstractNumId="7">
+  <w:abstractNum w:abstractNumId="6" w15:restartNumberingAfterBreak="0">
     <w:nsid w:val="00000007"/>
     <w:multiLevelType w:val="singleLevel"/>
     <w:tmpl w:val="D0A62B40"/>
@@ -5981,7 +5637,7 @@
       </w:pPr>
     </w:lvl>
   </w:abstractNum>
-  <w:abstractNum w:abstractNumId="8">
+  <w:abstractNum w:abstractNumId="7" w15:restartNumberingAfterBreak="0">
     <w:nsid w:val="00000008"/>
     <w:multiLevelType w:val="singleLevel"/>
     <w:tmpl w:val="29761A62"/>
@@ -6002,38 +5658,55 @@
       </w:rPr>
     </w:lvl>
   </w:abstractNum>
-  <w:num w:numId="1">
-    <w:abstractNumId w:val="8"/>
+  <w:abstractNum w:abstractNumId="8" w15:restartNumberingAfterBreak="0">
+    <w:nsid w:val="4607483D"/>
+    <w:multiLevelType w:val="singleLevel"/>
+    <w:tmpl w:val="C310EC42"/>
+    <w:lvl w:ilvl="0">
+      <w:start w:val="1"/>
+      <w:numFmt w:val="decimal"/>
+      <w:lvlText w:val="%1."/>
+      <w:lvlJc w:val="left"/>
+      <w:pPr>
+        <w:tabs>
+          <w:tab w:val="left" w:pos="1800"/>
+        </w:tabs>
+        <w:ind w:left="1800" w:hanging="360"/>
+      </w:pPr>
+    </w:lvl>
+  </w:abstractNum>
+  <w:num w:numId="1" w16cid:durableId="10382512">
+    <w:abstractNumId w:val="7"/>
   </w:num>
-  <w:num w:numId="2">
+  <w:num w:numId="2" w16cid:durableId="1898933494">
+    <w:abstractNumId w:val="5"/>
+  </w:num>
+  <w:num w:numId="3" w16cid:durableId="1436899514">
+    <w:abstractNumId w:val="4"/>
+  </w:num>
+  <w:num w:numId="4" w16cid:durableId="743601021">
     <w:abstractNumId w:val="6"/>
   </w:num>
-  <w:num w:numId="3">
-    <w:abstractNumId w:val="5"/>
+  <w:num w:numId="5" w16cid:durableId="696856010">
+    <w:abstractNumId w:val="2"/>
   </w:num>
-  <w:num w:numId="4">
-    <w:abstractNumId w:val="7"/>
+  <w:num w:numId="6" w16cid:durableId="698968981">
+    <w:abstractNumId w:val="1"/>
   </w:num>
-  <w:num w:numId="5">
+  <w:num w:numId="7" w16cid:durableId="1343432720">
     <w:abstractNumId w:val="3"/>
   </w:num>
-  <w:num w:numId="6">
-    <w:abstractNumId w:val="2"/>
+  <w:num w:numId="8" w16cid:durableId="1849907658">
+    <w:abstractNumId w:val="0"/>
   </w:num>
-  <w:num w:numId="7">
-    <w:abstractNumId w:val="4"/>
-  </w:num>
-  <w:num w:numId="8">
-    <w:abstractNumId w:val="1"/>
-  </w:num>
-  <w:num w:numId="9">
-    <w:abstractNumId w:val="0"/>
+  <w:num w:numId="9" w16cid:durableId="790326368">
+    <w:abstractNumId w:val="8"/>
   </w:num>
 </w:numbering>
 </file>
 
 <file path=word/styles.xml><?xml version="1.0" encoding="utf-8"?>
-<w:styles xmlns:r="http://schemas.openxmlformats.org/officeDocument/2006/relationships" xmlns:w="http://schemas.openxmlformats.org/wordprocessingml/2006/main">
+<w:styles xmlns:mc="http://schemas.openxmlformats.org/markup-compatibility/2006" xmlns:r="http://schemas.openxmlformats.org/officeDocument/2006/relationships" xmlns:w="http://schemas.openxmlformats.org/wordprocessingml/2006/main" xmlns:w14="http://schemas.microsoft.com/office/word/2010/wordml" xmlns:w15="http://schemas.microsoft.com/office/word/2012/wordml" xmlns:w16cex="http://schemas.microsoft.com/office/word/2018/wordml/cex" xmlns:w16cid="http://schemas.microsoft.com/office/word/2016/wordml/cid" xmlns:w16="http://schemas.microsoft.com/office/word/2018/wordml" xmlns:w16du="http://schemas.microsoft.com/office/word/2023/wordml/word16du" xmlns:w16sdtdh="http://schemas.microsoft.com/office/word/2020/wordml/sdtdatahash" xmlns:w16sdtfl="http://schemas.microsoft.com/office/word/2024/wordml/sdtformatlock" xmlns:w16se="http://schemas.microsoft.com/office/word/2015/wordml/symex" mc:Ignorable="w14 w15 w16se w16cid w16 w16cex w16sdtdh w16sdtfl w16du">
   <w:docDefaults>
     <w:rPrDefault>
       <w:rPr>
@@ -6049,144 +5722,383 @@
       </w:pPr>
     </w:pPrDefault>
   </w:docDefaults>
-  <w:latentStyles w:defLockedState="0" w:defUIPriority="99" w:defSemiHidden="1" w:defUnhideWhenUsed="1" w:defQFormat="0" w:count="267">
-    <w:lsdException w:name="Normal" w:semiHidden="0" w:uiPriority="0" w:unhideWhenUsed="0" w:qFormat="1"/>
-    <w:lsdException w:name="heading 1" w:semiHidden="0" w:uiPriority="9" w:unhideWhenUsed="0" w:qFormat="1"/>
-    <w:lsdException w:name="heading 2" w:uiPriority="9" w:qFormat="1"/>
-    <w:lsdException w:name="heading 3" w:uiPriority="9" w:qFormat="1"/>
-    <w:lsdException w:name="heading 4" w:uiPriority="9" w:qFormat="1"/>
-    <w:lsdException w:name="heading 5" w:uiPriority="9" w:qFormat="1"/>
-    <w:lsdException w:name="heading 6" w:uiPriority="9" w:qFormat="1"/>
-    <w:lsdException w:name="heading 7" w:uiPriority="9" w:qFormat="1"/>
-    <w:lsdException w:name="heading 8" w:uiPriority="9" w:qFormat="1"/>
-    <w:lsdException w:name="heading 9" w:uiPriority="9" w:qFormat="1"/>
-    <w:lsdException w:name="toc 1" w:uiPriority="39"/>
-    <w:lsdException w:name="toc 2" w:uiPriority="39"/>
-    <w:lsdException w:name="toc 3" w:uiPriority="39"/>
-    <w:lsdException w:name="toc 4" w:uiPriority="39"/>
-    <w:lsdException w:name="toc 5" w:uiPriority="39"/>
-    <w:lsdException w:name="toc 6" w:uiPriority="39"/>
-    <w:lsdException w:name="toc 7" w:uiPriority="39"/>
-    <w:lsdException w:name="toc 8" w:uiPriority="39"/>
-    <w:lsdException w:name="toc 9" w:uiPriority="39"/>
-    <w:lsdException w:name="caption" w:uiPriority="35" w:qFormat="1"/>
-    <w:lsdException w:name="Title" w:semiHidden="0" w:uiPriority="10" w:unhideWhenUsed="0" w:qFormat="1"/>
-    <w:lsdException w:name="Default Paragraph Font" w:uiPriority="1"/>
-    <w:lsdException w:name="Subtitle" w:semiHidden="0" w:uiPriority="11" w:unhideWhenUsed="0" w:qFormat="1"/>
-    <w:lsdException w:name="Strong" w:semiHidden="0" w:uiPriority="22" w:unhideWhenUsed="0" w:qFormat="1"/>
-    <w:lsdException w:name="Emphasis" w:semiHidden="0" w:uiPriority="20" w:unhideWhenUsed="0" w:qFormat="1"/>
-    <w:lsdException w:name="Table Grid" w:semiHidden="0" w:uiPriority="59" w:unhideWhenUsed="0"/>
-    <w:lsdException w:name="Placeholder Text" w:unhideWhenUsed="0"/>
-    <w:lsdException w:name="No Spacing" w:semiHidden="0" w:uiPriority="1" w:unhideWhenUsed="0" w:qFormat="1"/>
-    <w:lsdException w:name="Light Shading" w:semiHidden="0" w:uiPriority="60" w:unhideWhenUsed="0"/>
-    <w:lsdException w:name="Light List" w:semiHidden="0" w:uiPriority="61" w:unhideWhenUsed="0"/>
-    <w:lsdException w:name="Light Grid" w:semiHidden="0" w:uiPriority="62" w:unhideWhenUsed="0"/>
-    <w:lsdException w:name="Medium Shading 1" w:semiHidden="0" w:uiPriority="63" w:unhideWhenUsed="0"/>
-    <w:lsdException w:name="Medium Shading 2" w:semiHidden="0" w:uiPriority="64" w:unhideWhenUsed="0"/>
-    <w:lsdException w:name="Medium List 1" w:semiHidden="0" w:uiPriority="65" w:unhideWhenUsed="0"/>
-    <w:lsdException w:name="Medium List 2" w:semiHidden="0" w:uiPriority="66" w:unhideWhenUsed="0"/>
-    <w:lsdException w:name="Medium Grid 1" w:semiHidden="0" w:uiPriority="67" w:unhideWhenUsed="0"/>
-    <w:lsdException w:name="Medium Grid 2" w:semiHidden="0" w:uiPriority="68" w:unhideWhenUsed="0"/>
-    <w:lsdException w:name="Medium Grid 3" w:semiHidden="0" w:uiPriority="69" w:unhideWhenUsed="0"/>
-    <w:lsdException w:name="Dark List" w:semiHidden="0" w:uiPriority="70" w:unhideWhenUsed="0"/>
-    <w:lsdException w:name="Colorful Shading" w:semiHidden="0" w:uiPriority="71" w:unhideWhenUsed="0"/>
-    <w:lsdException w:name="Colorful List" w:semiHidden="0" w:uiPriority="72" w:unhideWhenUsed="0"/>
-    <w:lsdException w:name="Colorful Grid" w:semiHidden="0" w:uiPriority="73" w:unhideWhenUsed="0"/>
-    <w:lsdException w:name="Light Shading Accent 1" w:semiHidden="0" w:uiPriority="60" w:unhideWhenUsed="0"/>
-    <w:lsdException w:name="Light List Accent 1" w:semiHidden="0" w:uiPriority="61" w:unhideWhenUsed="0"/>
-    <w:lsdException w:name="Light Grid Accent 1" w:semiHidden="0" w:uiPriority="62" w:unhideWhenUsed="0"/>
-    <w:lsdException w:name="Medium Shading 1 Accent 1" w:semiHidden="0" w:uiPriority="63" w:unhideWhenUsed="0"/>
-    <w:lsdException w:name="Medium Shading 2 Accent 1" w:semiHidden="0" w:uiPriority="64" w:unhideWhenUsed="0"/>
-    <w:lsdException w:name="Medium List 1 Accent 1" w:semiHidden="0" w:uiPriority="65" w:unhideWhenUsed="0"/>
-    <w:lsdException w:name="Revision" w:unhideWhenUsed="0"/>
-    <w:lsdException w:name="List Paragraph" w:semiHidden="0" w:uiPriority="34" w:unhideWhenUsed="0" w:qFormat="1"/>
-    <w:lsdException w:name="Quote" w:semiHidden="0" w:uiPriority="29" w:unhideWhenUsed="0" w:qFormat="1"/>
-    <w:lsdException w:name="Intense Quote" w:semiHidden="0" w:uiPriority="30" w:unhideWhenUsed="0" w:qFormat="1"/>
-    <w:lsdException w:name="Medium List 2 Accent 1" w:semiHidden="0" w:uiPriority="66" w:unhideWhenUsed="0"/>
-    <w:lsdException w:name="Medium Grid 1 Accent 1" w:semiHidden="0" w:uiPriority="67" w:unhideWhenUsed="0"/>
-    <w:lsdException w:name="Medium Grid 2 Accent 1" w:semiHidden="0" w:uiPriority="68" w:unhideWhenUsed="0"/>
-    <w:lsdException w:name="Medium Grid 3 Accent 1" w:semiHidden="0" w:uiPriority="69" w:unhideWhenUsed="0"/>
-    <w:lsdException w:name="Dark List Accent 1" w:semiHidden="0" w:uiPriority="70" w:unhideWhenUsed="0"/>
-    <w:lsdException w:name="Colorful Shading Accent 1" w:semiHidden="0" w:uiPriority="71" w:unhideWhenUsed="0"/>
-    <w:lsdException w:name="Colorful List Accent 1" w:semiHidden="0" w:uiPriority="72" w:unhideWhenUsed="0"/>
-    <w:lsdException w:name="Colorful Grid Accent 1" w:semiHidden="0" w:uiPriority="73" w:unhideWhenUsed="0"/>
-    <w:lsdException w:name="Light Shading Accent 2" w:semiHidden="0" w:uiPriority="60" w:unhideWhenUsed="0"/>
-    <w:lsdException w:name="Light List Accent 2" w:semiHidden="0" w:uiPriority="61" w:unhideWhenUsed="0"/>
-    <w:lsdException w:name="Light Grid Accent 2" w:semiHidden="0" w:uiPriority="62" w:unhideWhenUsed="0"/>
-    <w:lsdException w:name="Medium Shading 1 Accent 2" w:semiHidden="0" w:uiPriority="63" w:unhideWhenUsed="0"/>
-    <w:lsdException w:name="Medium Shading 2 Accent 2" w:semiHidden="0" w:uiPriority="64" w:unhideWhenUsed="0"/>
-    <w:lsdException w:name="Medium List 1 Accent 2" w:semiHidden="0" w:uiPriority="65" w:unhideWhenUsed="0"/>
-    <w:lsdException w:name="Medium List 2 Accent 2" w:semiHidden="0" w:uiPriority="66" w:unhideWhenUsed="0"/>
-    <w:lsdException w:name="Medium Grid 1 Accent 2" w:semiHidden="0" w:uiPriority="67" w:unhideWhenUsed="0"/>
-    <w:lsdException w:name="Medium Grid 2 Accent 2" w:semiHidden="0" w:uiPriority="68" w:unhideWhenUsed="0"/>
-    <w:lsdException w:name="Medium Grid 3 Accent 2" w:semiHidden="0" w:uiPriority="69" w:unhideWhenUsed="0"/>
-    <w:lsdException w:name="Dark List Accent 2" w:semiHidden="0" w:uiPriority="70" w:unhideWhenUsed="0"/>
-    <w:lsdException w:name="Colorful Shading Accent 2" w:semiHidden="0" w:uiPriority="71" w:unhideWhenUsed="0"/>
-    <w:lsdException w:name="Colorful List Accent 2" w:semiHidden="0" w:uiPriority="72" w:unhideWhenUsed="0"/>
-    <w:lsdException w:name="Colorful Grid Accent 2" w:semiHidden="0" w:uiPriority="73" w:unhideWhenUsed="0"/>
-    <w:lsdException w:name="Light Shading Accent 3" w:semiHidden="0" w:uiPriority="60" w:unhideWhenUsed="0"/>
-    <w:lsdException w:name="Light List Accent 3" w:semiHidden="0" w:uiPriority="61" w:unhideWhenUsed="0"/>
-    <w:lsdException w:name="Light Grid Accent 3" w:semiHidden="0" w:uiPriority="62" w:unhideWhenUsed="0"/>
-    <w:lsdException w:name="Medium Shading 1 Accent 3" w:semiHidden="0" w:uiPriority="63" w:unhideWhenUsed="0"/>
-    <w:lsdException w:name="Medium Shading 2 Accent 3" w:semiHidden="0" w:uiPriority="64" w:unhideWhenUsed="0"/>
-    <w:lsdException w:name="Medium List 1 Accent 3" w:semiHidden="0" w:uiPriority="65" w:unhideWhenUsed="0"/>
-    <w:lsdException w:name="Medium List 2 Accent 3" w:semiHidden="0" w:uiPriority="66" w:unhideWhenUsed="0"/>
-    <w:lsdException w:name="Medium Grid 1 Accent 3" w:semiHidden="0" w:uiPriority="67" w:unhideWhenUsed="0"/>
-    <w:lsdException w:name="Medium Grid 2 Accent 3" w:semiHidden="0" w:uiPriority="68" w:unhideWhenUsed="0"/>
-    <w:lsdException w:name="Medium Grid 3 Accent 3" w:semiHidden="0" w:uiPriority="69" w:unhideWhenUsed="0"/>
-    <w:lsdException w:name="Dark List Accent 3" w:semiHidden="0" w:uiPriority="70" w:unhideWhenUsed="0"/>
-    <w:lsdException w:name="Colorful Shading Accent 3" w:semiHidden="0" w:uiPriority="71" w:unhideWhenUsed="0"/>
-    <w:lsdException w:name="Colorful List Accent 3" w:semiHidden="0" w:uiPriority="72" w:unhideWhenUsed="0"/>
-    <w:lsdException w:name="Colorful Grid Accent 3" w:semiHidden="0" w:uiPriority="73" w:unhideWhenUsed="0"/>
-    <w:lsdException w:name="Light Shading Accent 4" w:semiHidden="0" w:uiPriority="60" w:unhideWhenUsed="0"/>
-    <w:lsdException w:name="Light List Accent 4" w:semiHidden="0" w:uiPriority="61" w:unhideWhenUsed="0"/>
-    <w:lsdException w:name="Light Grid Accent 4" w:semiHidden="0" w:uiPriority="62" w:unhideWhenUsed="0"/>
-    <w:lsdException w:name="Medium Shading 1 Accent 4" w:semiHidden="0" w:uiPriority="63" w:unhideWhenUsed="0"/>
-    <w:lsdException w:name="Medium Shading 2 Accent 4" w:semiHidden="0" w:uiPriority="64" w:unhideWhenUsed="0"/>
-    <w:lsdException w:name="Medium List 1 Accent 4" w:semiHidden="0" w:uiPriority="65" w:unhideWhenUsed="0"/>
-    <w:lsdException w:name="Medium List 2 Accent 4" w:semiHidden="0" w:uiPriority="66" w:unhideWhenUsed="0"/>
-    <w:lsdException w:name="Medium Grid 1 Accent 4" w:semiHidden="0" w:uiPriority="67" w:unhideWhenUsed="0"/>
-    <w:lsdException w:name="Medium Grid 2 Accent 4" w:semiHidden="0" w:uiPriority="68" w:unhideWhenUsed="0"/>
-    <w:lsdException w:name="Medium Grid 3 Accent 4" w:semiHidden="0" w:uiPriority="69" w:unhideWhenUsed="0"/>
-    <w:lsdException w:name="Dark List Accent 4" w:semiHidden="0" w:uiPriority="70" w:unhideWhenUsed="0"/>
-    <w:lsdException w:name="Colorful Shading Accent 4" w:semiHidden="0" w:uiPriority="71" w:unhideWhenUsed="0"/>
-    <w:lsdException w:name="Colorful List Accent 4" w:semiHidden="0" w:uiPriority="72" w:unhideWhenUsed="0"/>
-    <w:lsdException w:name="Colorful Grid Accent 4" w:semiHidden="0" w:uiPriority="73" w:unhideWhenUsed="0"/>
-    <w:lsdException w:name="Light Shading Accent 5" w:semiHidden="0" w:uiPriority="60" w:unhideWhenUsed="0"/>
-    <w:lsdException w:name="Light List Accent 5" w:semiHidden="0" w:uiPriority="61" w:unhideWhenUsed="0"/>
-    <w:lsdException w:name="Light Grid Accent 5" w:semiHidden="0" w:uiPriority="62" w:unhideWhenUsed="0"/>
-    <w:lsdException w:name="Medium Shading 1 Accent 5" w:semiHidden="0" w:uiPriority="63" w:unhideWhenUsed="0"/>
-    <w:lsdException w:name="Medium Shading 2 Accent 5" w:semiHidden="0" w:uiPriority="64" w:unhideWhenUsed="0"/>
-    <w:lsdException w:name="Medium List 1 Accent 5" w:semiHidden="0" w:uiPriority="65" w:unhideWhenUsed="0"/>
-    <w:lsdException w:name="Medium List 2 Accent 5" w:semiHidden="0" w:uiPriority="66" w:unhideWhenUsed="0"/>
-    <w:lsdException w:name="Medium Grid 1 Accent 5" w:semiHidden="0" w:uiPriority="67" w:unhideWhenUsed="0"/>
-    <w:lsdException w:name="Medium Grid 2 Accent 5" w:semiHidden="0" w:uiPriority="68" w:unhideWhenUsed="0"/>
-    <w:lsdException w:name="Medium Grid 3 Accent 5" w:semiHidden="0" w:uiPriority="69" w:unhideWhenUsed="0"/>
-    <w:lsdException w:name="Dark List Accent 5" w:semiHidden="0" w:uiPriority="70" w:unhideWhenUsed="0"/>
-    <w:lsdException w:name="Colorful Shading Accent 5" w:semiHidden="0" w:uiPriority="71" w:unhideWhenUsed="0"/>
-    <w:lsdException w:name="Colorful List Accent 5" w:semiHidden="0" w:uiPriority="72" w:unhideWhenUsed="0"/>
-    <w:lsdException w:name="Colorful Grid Accent 5" w:semiHidden="0" w:uiPriority="73" w:unhideWhenUsed="0"/>
-    <w:lsdException w:name="Light Shading Accent 6" w:semiHidden="0" w:uiPriority="60" w:unhideWhenUsed="0"/>
-    <w:lsdException w:name="Light List Accent 6" w:semiHidden="0" w:uiPriority="61" w:unhideWhenUsed="0"/>
-    <w:lsdException w:name="Light Grid Accent 6" w:semiHidden="0" w:uiPriority="62" w:unhideWhenUsed="0"/>
-    <w:lsdException w:name="Medium Shading 1 Accent 6" w:semiHidden="0" w:uiPriority="63" w:unhideWhenUsed="0"/>
-    <w:lsdException w:name="Medium Shading 2 Accent 6" w:semiHidden="0" w:uiPriority="64" w:unhideWhenUsed="0"/>
-    <w:lsdException w:name="Medium List 1 Accent 6" w:semiHidden="0" w:uiPriority="65" w:unhideWhenUsed="0"/>
-    <w:lsdException w:name="Medium List 2 Accent 6" w:semiHidden="0" w:uiPriority="66" w:unhideWhenUsed="0"/>
-    <w:lsdException w:name="Medium Grid 1 Accent 6" w:semiHidden="0" w:uiPriority="67" w:unhideWhenUsed="0"/>
-    <w:lsdException w:name="Medium Grid 2 Accent 6" w:semiHidden="0" w:uiPriority="68" w:unhideWhenUsed="0"/>
-    <w:lsdException w:name="Medium Grid 3 Accent 6" w:semiHidden="0" w:uiPriority="69" w:unhideWhenUsed="0"/>
-    <w:lsdException w:name="Dark List Accent 6" w:semiHidden="0" w:uiPriority="70" w:unhideWhenUsed="0"/>
-    <w:lsdException w:name="Colorful Shading Accent 6" w:semiHidden="0" w:uiPriority="71" w:unhideWhenUsed="0"/>
-    <w:lsdException w:name="Colorful List Accent 6" w:semiHidden="0" w:uiPriority="72" w:unhideWhenUsed="0"/>
-    <w:lsdException w:name="Colorful Grid Accent 6" w:semiHidden="0" w:uiPriority="73" w:unhideWhenUsed="0"/>
-    <w:lsdException w:name="Subtle Emphasis" w:semiHidden="0" w:uiPriority="19" w:unhideWhenUsed="0" w:qFormat="1"/>
-    <w:lsdException w:name="Intense Emphasis" w:semiHidden="0" w:uiPriority="21" w:unhideWhenUsed="0" w:qFormat="1"/>
-    <w:lsdException w:name="Subtle Reference" w:semiHidden="0" w:uiPriority="31" w:unhideWhenUsed="0" w:qFormat="1"/>
-    <w:lsdException w:name="Intense Reference" w:semiHidden="0" w:uiPriority="32" w:unhideWhenUsed="0" w:qFormat="1"/>
-    <w:lsdException w:name="Book Title" w:semiHidden="0" w:uiPriority="33" w:unhideWhenUsed="0" w:qFormat="1"/>
-    <w:lsdException w:name="Bibliography" w:uiPriority="37"/>
-    <w:lsdException w:name="TOC Heading" w:uiPriority="39" w:qFormat="1"/>
+  <w:latentStyles w:defLockedState="0" w:defUIPriority="99" w:defSemiHidden="0" w:defUnhideWhenUsed="0" w:defQFormat="0" w:count="376">
+    <w:lsdException w:name="Normal" w:uiPriority="0" w:qFormat="1"/>
+    <w:lsdException w:name="heading 1" w:uiPriority="9" w:qFormat="1"/>
+    <w:lsdException w:name="heading 2" w:semiHidden="1" w:uiPriority="9" w:unhideWhenUsed="1" w:qFormat="1"/>
+    <w:lsdException w:name="heading 3" w:semiHidden="1" w:uiPriority="9" w:unhideWhenUsed="1" w:qFormat="1"/>
+    <w:lsdException w:name="heading 4" w:semiHidden="1" w:uiPriority="9" w:unhideWhenUsed="1" w:qFormat="1"/>
+    <w:lsdException w:name="heading 5" w:semiHidden="1" w:uiPriority="9" w:unhideWhenUsed="1" w:qFormat="1"/>
+    <w:lsdException w:name="heading 6" w:semiHidden="1" w:uiPriority="9" w:unhideWhenUsed="1" w:qFormat="1"/>
+    <w:lsdException w:name="heading 7" w:semiHidden="1" w:uiPriority="9" w:unhideWhenUsed="1" w:qFormat="1"/>
+    <w:lsdException w:name="heading 8" w:semiHidden="1" w:uiPriority="9" w:unhideWhenUsed="1" w:qFormat="1"/>
+    <w:lsdException w:name="heading 9" w:semiHidden="1" w:uiPriority="9" w:unhideWhenUsed="1" w:qFormat="1"/>
+    <w:lsdException w:name="index 1" w:semiHidden="1" w:unhideWhenUsed="1"/>
+    <w:lsdException w:name="index 2" w:semiHidden="1" w:unhideWhenUsed="1"/>
+    <w:lsdException w:name="index 3" w:semiHidden="1" w:unhideWhenUsed="1"/>
+    <w:lsdException w:name="index 4" w:semiHidden="1" w:unhideWhenUsed="1"/>
+    <w:lsdException w:name="index 5" w:semiHidden="1" w:unhideWhenUsed="1"/>
+    <w:lsdException w:name="index 6" w:semiHidden="1" w:unhideWhenUsed="1"/>
+    <w:lsdException w:name="index 7" w:semiHidden="1" w:unhideWhenUsed="1"/>
+    <w:lsdException w:name="index 8" w:semiHidden="1" w:unhideWhenUsed="1"/>
+    <w:lsdException w:name="index 9" w:semiHidden="1" w:unhideWhenUsed="1"/>
+    <w:lsdException w:name="toc 1" w:semiHidden="1" w:uiPriority="39" w:unhideWhenUsed="1"/>
+    <w:lsdException w:name="toc 2" w:semiHidden="1" w:uiPriority="39" w:unhideWhenUsed="1"/>
+    <w:lsdException w:name="toc 3" w:semiHidden="1" w:uiPriority="39" w:unhideWhenUsed="1"/>
+    <w:lsdException w:name="toc 4" w:semiHidden="1" w:uiPriority="39" w:unhideWhenUsed="1"/>
+    <w:lsdException w:name="toc 5" w:semiHidden="1" w:uiPriority="39" w:unhideWhenUsed="1"/>
+    <w:lsdException w:name="toc 6" w:semiHidden="1" w:uiPriority="39" w:unhideWhenUsed="1"/>
+    <w:lsdException w:name="toc 7" w:semiHidden="1" w:uiPriority="39" w:unhideWhenUsed="1"/>
+    <w:lsdException w:name="toc 8" w:semiHidden="1" w:uiPriority="39" w:unhideWhenUsed="1"/>
+    <w:lsdException w:name="toc 9" w:semiHidden="1" w:uiPriority="39" w:unhideWhenUsed="1"/>
+    <w:lsdException w:name="Normal Indent" w:semiHidden="1" w:unhideWhenUsed="1"/>
+    <w:lsdException w:name="footnote text" w:semiHidden="1" w:unhideWhenUsed="1"/>
+    <w:lsdException w:name="annotation text" w:semiHidden="1" w:unhideWhenUsed="1"/>
+    <w:lsdException w:name="header" w:semiHidden="1" w:unhideWhenUsed="1"/>
+    <w:lsdException w:name="footer" w:semiHidden="1" w:unhideWhenUsed="1"/>
+    <w:lsdException w:name="index heading" w:semiHidden="1" w:unhideWhenUsed="1"/>
+    <w:lsdException w:name="caption" w:semiHidden="1" w:uiPriority="35" w:unhideWhenUsed="1" w:qFormat="1"/>
+    <w:lsdException w:name="table of figures" w:semiHidden="1" w:unhideWhenUsed="1"/>
+    <w:lsdException w:name="envelope address" w:semiHidden="1" w:unhideWhenUsed="1"/>
+    <w:lsdException w:name="envelope return" w:semiHidden="1" w:unhideWhenUsed="1"/>
+    <w:lsdException w:name="footnote reference" w:semiHidden="1" w:unhideWhenUsed="1"/>
+    <w:lsdException w:name="annotation reference" w:semiHidden="1" w:unhideWhenUsed="1"/>
+    <w:lsdException w:name="line number" w:semiHidden="1" w:unhideWhenUsed="1"/>
+    <w:lsdException w:name="page number" w:semiHidden="1" w:unhideWhenUsed="1"/>
+    <w:lsdException w:name="endnote reference" w:semiHidden="1" w:unhideWhenUsed="1"/>
+    <w:lsdException w:name="endnote text" w:semiHidden="1" w:unhideWhenUsed="1"/>
+    <w:lsdException w:name="table of authorities" w:semiHidden="1" w:unhideWhenUsed="1"/>
+    <w:lsdException w:name="macro" w:semiHidden="1" w:unhideWhenUsed="1"/>
+    <w:lsdException w:name="toa heading" w:semiHidden="1" w:unhideWhenUsed="1"/>
+    <w:lsdException w:name="List" w:semiHidden="1" w:unhideWhenUsed="1"/>
+    <w:lsdException w:name="List Bullet" w:semiHidden="1" w:unhideWhenUsed="1"/>
+    <w:lsdException w:name="List Number" w:semiHidden="1" w:unhideWhenUsed="1"/>
+    <w:lsdException w:name="List 2" w:semiHidden="1" w:unhideWhenUsed="1"/>
+    <w:lsdException w:name="List 3" w:semiHidden="1" w:unhideWhenUsed="1"/>
+    <w:lsdException w:name="List 4" w:semiHidden="1" w:unhideWhenUsed="1"/>
+    <w:lsdException w:name="List 5" w:semiHidden="1" w:unhideWhenUsed="1"/>
+    <w:lsdException w:name="List Bullet 2" w:semiHidden="1" w:unhideWhenUsed="1"/>
+    <w:lsdException w:name="List Bullet 3" w:semiHidden="1" w:unhideWhenUsed="1"/>
+    <w:lsdException w:name="List Bullet 4" w:semiHidden="1" w:unhideWhenUsed="1"/>
+    <w:lsdException w:name="List Bullet 5" w:semiHidden="1" w:unhideWhenUsed="1"/>
+    <w:lsdException w:name="List Number 2" w:semiHidden="1" w:unhideWhenUsed="1"/>
+    <w:lsdException w:name="List Number 3" w:semiHidden="1" w:unhideWhenUsed="1"/>
+    <w:lsdException w:name="List Number 4" w:semiHidden="1" w:unhideWhenUsed="1"/>
+    <w:lsdException w:name="List Number 5" w:semiHidden="1" w:unhideWhenUsed="1"/>
+    <w:lsdException w:name="Title" w:uiPriority="10" w:qFormat="1"/>
+    <w:lsdException w:name="Closing" w:semiHidden="1" w:unhideWhenUsed="1"/>
+    <w:lsdException w:name="Signature" w:semiHidden="1" w:unhideWhenUsed="1"/>
+    <w:lsdException w:name="Default Paragraph Font" w:semiHidden="1" w:uiPriority="1" w:unhideWhenUsed="1"/>
+    <w:lsdException w:name="Body Text" w:semiHidden="1" w:unhideWhenUsed="1"/>
+    <w:lsdException w:name="Body Text Indent" w:semiHidden="1" w:unhideWhenUsed="1"/>
+    <w:lsdException w:name="List Continue" w:semiHidden="1" w:unhideWhenUsed="1"/>
+    <w:lsdException w:name="List Continue 2" w:semiHidden="1" w:unhideWhenUsed="1"/>
+    <w:lsdException w:name="List Continue 3" w:semiHidden="1" w:unhideWhenUsed="1"/>
+    <w:lsdException w:name="List Continue 4" w:semiHidden="1" w:unhideWhenUsed="1"/>
+    <w:lsdException w:name="List Continue 5" w:semiHidden="1" w:unhideWhenUsed="1"/>
+    <w:lsdException w:name="Message Header" w:semiHidden="1" w:unhideWhenUsed="1"/>
+    <w:lsdException w:name="Subtitle" w:uiPriority="11" w:qFormat="1"/>
+    <w:lsdException w:name="Salutation" w:semiHidden="1" w:unhideWhenUsed="1"/>
+    <w:lsdException w:name="Date" w:semiHidden="1" w:unhideWhenUsed="1"/>
+    <w:lsdException w:name="Body Text First Indent" w:semiHidden="1" w:unhideWhenUsed="1"/>
+    <w:lsdException w:name="Body Text First Indent 2" w:semiHidden="1" w:unhideWhenUsed="1"/>
+    <w:lsdException w:name="Note Heading" w:semiHidden="1" w:unhideWhenUsed="1"/>
+    <w:lsdException w:name="Body Text 2" w:semiHidden="1" w:unhideWhenUsed="1"/>
+    <w:lsdException w:name="Body Text 3" w:semiHidden="1" w:unhideWhenUsed="1"/>
+    <w:lsdException w:name="Body Text Indent 2" w:semiHidden="1" w:unhideWhenUsed="1"/>
+    <w:lsdException w:name="Body Text Indent 3" w:semiHidden="1" w:unhideWhenUsed="1"/>
+    <w:lsdException w:name="Block Text" w:semiHidden="1" w:unhideWhenUsed="1"/>
+    <w:lsdException w:name="Hyperlink" w:semiHidden="1" w:unhideWhenUsed="1"/>
+    <w:lsdException w:name="FollowedHyperlink" w:semiHidden="1" w:unhideWhenUsed="1"/>
+    <w:lsdException w:name="Strong" w:uiPriority="22" w:qFormat="1"/>
+    <w:lsdException w:name="Emphasis" w:uiPriority="20" w:qFormat="1"/>
+    <w:lsdException w:name="Document Map" w:semiHidden="1" w:unhideWhenUsed="1"/>
+    <w:lsdException w:name="Plain Text" w:semiHidden="1" w:unhideWhenUsed="1"/>
+    <w:lsdException w:name="E-mail Signature" w:semiHidden="1" w:unhideWhenUsed="1"/>
+    <w:lsdException w:name="HTML Top of Form" w:semiHidden="1" w:unhideWhenUsed="1"/>
+    <w:lsdException w:name="HTML Bottom of Form" w:semiHidden="1" w:unhideWhenUsed="1"/>
+    <w:lsdException w:name="Normal (Web)" w:semiHidden="1" w:unhideWhenUsed="1"/>
+    <w:lsdException w:name="HTML Acronym" w:semiHidden="1" w:unhideWhenUsed="1"/>
+    <w:lsdException w:name="HTML Address" w:semiHidden="1" w:unhideWhenUsed="1"/>
+    <w:lsdException w:name="HTML Cite" w:semiHidden="1" w:unhideWhenUsed="1"/>
+    <w:lsdException w:name="HTML Code" w:semiHidden="1" w:unhideWhenUsed="1"/>
+    <w:lsdException w:name="HTML Definition" w:semiHidden="1" w:unhideWhenUsed="1"/>
+    <w:lsdException w:name="HTML Keyboard" w:semiHidden="1" w:unhideWhenUsed="1"/>
+    <w:lsdException w:name="HTML Preformatted" w:semiHidden="1" w:unhideWhenUsed="1"/>
+    <w:lsdException w:name="HTML Sample" w:semiHidden="1" w:unhideWhenUsed="1"/>
+    <w:lsdException w:name="HTML Typewriter" w:semiHidden="1" w:unhideWhenUsed="1"/>
+    <w:lsdException w:name="HTML Variable" w:semiHidden="1" w:unhideWhenUsed="1"/>
+    <w:lsdException w:name="Normal Table" w:semiHidden="1" w:unhideWhenUsed="1"/>
+    <w:lsdException w:name="annotation subject" w:semiHidden="1" w:unhideWhenUsed="1"/>
+    <w:lsdException w:name="No List" w:semiHidden="1" w:unhideWhenUsed="1"/>
+    <w:lsdException w:name="Outline List 1" w:semiHidden="1" w:unhideWhenUsed="1"/>
+    <w:lsdException w:name="Outline List 2" w:semiHidden="1" w:unhideWhenUsed="1"/>
+    <w:lsdException w:name="Outline List 3" w:semiHidden="1" w:unhideWhenUsed="1"/>
+    <w:lsdException w:name="Table Simple 1" w:semiHidden="1" w:unhideWhenUsed="1"/>
+    <w:lsdException w:name="Table Simple 2" w:semiHidden="1" w:unhideWhenUsed="1"/>
+    <w:lsdException w:name="Table Simple 3" w:semiHidden="1" w:unhideWhenUsed="1"/>
+    <w:lsdException w:name="Table Classic 1" w:semiHidden="1" w:unhideWhenUsed="1"/>
+    <w:lsdException w:name="Table Classic 2" w:semiHidden="1" w:unhideWhenUsed="1"/>
+    <w:lsdException w:name="Table Classic 3" w:semiHidden="1" w:unhideWhenUsed="1"/>
+    <w:lsdException w:name="Table Classic 4" w:semiHidden="1" w:unhideWhenUsed="1"/>
+    <w:lsdException w:name="Table Colorful 1" w:semiHidden="1" w:unhideWhenUsed="1"/>
+    <w:lsdException w:name="Table Colorful 2" w:semiHidden="1" w:unhideWhenUsed="1"/>
+    <w:lsdException w:name="Table Colorful 3" w:semiHidden="1" w:unhideWhenUsed="1"/>
+    <w:lsdException w:name="Table Columns 1" w:semiHidden="1" w:unhideWhenUsed="1"/>
+    <w:lsdException w:name="Table Columns 2" w:semiHidden="1" w:unhideWhenUsed="1"/>
+    <w:lsdException w:name="Table Columns 3" w:semiHidden="1" w:unhideWhenUsed="1"/>
+    <w:lsdException w:name="Table Columns 4" w:semiHidden="1" w:unhideWhenUsed="1"/>
+    <w:lsdException w:name="Table Columns 5" w:semiHidden="1" w:unhideWhenUsed="1"/>
+    <w:lsdException w:name="Table Grid 1" w:semiHidden="1" w:unhideWhenUsed="1"/>
+    <w:lsdException w:name="Table Grid 2" w:semiHidden="1" w:unhideWhenUsed="1"/>
+    <w:lsdException w:name="Table Grid 3" w:semiHidden="1" w:unhideWhenUsed="1"/>
+    <w:lsdException w:name="Table Grid 4" w:semiHidden="1" w:unhideWhenUsed="1"/>
+    <w:lsdException w:name="Table Grid 5" w:semiHidden="1" w:unhideWhenUsed="1"/>
+    <w:lsdException w:name="Table Grid 6" w:semiHidden="1" w:unhideWhenUsed="1"/>
+    <w:lsdException w:name="Table Grid 7" w:semiHidden="1" w:unhideWhenUsed="1"/>
+    <w:lsdException w:name="Table Grid 8" w:semiHidden="1" w:unhideWhenUsed="1"/>
+    <w:lsdException w:name="Table List 1" w:semiHidden="1" w:unhideWhenUsed="1"/>
+    <w:lsdException w:name="Table List 2" w:semiHidden="1" w:unhideWhenUsed="1"/>
+    <w:lsdException w:name="Table List 3" w:semiHidden="1" w:unhideWhenUsed="1"/>
+    <w:lsdException w:name="Table List 4" w:semiHidden="1" w:unhideWhenUsed="1"/>
+    <w:lsdException w:name="Table List 5" w:semiHidden="1" w:unhideWhenUsed="1"/>
+    <w:lsdException w:name="Table List 6" w:semiHidden="1" w:unhideWhenUsed="1"/>
+    <w:lsdException w:name="Table List 7" w:semiHidden="1" w:unhideWhenUsed="1"/>
+    <w:lsdException w:name="Table List 8" w:semiHidden="1" w:unhideWhenUsed="1"/>
+    <w:lsdException w:name="Table 3D effects 1" w:semiHidden="1" w:unhideWhenUsed="1"/>
+    <w:lsdException w:name="Table 3D effects 2" w:semiHidden="1" w:unhideWhenUsed="1"/>
+    <w:lsdException w:name="Table 3D effects 3" w:semiHidden="1" w:unhideWhenUsed="1"/>
+    <w:lsdException w:name="Table Contemporary" w:semiHidden="1" w:unhideWhenUsed="1"/>
+    <w:lsdException w:name="Table Elegant" w:semiHidden="1" w:unhideWhenUsed="1"/>
+    <w:lsdException w:name="Table Professional" w:semiHidden="1" w:unhideWhenUsed="1"/>
+    <w:lsdException w:name="Table Subtle 1" w:semiHidden="1" w:unhideWhenUsed="1"/>
+    <w:lsdException w:name="Table Subtle 2" w:semiHidden="1" w:unhideWhenUsed="1"/>
+    <w:lsdException w:name="Table Web 1" w:semiHidden="1" w:unhideWhenUsed="1"/>
+    <w:lsdException w:name="Table Web 2" w:semiHidden="1" w:unhideWhenUsed="1"/>
+    <w:lsdException w:name="Table Web 3" w:semiHidden="1" w:unhideWhenUsed="1"/>
+    <w:lsdException w:name="Balloon Text" w:semiHidden="1" w:unhideWhenUsed="1"/>
+    <w:lsdException w:name="Table Grid" w:uiPriority="59"/>
+    <w:lsdException w:name="Table Theme" w:semiHidden="1" w:unhideWhenUsed="1"/>
+    <w:lsdException w:name="Placeholder Text" w:semiHidden="1"/>
+    <w:lsdException w:name="No Spacing" w:uiPriority="1" w:qFormat="1"/>
+    <w:lsdException w:name="Light Shading" w:uiPriority="60"/>
+    <w:lsdException w:name="Light List" w:uiPriority="61"/>
+    <w:lsdException w:name="Light Grid" w:uiPriority="62"/>
+    <w:lsdException w:name="Medium Shading 1" w:uiPriority="63"/>
+    <w:lsdException w:name="Medium Shading 2" w:uiPriority="64"/>
+    <w:lsdException w:name="Medium List 1" w:uiPriority="65"/>
+    <w:lsdException w:name="Medium List 2" w:uiPriority="66"/>
+    <w:lsdException w:name="Medium Grid 1" w:uiPriority="67"/>
+    <w:lsdException w:name="Medium Grid 2" w:uiPriority="68"/>
+    <w:lsdException w:name="Medium Grid 3" w:uiPriority="69"/>
+    <w:lsdException w:name="Dark List" w:uiPriority="70"/>
+    <w:lsdException w:name="Colorful Shading" w:uiPriority="71"/>
+    <w:lsdException w:name="Colorful List" w:uiPriority="72"/>
+    <w:lsdException w:name="Colorful Grid" w:uiPriority="73"/>
+    <w:lsdException w:name="Light Shading Accent 1" w:uiPriority="60"/>
+    <w:lsdException w:name="Light List Accent 1" w:uiPriority="61"/>
+    <w:lsdException w:name="Light Grid Accent 1" w:uiPriority="62"/>
+    <w:lsdException w:name="Medium Shading 1 Accent 1" w:uiPriority="63"/>
+    <w:lsdException w:name="Medium Shading 2 Accent 1" w:uiPriority="64"/>
+    <w:lsdException w:name="Medium List 1 Accent 1" w:uiPriority="65"/>
+    <w:lsdException w:name="Revision" w:semiHidden="1"/>
+    <w:lsdException w:name="List Paragraph" w:uiPriority="34" w:qFormat="1"/>
+    <w:lsdException w:name="Quote" w:uiPriority="29" w:qFormat="1"/>
+    <w:lsdException w:name="Intense Quote" w:uiPriority="30" w:qFormat="1"/>
+    <w:lsdException w:name="Medium List 2 Accent 1" w:uiPriority="66"/>
+    <w:lsdException w:name="Medium Grid 1 Accent 1" w:uiPriority="67"/>
+    <w:lsdException w:name="Medium Grid 2 Accent 1" w:uiPriority="68"/>
+    <w:lsdException w:name="Medium Grid 3 Accent 1" w:uiPriority="69"/>
+    <w:lsdException w:name="Dark List Accent 1" w:uiPriority="70"/>
+    <w:lsdException w:name="Colorful Shading Accent 1" w:uiPriority="71"/>
+    <w:lsdException w:name="Colorful List Accent 1" w:uiPriority="72"/>
+    <w:lsdException w:name="Colorful Grid Accent 1" w:uiPriority="73"/>
+    <w:lsdException w:name="Light Shading Accent 2" w:uiPriority="60"/>
+    <w:lsdException w:name="Light List Accent 2" w:uiPriority="61"/>
+    <w:lsdException w:name="Light Grid Accent 2" w:uiPriority="62"/>
+    <w:lsdException w:name="Medium Shading 1 Accent 2" w:uiPriority="63"/>
+    <w:lsdException w:name="Medium Shading 2 Accent 2" w:uiPriority="64"/>
+    <w:lsdException w:name="Medium List 1 Accent 2" w:uiPriority="65"/>
+    <w:lsdException w:name="Medium List 2 Accent 2" w:uiPriority="66"/>
+    <w:lsdException w:name="Medium Grid 1 Accent 2" w:uiPriority="67"/>
+    <w:lsdException w:name="Medium Grid 2 Accent 2" w:uiPriority="68"/>
+    <w:lsdException w:name="Medium Grid 3 Accent 2" w:uiPriority="69"/>
+    <w:lsdException w:name="Dark List Accent 2" w:uiPriority="70"/>
+    <w:lsdException w:name="Colorful Shading Accent 2" w:uiPriority="71"/>
+    <w:lsdException w:name="Colorful List Accent 2" w:uiPriority="72"/>
+    <w:lsdException w:name="Colorful Grid Accent 2" w:uiPriority="73"/>
+    <w:lsdException w:name="Light Shading Accent 3" w:uiPriority="60"/>
+    <w:lsdException w:name="Light List Accent 3" w:uiPriority="61"/>
+    <w:lsdException w:name="Light Grid Accent 3" w:uiPriority="62"/>
+    <w:lsdException w:name="Medium Shading 1 Accent 3" w:uiPriority="63"/>
+    <w:lsdException w:name="Medium Shading 2 Accent 3" w:uiPriority="64"/>
+    <w:lsdException w:name="Medium List 1 Accent 3" w:uiPriority="65"/>
+    <w:lsdException w:name="Medium List 2 Accent 3" w:uiPriority="66"/>
+    <w:lsdException w:name="Medium Grid 1 Accent 3" w:uiPriority="67"/>
+    <w:lsdException w:name="Medium Grid 2 Accent 3" w:uiPriority="68"/>
+    <w:lsdException w:name="Medium Grid 3 Accent 3" w:uiPriority="69"/>
+    <w:lsdException w:name="Dark List Accent 3" w:uiPriority="70"/>
+    <w:lsdException w:name="Colorful Shading Accent 3" w:uiPriority="71"/>
+    <w:lsdException w:name="Colorful List Accent 3" w:uiPriority="72"/>
+    <w:lsdException w:name="Colorful Grid Accent 3" w:uiPriority="73"/>
+    <w:lsdException w:name="Light Shading Accent 4" w:uiPriority="60"/>
+    <w:lsdException w:name="Light List Accent 4" w:uiPriority="61"/>
+    <w:lsdException w:name="Light Grid Accent 4" w:uiPriority="62"/>
+    <w:lsdException w:name="Medium Shading 1 Accent 4" w:uiPriority="63"/>
+    <w:lsdException w:name="Medium Shading 2 Accent 4" w:uiPriority="64"/>
+    <w:lsdException w:name="Medium List 1 Accent 4" w:uiPriority="65"/>
+    <w:lsdException w:name="Medium List 2 Accent 4" w:uiPriority="66"/>
+    <w:lsdException w:name="Medium Grid 1 Accent 4" w:uiPriority="67"/>
+    <w:lsdException w:name="Medium Grid 2 Accent 4" w:uiPriority="68"/>
+    <w:lsdException w:name="Medium Grid 3 Accent 4" w:uiPriority="69"/>
+    <w:lsdException w:name="Dark List Accent 4" w:uiPriority="70"/>
+    <w:lsdException w:name="Colorful Shading Accent 4" w:uiPriority="71"/>
+    <w:lsdException w:name="Colorful List Accent 4" w:uiPriority="72"/>
+    <w:lsdException w:name="Colorful Grid Accent 4" w:uiPriority="73"/>
+    <w:lsdException w:name="Light Shading Accent 5" w:uiPriority="60"/>
+    <w:lsdException w:name="Light List Accent 5" w:uiPriority="61"/>
+    <w:lsdException w:name="Light Grid Accent 5" w:uiPriority="62"/>
+    <w:lsdException w:name="Medium Shading 1 Accent 5" w:uiPriority="63"/>
+    <w:lsdException w:name="Medium Shading 2 Accent 5" w:uiPriority="64"/>
+    <w:lsdException w:name="Medium List 1 Accent 5" w:uiPriority="65"/>
+    <w:lsdException w:name="Medium List 2 Accent 5" w:uiPriority="66"/>
+    <w:lsdException w:name="Medium Grid 1 Accent 5" w:uiPriority="67"/>
+    <w:lsdException w:name="Medium Grid 2 Accent 5" w:uiPriority="68"/>
+    <w:lsdException w:name="Medium Grid 3 Accent 5" w:uiPriority="69"/>
+    <w:lsdException w:name="Dark List Accent 5" w:uiPriority="70"/>
+    <w:lsdException w:name="Colorful Shading Accent 5" w:uiPriority="71"/>
+    <w:lsdException w:name="Colorful List Accent 5" w:uiPriority="72"/>
+    <w:lsdException w:name="Colorful Grid Accent 5" w:uiPriority="73"/>
+    <w:lsdException w:name="Light Shading Accent 6" w:uiPriority="60"/>
+    <w:lsdException w:name="Light List Accent 6" w:uiPriority="61"/>
+    <w:lsdException w:name="Light Grid Accent 6" w:uiPriority="62"/>
+    <w:lsdException w:name="Medium Shading 1 Accent 6" w:uiPriority="63"/>
+    <w:lsdException w:name="Medium Shading 2 Accent 6" w:uiPriority="64"/>
+    <w:lsdException w:name="Medium List 1 Accent 6" w:uiPriority="65"/>
+    <w:lsdException w:name="Medium List 2 Accent 6" w:uiPriority="66"/>
+    <w:lsdException w:name="Medium Grid 1 Accent 6" w:uiPriority="67"/>
+    <w:lsdException w:name="Medium Grid 2 Accent 6" w:uiPriority="68"/>
+    <w:lsdException w:name="Medium Grid 3 Accent 6" w:uiPriority="69"/>
+    <w:lsdException w:name="Dark List Accent 6" w:uiPriority="70"/>
+    <w:lsdException w:name="Colorful Shading Accent 6" w:uiPriority="71"/>
+    <w:lsdException w:name="Colorful List Accent 6" w:uiPriority="72"/>
+    <w:lsdException w:name="Colorful Grid Accent 6" w:uiPriority="73"/>
+    <w:lsdException w:name="Subtle Emphasis" w:uiPriority="19" w:qFormat="1"/>
+    <w:lsdException w:name="Intense Emphasis" w:uiPriority="21" w:qFormat="1"/>
+    <w:lsdException w:name="Subtle Reference" w:uiPriority="31" w:qFormat="1"/>
+    <w:lsdException w:name="Intense Reference" w:uiPriority="32" w:qFormat="1"/>
+    <w:lsdException w:name="Book Title" w:uiPriority="33" w:qFormat="1"/>
+    <w:lsdException w:name="Bibliography" w:semiHidden="1" w:uiPriority="37" w:unhideWhenUsed="1"/>
+    <w:lsdException w:name="TOC Heading" w:semiHidden="1" w:uiPriority="39" w:unhideWhenUsed="1" w:qFormat="1"/>
+    <w:lsdException w:name="Plain Table 1" w:uiPriority="41"/>
+    <w:lsdException w:name="Plain Table 2" w:uiPriority="42"/>
+    <w:lsdException w:name="Plain Table 3" w:uiPriority="43"/>
+    <w:lsdException w:name="Plain Table 4" w:uiPriority="44"/>
+    <w:lsdException w:name="Plain Table 5" w:uiPriority="45"/>
+    <w:lsdException w:name="Grid Table Light" w:uiPriority="40"/>
+    <w:lsdException w:name="Grid Table 1 Light" w:uiPriority="46"/>
+    <w:lsdException w:name="Grid Table 2" w:uiPriority="47"/>
+    <w:lsdException w:name="Grid Table 3" w:uiPriority="48"/>
+    <w:lsdException w:name="Grid Table 4" w:uiPriority="49"/>
+    <w:lsdException w:name="Grid Table 5 Dark" w:uiPriority="50"/>
+    <w:lsdException w:name="Grid Table 6 Colorful" w:uiPriority="51"/>
+    <w:lsdException w:name="Grid Table 7 Colorful" w:uiPriority="52"/>
+    <w:lsdException w:name="Grid Table 1 Light Accent 1" w:uiPriority="46"/>
+    <w:lsdException w:name="Grid Table 2 Accent 1" w:uiPriority="47"/>
+    <w:lsdException w:name="Grid Table 3 Accent 1" w:uiPriority="48"/>
+    <w:lsdException w:name="Grid Table 4 Accent 1" w:uiPriority="49"/>
+    <w:lsdException w:name="Grid Table 5 Dark Accent 1" w:uiPriority="50"/>
+    <w:lsdException w:name="Grid Table 6 Colorful Accent 1" w:uiPriority="51"/>
+    <w:lsdException w:name="Grid Table 7 Colorful Accent 1" w:uiPriority="52"/>
+    <w:lsdException w:name="Grid Table 1 Light Accent 2" w:uiPriority="46"/>
+    <w:lsdException w:name="Grid Table 2 Accent 2" w:uiPriority="47"/>
+    <w:lsdException w:name="Grid Table 3 Accent 2" w:uiPriority="48"/>
+    <w:lsdException w:name="Grid Table 4 Accent 2" w:uiPriority="49"/>
+    <w:lsdException w:name="Grid Table 5 Dark Accent 2" w:uiPriority="50"/>
+    <w:lsdException w:name="Grid Table 6 Colorful Accent 2" w:uiPriority="51"/>
+    <w:lsdException w:name="Grid Table 7 Colorful Accent 2" w:uiPriority="52"/>
+    <w:lsdException w:name="Grid Table 1 Light Accent 3" w:uiPriority="46"/>
+    <w:lsdException w:name="Grid Table 2 Accent 3" w:uiPriority="47"/>
+    <w:lsdException w:name="Grid Table 3 Accent 3" w:uiPriority="48"/>
+    <w:lsdException w:name="Grid Table 4 Accent 3" w:uiPriority="49"/>
+    <w:lsdException w:name="Grid Table 5 Dark Accent 3" w:uiPriority="50"/>
+    <w:lsdException w:name="Grid Table 6 Colorful Accent 3" w:uiPriority="51"/>
+    <w:lsdException w:name="Grid Table 7 Colorful Accent 3" w:uiPriority="52"/>
+    <w:lsdException w:name="Grid Table 1 Light Accent 4" w:uiPriority="46"/>
+    <w:lsdException w:name="Grid Table 2 Accent 4" w:uiPriority="47"/>
+    <w:lsdException w:name="Grid Table 3 Accent 4" w:uiPriority="48"/>
+    <w:lsdException w:name="Grid Table 4 Accent 4" w:uiPriority="49"/>
+    <w:lsdException w:name="Grid Table 5 Dark Accent 4" w:uiPriority="50"/>
+    <w:lsdException w:name="Grid Table 6 Colorful Accent 4" w:uiPriority="51"/>
+    <w:lsdException w:name="Grid Table 7 Colorful Accent 4" w:uiPriority="52"/>
+    <w:lsdException w:name="Grid Table 1 Light Accent 5" w:uiPriority="46"/>
+    <w:lsdException w:name="Grid Table 2 Accent 5" w:uiPriority="47"/>
+    <w:lsdException w:name="Grid Table 3 Accent 5" w:uiPriority="48"/>
+    <w:lsdException w:name="Grid Table 4 Accent 5" w:uiPriority="49"/>
+    <w:lsdException w:name="Grid Table 5 Dark Accent 5" w:uiPriority="50"/>
+    <w:lsdException w:name="Grid Table 6 Colorful Accent 5" w:uiPriority="51"/>
+    <w:lsdException w:name="Grid Table 7 Colorful Accent 5" w:uiPriority="52"/>
+    <w:lsdException w:name="Grid Table 1 Light Accent 6" w:uiPriority="46"/>
+    <w:lsdException w:name="Grid Table 2 Accent 6" w:uiPriority="47"/>
+    <w:lsdException w:name="Grid Table 3 Accent 6" w:uiPriority="48"/>
+    <w:lsdException w:name="Grid Table 4 Accent 6" w:uiPriority="49"/>
+    <w:lsdException w:name="Grid Table 5 Dark Accent 6" w:uiPriority="50"/>
+    <w:lsdException w:name="Grid Table 6 Colorful Accent 6" w:uiPriority="51"/>
+    <w:lsdException w:name="Grid Table 7 Colorful Accent 6" w:uiPriority="52"/>
+    <w:lsdException w:name="List Table 1 Light" w:uiPriority="46"/>
+    <w:lsdException w:name="List Table 2" w:uiPriority="47"/>
+    <w:lsdException w:name="List Table 3" w:uiPriority="48"/>
+    <w:lsdException w:name="List Table 4" w:uiPriority="49"/>
+    <w:lsdException w:name="List Table 5 Dark" w:uiPriority="50"/>
+    <w:lsdException w:name="List Table 6 Colorful" w:uiPriority="51"/>
+    <w:lsdException w:name="List Table 7 Colorful" w:uiPriority="52"/>
+    <w:lsdException w:name="List Table 1 Light Accent 1" w:uiPriority="46"/>
+    <w:lsdException w:name="List Table 2 Accent 1" w:uiPriority="47"/>
+    <w:lsdException w:name="List Table 3 Accent 1" w:uiPriority="48"/>
+    <w:lsdException w:name="List Table 4 Accent 1" w:uiPriority="49"/>
+    <w:lsdException w:name="List Table 5 Dark Accent 1" w:uiPriority="50"/>
+    <w:lsdException w:name="List Table 6 Colorful Accent 1" w:uiPriority="51"/>
+    <w:lsdException w:name="List Table 7 Colorful Accent 1" w:uiPriority="52"/>
+    <w:lsdException w:name="List Table 1 Light Accent 2" w:uiPriority="46"/>
+    <w:lsdException w:name="List Table 2 Accent 2" w:uiPriority="47"/>
+    <w:lsdException w:name="List Table 3 Accent 2" w:uiPriority="48"/>
+    <w:lsdException w:name="List Table 4 Accent 2" w:uiPriority="49"/>
+    <w:lsdException w:name="List Table 5 Dark Accent 2" w:uiPriority="50"/>
+    <w:lsdException w:name="List Table 6 Colorful Accent 2" w:uiPriority="51"/>
+    <w:lsdException w:name="List Table 7 Colorful Accent 2" w:uiPriority="52"/>
+    <w:lsdException w:name="List Table 1 Light Accent 3" w:uiPriority="46"/>
+    <w:lsdException w:name="List Table 2 Accent 3" w:uiPriority="47"/>
+    <w:lsdException w:name="List Table 3 Accent 3" w:uiPriority="48"/>
+    <w:lsdException w:name="List Table 4 Accent 3" w:uiPriority="49"/>
+    <w:lsdException w:name="List Table 5 Dark Accent 3" w:uiPriority="50"/>
+    <w:lsdException w:name="List Table 6 Colorful Accent 3" w:uiPriority="51"/>
+    <w:lsdException w:name="List Table 7 Colorful Accent 3" w:uiPriority="52"/>
+    <w:lsdException w:name="List Table 1 Light Accent 4" w:uiPriority="46"/>
+    <w:lsdException w:name="List Table 2 Accent 4" w:uiPriority="47"/>
+    <w:lsdException w:name="List Table 3 Accent 4" w:uiPriority="48"/>
+    <w:lsdException w:name="List Table 4 Accent 4" w:uiPriority="49"/>
+    <w:lsdException w:name="List Table 5 Dark Accent 4" w:uiPriority="50"/>
+    <w:lsdException w:name="List Table 6 Colorful Accent 4" w:uiPriority="51"/>
+    <w:lsdException w:name="List Table 7 Colorful Accent 4" w:uiPriority="52"/>
+    <w:lsdException w:name="List Table 1 Light Accent 5" w:uiPriority="46"/>
+    <w:lsdException w:name="List Table 2 Accent 5" w:uiPriority="47"/>
+    <w:lsdException w:name="List Table 3 Accent 5" w:uiPriority="48"/>
+    <w:lsdException w:name="List Table 4 Accent 5" w:uiPriority="49"/>
+    <w:lsdException w:name="List Table 5 Dark Accent 5" w:uiPriority="50"/>
+    <w:lsdException w:name="List Table 6 Colorful Accent 5" w:uiPriority="51"/>
+    <w:lsdException w:name="List Table 7 Colorful Accent 5" w:uiPriority="52"/>
+    <w:lsdException w:name="List Table 1 Light Accent 6" w:uiPriority="46"/>
+    <w:lsdException w:name="List Table 2 Accent 6" w:uiPriority="47"/>
+    <w:lsdException w:name="List Table 3 Accent 6" w:uiPriority="48"/>
+    <w:lsdException w:name="List Table 4 Accent 6" w:uiPriority="49"/>
+    <w:lsdException w:name="List Table 5 Dark Accent 6" w:uiPriority="50"/>
+    <w:lsdException w:name="List Table 6 Colorful Accent 6" w:uiPriority="51"/>
+    <w:lsdException w:name="List Table 7 Colorful Accent 6" w:uiPriority="52"/>
+    <w:lsdException w:name="Mention" w:semiHidden="1" w:unhideWhenUsed="1"/>
+    <w:lsdException w:name="Smart Hyperlink" w:semiHidden="1" w:unhideWhenUsed="1"/>
+    <w:lsdException w:name="Hashtag" w:semiHidden="1" w:unhideWhenUsed="1"/>
+    <w:lsdException w:name="Unresolved Mention" w:semiHidden="1" w:unhideWhenUsed="1"/>
+    <w:lsdException w:name="Smart Link" w:semiHidden="1" w:unhideWhenUsed="1"/>
   </w:latentStyles>
   <w:style w:type="paragraph" w:default="1" w:styleId="Normal">
     <w:name w:val="Normal"/>
@@ -6408,7 +6320,6 @@
     <w:uiPriority w:val="99"/>
     <w:semiHidden/>
     <w:unhideWhenUsed/>
-    <w:qFormat/>
     <w:tblPr>
       <w:tblInd w:w="0" w:type="dxa"/>
       <w:tblCellMar>
@@ -7105,7 +7016,6 @@
       <w:spacing w:after="0" w:line="240" w:lineRule="auto"/>
     </w:pPr>
     <w:tblPr>
-      <w:tblInd w:w="0" w:type="dxa"/>
       <w:tblBorders>
         <w:top w:val="single" w:sz="4" w:space="0" w:color="auto"/>
         <w:left w:val="single" w:sz="4" w:space="0" w:color="auto"/>
@@ -7114,12 +7024,6 @@
         <w:insideH w:val="single" w:sz="4" w:space="0" w:color="auto"/>
         <w:insideV w:val="single" w:sz="4" w:space="0" w:color="auto"/>
       </w:tblBorders>
-      <w:tblCellMar>
-        <w:top w:w="0" w:type="dxa"/>
-        <w:left w:w="108" w:type="dxa"/>
-        <w:bottom w:w="0" w:type="dxa"/>
-        <w:right w:w="108" w:type="dxa"/>
-      </w:tblCellMar>
     </w:tblPr>
   </w:style>
   <w:style w:type="table" w:styleId="LightShading">
@@ -7136,17 +7040,10 @@
     <w:tblPr>
       <w:tblStyleRowBandSize w:val="1"/>
       <w:tblStyleColBandSize w:val="1"/>
-      <w:tblInd w:w="0" w:type="dxa"/>
       <w:tblBorders>
         <w:top w:val="single" w:sz="8" w:space="0" w:color="000000"/>
         <w:bottom w:val="single" w:sz="8" w:space="0" w:color="000000"/>
       </w:tblBorders>
-      <w:tblCellMar>
-        <w:top w:w="0" w:type="dxa"/>
-        <w:left w:w="108" w:type="dxa"/>
-        <w:bottom w:w="0" w:type="dxa"/>
-        <w:right w:w="108" w:type="dxa"/>
-      </w:tblCellMar>
     </w:tblPr>
     <w:tblStylePr w:type="firstRow">
       <w:pPr>
@@ -7239,17 +7136,10 @@
     <w:tblPr>
       <w:tblStyleRowBandSize w:val="1"/>
       <w:tblStyleColBandSize w:val="1"/>
-      <w:tblInd w:w="0" w:type="dxa"/>
       <w:tblBorders>
         <w:top w:val="single" w:sz="8" w:space="0" w:color="4F81BD"/>
         <w:bottom w:val="single" w:sz="8" w:space="0" w:color="4F81BD"/>
       </w:tblBorders>
-      <w:tblCellMar>
-        <w:top w:w="0" w:type="dxa"/>
-        <w:left w:w="108" w:type="dxa"/>
-        <w:bottom w:w="0" w:type="dxa"/>
-        <w:right w:w="108" w:type="dxa"/>
-      </w:tblCellMar>
     </w:tblPr>
     <w:tblStylePr w:type="firstRow">
       <w:pPr>
@@ -7342,17 +7232,10 @@
     <w:tblPr>
       <w:tblStyleRowBandSize w:val="1"/>
       <w:tblStyleColBandSize w:val="1"/>
-      <w:tblInd w:w="0" w:type="dxa"/>
       <w:tblBorders>
         <w:top w:val="single" w:sz="8" w:space="0" w:color="C0504D"/>
         <w:bottom w:val="single" w:sz="8" w:space="0" w:color="C0504D"/>
       </w:tblBorders>
-      <w:tblCellMar>
-        <w:top w:w="0" w:type="dxa"/>
-        <w:left w:w="108" w:type="dxa"/>
-        <w:bottom w:w="0" w:type="dxa"/>
-        <w:right w:w="108" w:type="dxa"/>
-      </w:tblCellMar>
     </w:tblPr>
     <w:tblStylePr w:type="firstRow">
       <w:pPr>
@@ -7445,17 +7328,10 @@
     <w:tblPr>
       <w:tblStyleRowBandSize w:val="1"/>
       <w:tblStyleColBandSize w:val="1"/>
-      <w:tblInd w:w="0" w:type="dxa"/>
       <w:tblBorders>
         <w:top w:val="single" w:sz="8" w:space="0" w:color="9BBB59"/>
         <w:bottom w:val="single" w:sz="8" w:space="0" w:color="9BBB59"/>
       </w:tblBorders>
-      <w:tblCellMar>
-        <w:top w:w="0" w:type="dxa"/>
-        <w:left w:w="108" w:type="dxa"/>
-        <w:bottom w:w="0" w:type="dxa"/>
-        <w:right w:w="108" w:type="dxa"/>
-      </w:tblCellMar>
     </w:tblPr>
     <w:tblStylePr w:type="firstRow">
       <w:pPr>
@@ -7548,17 +7424,10 @@
     <w:tblPr>
       <w:tblStyleRowBandSize w:val="1"/>
       <w:tblStyleColBandSize w:val="1"/>
-      <w:tblInd w:w="0" w:type="dxa"/>
       <w:tblBorders>
         <w:top w:val="single" w:sz="8" w:space="0" w:color="8064A2"/>
         <w:bottom w:val="single" w:sz="8" w:space="0" w:color="8064A2"/>
       </w:tblBorders>
-      <w:tblCellMar>
-        <w:top w:w="0" w:type="dxa"/>
-        <w:left w:w="108" w:type="dxa"/>
-        <w:bottom w:w="0" w:type="dxa"/>
-        <w:right w:w="108" w:type="dxa"/>
-      </w:tblCellMar>
     </w:tblPr>
     <w:tblStylePr w:type="firstRow">
       <w:pPr>
@@ -7651,17 +7520,10 @@
     <w:tblPr>
       <w:tblStyleRowBandSize w:val="1"/>
       <w:tblStyleColBandSize w:val="1"/>
-      <w:tblInd w:w="0" w:type="dxa"/>
       <w:tblBorders>
         <w:top w:val="single" w:sz="8" w:space="0" w:color="4BACC6"/>
         <w:bottom w:val="single" w:sz="8" w:space="0" w:color="4BACC6"/>
       </w:tblBorders>
-      <w:tblCellMar>
-        <w:top w:w="0" w:type="dxa"/>
-        <w:left w:w="108" w:type="dxa"/>
-        <w:bottom w:w="0" w:type="dxa"/>
-        <w:right w:w="108" w:type="dxa"/>
-      </w:tblCellMar>
     </w:tblPr>
     <w:tblStylePr w:type="firstRow">
       <w:pPr>
@@ -7754,17 +7616,10 @@
     <w:tblPr>
       <w:tblStyleRowBandSize w:val="1"/>
       <w:tblStyleColBandSize w:val="1"/>
-      <w:tblInd w:w="0" w:type="dxa"/>
       <w:tblBorders>
         <w:top w:val="single" w:sz="8" w:space="0" w:color="F79646"/>
         <w:bottom w:val="single" w:sz="8" w:space="0" w:color="F79646"/>
       </w:tblBorders>
-      <w:tblCellMar>
-        <w:top w:w="0" w:type="dxa"/>
-        <w:left w:w="108" w:type="dxa"/>
-        <w:bottom w:w="0" w:type="dxa"/>
-        <w:right w:w="108" w:type="dxa"/>
-      </w:tblCellMar>
     </w:tblPr>
     <w:tblStylePr w:type="firstRow">
       <w:pPr>
@@ -7854,19 +7709,12 @@
     <w:tblPr>
       <w:tblStyleRowBandSize w:val="1"/>
       <w:tblStyleColBandSize w:val="1"/>
-      <w:tblInd w:w="0" w:type="dxa"/>
       <w:tblBorders>
         <w:top w:val="single" w:sz="8" w:space="0" w:color="000000"/>
         <w:left w:val="single" w:sz="8" w:space="0" w:color="000000"/>
         <w:bottom w:val="single" w:sz="8" w:space="0" w:color="000000"/>
         <w:right w:val="single" w:sz="8" w:space="0" w:color="000000"/>
       </w:tblBorders>
-      <w:tblCellMar>
-        <w:top w:w="0" w:type="dxa"/>
-        <w:left w:w="108" w:type="dxa"/>
-        <w:bottom w:w="0" w:type="dxa"/>
-        <w:right w:w="108" w:type="dxa"/>
-      </w:tblCellMar>
     </w:tblPr>
     <w:tblStylePr w:type="firstRow">
       <w:pPr>
@@ -7946,19 +7794,12 @@
     <w:tblPr>
       <w:tblStyleRowBandSize w:val="1"/>
       <w:tblStyleColBandSize w:val="1"/>
-      <w:tblInd w:w="0" w:type="dxa"/>
       <w:tblBorders>
         <w:top w:val="single" w:sz="8" w:space="0" w:color="4F81BD"/>
         <w:left w:val="single" w:sz="8" w:space="0" w:color="4F81BD"/>
         <w:bottom w:val="single" w:sz="8" w:space="0" w:color="4F81BD"/>
         <w:right w:val="single" w:sz="8" w:space="0" w:color="4F81BD"/>
       </w:tblBorders>
-      <w:tblCellMar>
-        <w:top w:w="0" w:type="dxa"/>
-        <w:left w:w="108" w:type="dxa"/>
-        <w:bottom w:w="0" w:type="dxa"/>
-        <w:right w:w="108" w:type="dxa"/>
-      </w:tblCellMar>
     </w:tblPr>
     <w:tblStylePr w:type="firstRow">
       <w:pPr>
@@ -8038,19 +7879,12 @@
     <w:tblPr>
       <w:tblStyleRowBandSize w:val="1"/>
       <w:tblStyleColBandSize w:val="1"/>
-      <w:tblInd w:w="0" w:type="dxa"/>
       <w:tblBorders>
         <w:top w:val="single" w:sz="8" w:space="0" w:color="C0504D"/>
         <w:left w:val="single" w:sz="8" w:space="0" w:color="C0504D"/>
         <w:bottom w:val="single" w:sz="8" w:space="0" w:color="C0504D"/>
         <w:right w:val="single" w:sz="8" w:space="0" w:color="C0504D"/>
       </w:tblBorders>
-      <w:tblCellMar>
-        <w:top w:w="0" w:type="dxa"/>
-        <w:left w:w="108" w:type="dxa"/>
-        <w:bottom w:w="0" w:type="dxa"/>
-        <w:right w:w="108" w:type="dxa"/>
-      </w:tblCellMar>
     </w:tblPr>
     <w:tblStylePr w:type="firstRow">
       <w:pPr>
@@ -8130,19 +7964,12 @@
     <w:tblPr>
       <w:tblStyleRowBandSize w:val="1"/>
       <w:tblStyleColBandSize w:val="1"/>
-      <w:tblInd w:w="0" w:type="dxa"/>
       <w:tblBorders>
         <w:top w:val="single" w:sz="8" w:space="0" w:color="9BBB59"/>
         <w:left w:val="single" w:sz="8" w:space="0" w:color="9BBB59"/>
         <w:bottom w:val="single" w:sz="8" w:space="0" w:color="9BBB59"/>
         <w:right w:val="single" w:sz="8" w:space="0" w:color="9BBB59"/>
       </w:tblBorders>
-      <w:tblCellMar>
-        <w:top w:w="0" w:type="dxa"/>
-        <w:left w:w="108" w:type="dxa"/>
-        <w:bottom w:w="0" w:type="dxa"/>
-        <w:right w:w="108" w:type="dxa"/>
-      </w:tblCellMar>
     </w:tblPr>
     <w:tblStylePr w:type="firstRow">
       <w:pPr>
@@ -8222,19 +8049,12 @@
     <w:tblPr>
       <w:tblStyleRowBandSize w:val="1"/>
       <w:tblStyleColBandSize w:val="1"/>
-      <w:tblInd w:w="0" w:type="dxa"/>
       <w:tblBorders>
         <w:top w:val="single" w:sz="8" w:space="0" w:color="8064A2"/>
         <w:left w:val="single" w:sz="8" w:space="0" w:color="8064A2"/>
         <w:bottom w:val="single" w:sz="8" w:space="0" w:color="8064A2"/>
         <w:right w:val="single" w:sz="8" w:space="0" w:color="8064A2"/>
       </w:tblBorders>
-      <w:tblCellMar>
-        <w:top w:w="0" w:type="dxa"/>
-        <w:left w:w="108" w:type="dxa"/>
-        <w:bottom w:w="0" w:type="dxa"/>
-        <w:right w:w="108" w:type="dxa"/>
-      </w:tblCellMar>
     </w:tblPr>
     <w:tblStylePr w:type="firstRow">
       <w:pPr>
@@ -8314,19 +8134,12 @@
     <w:tblPr>
       <w:tblStyleRowBandSize w:val="1"/>
       <w:tblStyleColBandSize w:val="1"/>
-      <w:tblInd w:w="0" w:type="dxa"/>
       <w:tblBorders>
         <w:top w:val="single" w:sz="8" w:space="0" w:color="4BACC6"/>
         <w:left w:val="single" w:sz="8" w:space="0" w:color="4BACC6"/>
         <w:bottom w:val="single" w:sz="8" w:space="0" w:color="4BACC6"/>
         <w:right w:val="single" w:sz="8" w:space="0" w:color="4BACC6"/>
       </w:tblBorders>
-      <w:tblCellMar>
-        <w:top w:w="0" w:type="dxa"/>
-        <w:left w:w="108" w:type="dxa"/>
-        <w:bottom w:w="0" w:type="dxa"/>
-        <w:right w:w="108" w:type="dxa"/>
-      </w:tblCellMar>
     </w:tblPr>
     <w:tblStylePr w:type="firstRow">
       <w:pPr>
@@ -8406,19 +8219,12 @@
     <w:tblPr>
       <w:tblStyleRowBandSize w:val="1"/>
       <w:tblStyleColBandSize w:val="1"/>
-      <w:tblInd w:w="0" w:type="dxa"/>
       <w:tblBorders>
         <w:top w:val="single" w:sz="8" w:space="0" w:color="F79646"/>
         <w:left w:val="single" w:sz="8" w:space="0" w:color="F79646"/>
         <w:bottom w:val="single" w:sz="8" w:space="0" w:color="F79646"/>
         <w:right w:val="single" w:sz="8" w:space="0" w:color="F79646"/>
       </w:tblBorders>
-      <w:tblCellMar>
-        <w:top w:w="0" w:type="dxa"/>
-        <w:left w:w="108" w:type="dxa"/>
-        <w:bottom w:w="0" w:type="dxa"/>
-        <w:right w:w="108" w:type="dxa"/>
-      </w:tblCellMar>
     </w:tblPr>
     <w:tblStylePr w:type="firstRow">
       <w:pPr>
@@ -8498,7 +8304,6 @@
     <w:tblPr>
       <w:tblStyleRowBandSize w:val="1"/>
       <w:tblStyleColBandSize w:val="1"/>
-      <w:tblInd w:w="0" w:type="dxa"/>
       <w:tblBorders>
         <w:top w:val="single" w:sz="8" w:space="0" w:color="000000"/>
         <w:left w:val="single" w:sz="8" w:space="0" w:color="000000"/>
@@ -8507,12 +8312,6 @@
         <w:insideH w:val="single" w:sz="8" w:space="0" w:color="000000"/>
         <w:insideV w:val="single" w:sz="8" w:space="0" w:color="000000"/>
       </w:tblBorders>
-      <w:tblCellMar>
-        <w:top w:w="0" w:type="dxa"/>
-        <w:left w:w="108" w:type="dxa"/>
-        <w:bottom w:w="0" w:type="dxa"/>
-        <w:right w:w="108" w:type="dxa"/>
-      </w:tblCellMar>
     </w:tblPr>
     <w:tblStylePr w:type="firstRow">
       <w:pPr>
@@ -8628,7 +8427,6 @@
     <w:tblPr>
       <w:tblStyleRowBandSize w:val="1"/>
       <w:tblStyleColBandSize w:val="1"/>
-      <w:tblInd w:w="0" w:type="dxa"/>
       <w:tblBorders>
         <w:top w:val="single" w:sz="8" w:space="0" w:color="4F81BD"/>
         <w:left w:val="single" w:sz="8" w:space="0" w:color="4F81BD"/>
@@ -8637,12 +8435,6 @@
         <w:insideH w:val="single" w:sz="8" w:space="0" w:color="4F81BD"/>
         <w:insideV w:val="single" w:sz="8" w:space="0" w:color="4F81BD"/>
       </w:tblBorders>
-      <w:tblCellMar>
-        <w:top w:w="0" w:type="dxa"/>
-        <w:left w:w="108" w:type="dxa"/>
-        <w:bottom w:w="0" w:type="dxa"/>
-        <w:right w:w="108" w:type="dxa"/>
-      </w:tblCellMar>
     </w:tblPr>
     <w:tblStylePr w:type="firstRow">
       <w:pPr>
@@ -8758,7 +8550,6 @@
     <w:tblPr>
       <w:tblStyleRowBandSize w:val="1"/>
       <w:tblStyleColBandSize w:val="1"/>
-      <w:tblInd w:w="0" w:type="dxa"/>
       <w:tblBorders>
         <w:top w:val="single" w:sz="8" w:space="0" w:color="C0504D"/>
         <w:left w:val="single" w:sz="8" w:space="0" w:color="C0504D"/>
@@ -8767,12 +8558,6 @@
         <w:insideH w:val="single" w:sz="8" w:space="0" w:color="C0504D"/>
         <w:insideV w:val="single" w:sz="8" w:space="0" w:color="C0504D"/>
       </w:tblBorders>
-      <w:tblCellMar>
-        <w:top w:w="0" w:type="dxa"/>
-        <w:left w:w="108" w:type="dxa"/>
-        <w:bottom w:w="0" w:type="dxa"/>
-        <w:right w:w="108" w:type="dxa"/>
-      </w:tblCellMar>
     </w:tblPr>
     <w:tblStylePr w:type="firstRow">
       <w:pPr>
@@ -8888,7 +8673,6 @@
     <w:tblPr>
       <w:tblStyleRowBandSize w:val="1"/>
       <w:tblStyleColBandSize w:val="1"/>
-      <w:tblInd w:w="0" w:type="dxa"/>
       <w:tblBorders>
         <w:top w:val="single" w:sz="8" w:space="0" w:color="9BBB59"/>
         <w:left w:val="single" w:sz="8" w:space="0" w:color="9BBB59"/>
@@ -8897,12 +8681,6 @@
         <w:insideH w:val="single" w:sz="8" w:space="0" w:color="9BBB59"/>
         <w:insideV w:val="single" w:sz="8" w:space="0" w:color="9BBB59"/>
       </w:tblBorders>
-      <w:tblCellMar>
-        <w:top w:w="0" w:type="dxa"/>
-        <w:left w:w="108" w:type="dxa"/>
-        <w:bottom w:w="0" w:type="dxa"/>
-        <w:right w:w="108" w:type="dxa"/>
-      </w:tblCellMar>
     </w:tblPr>
     <w:tblStylePr w:type="firstRow">
       <w:pPr>
@@ -9018,7 +8796,6 @@
     <w:tblPr>
       <w:tblStyleRowBandSize w:val="1"/>
       <w:tblStyleColBandSize w:val="1"/>
-      <w:tblInd w:w="0" w:type="dxa"/>
       <w:tblBorders>
         <w:top w:val="single" w:sz="8" w:space="0" w:color="8064A2"/>
         <w:left w:val="single" w:sz="8" w:space="0" w:color="8064A2"/>
@@ -9027,12 +8804,6 @@
         <w:insideH w:val="single" w:sz="8" w:space="0" w:color="8064A2"/>
         <w:insideV w:val="single" w:sz="8" w:space="0" w:color="8064A2"/>
       </w:tblBorders>
-      <w:tblCellMar>
-        <w:top w:w="0" w:type="dxa"/>
-        <w:left w:w="108" w:type="dxa"/>
-        <w:bottom w:w="0" w:type="dxa"/>
-        <w:right w:w="108" w:type="dxa"/>
-      </w:tblCellMar>
     </w:tblPr>
     <w:tblStylePr w:type="firstRow">
       <w:pPr>
@@ -9148,7 +8919,6 @@
     <w:tblPr>
       <w:tblStyleRowBandSize w:val="1"/>
       <w:tblStyleColBandSize w:val="1"/>
-      <w:tblInd w:w="0" w:type="dxa"/>
       <w:tblBorders>
         <w:top w:val="single" w:sz="8" w:space="0" w:color="4BACC6"/>
         <w:left w:val="single" w:sz="8" w:space="0" w:color="4BACC6"/>
@@ -9157,12 +8927,6 @@
         <w:insideH w:val="single" w:sz="8" w:space="0" w:color="4BACC6"/>
         <w:insideV w:val="single" w:sz="8" w:space="0" w:color="4BACC6"/>
       </w:tblBorders>
-      <w:tblCellMar>
-        <w:top w:w="0" w:type="dxa"/>
-        <w:left w:w="108" w:type="dxa"/>
-        <w:bottom w:w="0" w:type="dxa"/>
-        <w:right w:w="108" w:type="dxa"/>
-      </w:tblCellMar>
     </w:tblPr>
     <w:tblStylePr w:type="firstRow">
       <w:pPr>
@@ -9278,7 +9042,6 @@
     <w:tblPr>
       <w:tblStyleRowBandSize w:val="1"/>
       <w:tblStyleColBandSize w:val="1"/>
-      <w:tblInd w:w="0" w:type="dxa"/>
       <w:tblBorders>
         <w:top w:val="single" w:sz="8" w:space="0" w:color="F79646"/>
         <w:left w:val="single" w:sz="8" w:space="0" w:color="F79646"/>
@@ -9287,12 +9050,6 @@
         <w:insideH w:val="single" w:sz="8" w:space="0" w:color="F79646"/>
         <w:insideV w:val="single" w:sz="8" w:space="0" w:color="F79646"/>
       </w:tblBorders>
-      <w:tblCellMar>
-        <w:top w:w="0" w:type="dxa"/>
-        <w:left w:w="108" w:type="dxa"/>
-        <w:bottom w:w="0" w:type="dxa"/>
-        <w:right w:w="108" w:type="dxa"/>
-      </w:tblCellMar>
     </w:tblPr>
     <w:tblStylePr w:type="firstRow">
       <w:pPr>
@@ -9408,7 +9165,6 @@
     <w:tblPr>
       <w:tblStyleRowBandSize w:val="1"/>
       <w:tblStyleColBandSize w:val="1"/>
-      <w:tblInd w:w="0" w:type="dxa"/>
       <w:tblBorders>
         <w:top w:val="single" w:sz="8" w:space="0" w:color="404040"/>
         <w:left w:val="single" w:sz="8" w:space="0" w:color="404040"/>
@@ -9416,12 +9172,6 @@
         <w:right w:val="single" w:sz="8" w:space="0" w:color="404040"/>
         <w:insideH w:val="single" w:sz="8" w:space="0" w:color="404040"/>
       </w:tblBorders>
-      <w:tblCellMar>
-        <w:top w:w="0" w:type="dxa"/>
-        <w:left w:w="108" w:type="dxa"/>
-        <w:bottom w:w="0" w:type="dxa"/>
-        <w:right w:w="108" w:type="dxa"/>
-      </w:tblCellMar>
     </w:tblPr>
     <w:tblStylePr w:type="firstRow">
       <w:pPr>
@@ -9514,7 +9264,6 @@
     <w:tblPr>
       <w:tblStyleRowBandSize w:val="1"/>
       <w:tblStyleColBandSize w:val="1"/>
-      <w:tblInd w:w="0" w:type="dxa"/>
       <w:tblBorders>
         <w:top w:val="single" w:sz="8" w:space="0" w:color="7BA0CD"/>
         <w:left w:val="single" w:sz="8" w:space="0" w:color="7BA0CD"/>
@@ -9522,12 +9271,6 @@
         <w:right w:val="single" w:sz="8" w:space="0" w:color="7BA0CD"/>
         <w:insideH w:val="single" w:sz="8" w:space="0" w:color="7BA0CD"/>
       </w:tblBorders>
-      <w:tblCellMar>
-        <w:top w:w="0" w:type="dxa"/>
-        <w:left w:w="108" w:type="dxa"/>
-        <w:bottom w:w="0" w:type="dxa"/>
-        <w:right w:w="108" w:type="dxa"/>
-      </w:tblCellMar>
     </w:tblPr>
     <w:tblStylePr w:type="firstRow">
       <w:pPr>
@@ -9620,7 +9363,6 @@
     <w:tblPr>
       <w:tblStyleRowBandSize w:val="1"/>
       <w:tblStyleColBandSize w:val="1"/>
-      <w:tblInd w:w="0" w:type="dxa"/>
       <w:tblBorders>
         <w:top w:val="single" w:sz="8" w:space="0" w:color="CF7B79"/>
         <w:left w:val="single" w:sz="8" w:space="0" w:color="CF7B79"/>
@@ -9628,12 +9370,6 @@
         <w:right w:val="single" w:sz="8" w:space="0" w:color="CF7B79"/>
         <w:insideH w:val="single" w:sz="8" w:space="0" w:color="CF7B79"/>
       </w:tblBorders>
-      <w:tblCellMar>
-        <w:top w:w="0" w:type="dxa"/>
-        <w:left w:w="108" w:type="dxa"/>
-        <w:bottom w:w="0" w:type="dxa"/>
-        <w:right w:w="108" w:type="dxa"/>
-      </w:tblCellMar>
     </w:tblPr>
     <w:tblStylePr w:type="firstRow">
       <w:pPr>
@@ -9726,7 +9462,6 @@
     <w:tblPr>
       <w:tblStyleRowBandSize w:val="1"/>
       <w:tblStyleColBandSize w:val="1"/>
-      <w:tblInd w:w="0" w:type="dxa"/>
       <w:tblBorders>
         <w:top w:val="single" w:sz="8" w:space="0" w:color="B3CC82"/>
         <w:left w:val="single" w:sz="8" w:space="0" w:color="B3CC82"/>
@@ -9734,12 +9469,6 @@
         <w:right w:val="single" w:sz="8" w:space="0" w:color="B3CC82"/>
         <w:insideH w:val="single" w:sz="8" w:space="0" w:color="B3CC82"/>
       </w:tblBorders>
-      <w:tblCellMar>
-        <w:top w:w="0" w:type="dxa"/>
-        <w:left w:w="108" w:type="dxa"/>
-        <w:bottom w:w="0" w:type="dxa"/>
-        <w:right w:w="108" w:type="dxa"/>
-      </w:tblCellMar>
     </w:tblPr>
     <w:tblStylePr w:type="firstRow">
       <w:pPr>
@@ -9832,7 +9561,6 @@
     <w:tblPr>
       <w:tblStyleRowBandSize w:val="1"/>
       <w:tblStyleColBandSize w:val="1"/>
-      <w:tblInd w:w="0" w:type="dxa"/>
       <w:tblBorders>
         <w:top w:val="single" w:sz="8" w:space="0" w:color="9F8AB9"/>
         <w:left w:val="single" w:sz="8" w:space="0" w:color="9F8AB9"/>
@@ -9840,12 +9568,6 @@
         <w:right w:val="single" w:sz="8" w:space="0" w:color="9F8AB9"/>
         <w:insideH w:val="single" w:sz="8" w:space="0" w:color="9F8AB9"/>
       </w:tblBorders>
-      <w:tblCellMar>
-        <w:top w:w="0" w:type="dxa"/>
-        <w:left w:w="108" w:type="dxa"/>
-        <w:bottom w:w="0" w:type="dxa"/>
-        <w:right w:w="108" w:type="dxa"/>
-      </w:tblCellMar>
     </w:tblPr>
     <w:tblStylePr w:type="firstRow">
       <w:pPr>
@@ -9938,7 +9660,6 @@
     <w:tblPr>
       <w:tblStyleRowBandSize w:val="1"/>
       <w:tblStyleColBandSize w:val="1"/>
-      <w:tblInd w:w="0" w:type="dxa"/>
       <w:tblBorders>
         <w:top w:val="single" w:sz="8" w:space="0" w:color="78C0D4"/>
         <w:left w:val="single" w:sz="8" w:space="0" w:color="78C0D4"/>
@@ -9946,12 +9667,6 @@
         <w:right w:val="single" w:sz="8" w:space="0" w:color="78C0D4"/>
         <w:insideH w:val="single" w:sz="8" w:space="0" w:color="78C0D4"/>
       </w:tblBorders>
-      <w:tblCellMar>
-        <w:top w:w="0" w:type="dxa"/>
-        <w:left w:w="108" w:type="dxa"/>
-        <w:bottom w:w="0" w:type="dxa"/>
-        <w:right w:w="108" w:type="dxa"/>
-      </w:tblCellMar>
     </w:tblPr>
     <w:tblStylePr w:type="firstRow">
       <w:pPr>
@@ -10044,7 +9759,6 @@
     <w:tblPr>
       <w:tblStyleRowBandSize w:val="1"/>
       <w:tblStyleColBandSize w:val="1"/>
-      <w:tblInd w:w="0" w:type="dxa"/>
       <w:tblBorders>
         <w:top w:val="single" w:sz="8" w:space="0" w:color="F9B074"/>
         <w:left w:val="single" w:sz="8" w:space="0" w:color="F9B074"/>
@@ -10052,12 +9766,6 @@
         <w:right w:val="single" w:sz="8" w:space="0" w:color="F9B074"/>
         <w:insideH w:val="single" w:sz="8" w:space="0" w:color="F9B074"/>
       </w:tblBorders>
-      <w:tblCellMar>
-        <w:top w:w="0" w:type="dxa"/>
-        <w:left w:w="108" w:type="dxa"/>
-        <w:bottom w:w="0" w:type="dxa"/>
-        <w:right w:w="108" w:type="dxa"/>
-      </w:tblCellMar>
     </w:tblPr>
     <w:tblStylePr w:type="firstRow">
       <w:pPr>
@@ -10150,17 +9858,10 @@
     <w:tblPr>
       <w:tblStyleRowBandSize w:val="1"/>
       <w:tblStyleColBandSize w:val="1"/>
-      <w:tblInd w:w="0" w:type="dxa"/>
       <w:tblBorders>
         <w:top w:val="single" w:sz="18" w:space="0" w:color="auto"/>
         <w:bottom w:val="single" w:sz="18" w:space="0" w:color="auto"/>
       </w:tblBorders>
-      <w:tblCellMar>
-        <w:top w:w="0" w:type="dxa"/>
-        <w:left w:w="108" w:type="dxa"/>
-        <w:bottom w:w="0" w:type="dxa"/>
-        <w:right w:w="108" w:type="dxa"/>
-      </w:tblCellMar>
     </w:tblPr>
     <w:tblStylePr w:type="firstRow">
       <w:pPr>
@@ -10299,17 +10000,10 @@
     <w:tblPr>
       <w:tblStyleRowBandSize w:val="1"/>
       <w:tblStyleColBandSize w:val="1"/>
-      <w:tblInd w:w="0" w:type="dxa"/>
       <w:tblBorders>
         <w:top w:val="single" w:sz="18" w:space="0" w:color="auto"/>
         <w:bottom w:val="single" w:sz="18" w:space="0" w:color="auto"/>
       </w:tblBorders>
-      <w:tblCellMar>
-        <w:top w:w="0" w:type="dxa"/>
-        <w:left w:w="108" w:type="dxa"/>
-        <w:bottom w:w="0" w:type="dxa"/>
-        <w:right w:w="108" w:type="dxa"/>
-      </w:tblCellMar>
     </w:tblPr>
     <w:tblStylePr w:type="firstRow">
       <w:pPr>
@@ -10448,17 +10142,10 @@
     <w:tblPr>
       <w:tblStyleRowBandSize w:val="1"/>
       <w:tblStyleColBandSize w:val="1"/>
-      <w:tblInd w:w="0" w:type="dxa"/>
       <w:tblBorders>
         <w:top w:val="single" w:sz="18" w:space="0" w:color="auto"/>
         <w:bottom w:val="single" w:sz="18" w:space="0" w:color="auto"/>
       </w:tblBorders>
-      <w:tblCellMar>
-        <w:top w:w="0" w:type="dxa"/>
-        <w:left w:w="108" w:type="dxa"/>
-        <w:bottom w:w="0" w:type="dxa"/>
-        <w:right w:w="108" w:type="dxa"/>
-      </w:tblCellMar>
     </w:tblPr>
     <w:tblStylePr w:type="firstRow">
       <w:pPr>
@@ -10597,17 +10284,10 @@
     <w:tblPr>
       <w:tblStyleRowBandSize w:val="1"/>
       <w:tblStyleColBandSize w:val="1"/>
-      <w:tblInd w:w="0" w:type="dxa"/>
       <w:tblBorders>
         <w:top w:val="single" w:sz="18" w:space="0" w:color="auto"/>
         <w:bottom w:val="single" w:sz="18" w:space="0" w:color="auto"/>
       </w:tblBorders>
-      <w:tblCellMar>
-        <w:top w:w="0" w:type="dxa"/>
-        <w:left w:w="108" w:type="dxa"/>
-        <w:bottom w:w="0" w:type="dxa"/>
-        <w:right w:w="108" w:type="dxa"/>
-      </w:tblCellMar>
     </w:tblPr>
     <w:tblStylePr w:type="firstRow">
       <w:pPr>
@@ -10746,17 +10426,10 @@
     <w:tblPr>
       <w:tblStyleRowBandSize w:val="1"/>
       <w:tblStyleColBandSize w:val="1"/>
-      <w:tblInd w:w="0" w:type="dxa"/>
       <w:tblBorders>
         <w:top w:val="single" w:sz="18" w:space="0" w:color="auto"/>
         <w:bottom w:val="single" w:sz="18" w:space="0" w:color="auto"/>
       </w:tblBorders>
-      <w:tblCellMar>
-        <w:top w:w="0" w:type="dxa"/>
-        <w:left w:w="108" w:type="dxa"/>
-        <w:bottom w:w="0" w:type="dxa"/>
-        <w:right w:w="108" w:type="dxa"/>
-      </w:tblCellMar>
     </w:tblPr>
     <w:tblStylePr w:type="firstRow">
       <w:pPr>
@@ -10895,17 +10568,10 @@
     <w:tblPr>
       <w:tblStyleRowBandSize w:val="1"/>
       <w:tblStyleColBandSize w:val="1"/>
-      <w:tblInd w:w="0" w:type="dxa"/>
       <w:tblBorders>
         <w:top w:val="single" w:sz="18" w:space="0" w:color="auto"/>
         <w:bottom w:val="single" w:sz="18" w:space="0" w:color="auto"/>
       </w:tblBorders>
-      <w:tblCellMar>
-        <w:top w:w="0" w:type="dxa"/>
-        <w:left w:w="108" w:type="dxa"/>
-        <w:bottom w:w="0" w:type="dxa"/>
-        <w:right w:w="108" w:type="dxa"/>
-      </w:tblCellMar>
     </w:tblPr>
     <w:tblStylePr w:type="firstRow">
       <w:pPr>
@@ -11044,17 +10710,10 @@
     <w:tblPr>
       <w:tblStyleRowBandSize w:val="1"/>
       <w:tblStyleColBandSize w:val="1"/>
-      <w:tblInd w:w="0" w:type="dxa"/>
       <w:tblBorders>
         <w:top w:val="single" w:sz="18" w:space="0" w:color="auto"/>
         <w:bottom w:val="single" w:sz="18" w:space="0" w:color="auto"/>
       </w:tblBorders>
-      <w:tblCellMar>
-        <w:top w:w="0" w:type="dxa"/>
-        <w:left w:w="108" w:type="dxa"/>
-        <w:bottom w:w="0" w:type="dxa"/>
-        <w:right w:w="108" w:type="dxa"/>
-      </w:tblCellMar>
     </w:tblPr>
     <w:tblStylePr w:type="firstRow">
       <w:pPr>
@@ -11196,17 +10855,10 @@
     <w:tblPr>
       <w:tblStyleRowBandSize w:val="1"/>
       <w:tblStyleColBandSize w:val="1"/>
-      <w:tblInd w:w="0" w:type="dxa"/>
       <w:tblBorders>
         <w:top w:val="single" w:sz="8" w:space="0" w:color="000000"/>
         <w:bottom w:val="single" w:sz="8" w:space="0" w:color="000000"/>
       </w:tblBorders>
-      <w:tblCellMar>
-        <w:top w:w="0" w:type="dxa"/>
-        <w:left w:w="108" w:type="dxa"/>
-        <w:bottom w:w="0" w:type="dxa"/>
-        <w:right w:w="108" w:type="dxa"/>
-      </w:tblCellMar>
     </w:tblPr>
     <w:tblStylePr w:type="firstRow">
       <w:rPr>
@@ -11280,17 +10932,10 @@
     <w:tblPr>
       <w:tblStyleRowBandSize w:val="1"/>
       <w:tblStyleColBandSize w:val="1"/>
-      <w:tblInd w:w="0" w:type="dxa"/>
       <w:tblBorders>
         <w:top w:val="single" w:sz="8" w:space="0" w:color="4F81BD"/>
         <w:bottom w:val="single" w:sz="8" w:space="0" w:color="4F81BD"/>
       </w:tblBorders>
-      <w:tblCellMar>
-        <w:top w:w="0" w:type="dxa"/>
-        <w:left w:w="108" w:type="dxa"/>
-        <w:bottom w:w="0" w:type="dxa"/>
-        <w:right w:w="108" w:type="dxa"/>
-      </w:tblCellMar>
     </w:tblPr>
     <w:tblStylePr w:type="firstRow">
       <w:rPr>
@@ -11364,17 +11009,10 @@
     <w:tblPr>
       <w:tblStyleRowBandSize w:val="1"/>
       <w:tblStyleColBandSize w:val="1"/>
-      <w:tblInd w:w="0" w:type="dxa"/>
       <w:tblBorders>
         <w:top w:val="single" w:sz="8" w:space="0" w:color="C0504D"/>
         <w:bottom w:val="single" w:sz="8" w:space="0" w:color="C0504D"/>
       </w:tblBorders>
-      <w:tblCellMar>
-        <w:top w:w="0" w:type="dxa"/>
-        <w:left w:w="108" w:type="dxa"/>
-        <w:bottom w:w="0" w:type="dxa"/>
-        <w:right w:w="108" w:type="dxa"/>
-      </w:tblCellMar>
     </w:tblPr>
     <w:tblStylePr w:type="firstRow">
       <w:rPr>
@@ -11448,17 +11086,10 @@
     <w:tblPr>
       <w:tblStyleRowBandSize w:val="1"/>
       <w:tblStyleColBandSize w:val="1"/>
-      <w:tblInd w:w="0" w:type="dxa"/>
       <w:tblBorders>
         <w:top w:val="single" w:sz="8" w:space="0" w:color="9BBB59"/>
         <w:bottom w:val="single" w:sz="8" w:space="0" w:color="9BBB59"/>
       </w:tblBorders>
-      <w:tblCellMar>
-        <w:top w:w="0" w:type="dxa"/>
-        <w:left w:w="108" w:type="dxa"/>
-        <w:bottom w:w="0" w:type="dxa"/>
-        <w:right w:w="108" w:type="dxa"/>
-      </w:tblCellMar>
     </w:tblPr>
     <w:tblStylePr w:type="firstRow">
       <w:rPr>
@@ -11532,17 +11163,10 @@
     <w:tblPr>
       <w:tblStyleRowBandSize w:val="1"/>
       <w:tblStyleColBandSize w:val="1"/>
-      <w:tblInd w:w="0" w:type="dxa"/>
       <w:tblBorders>
         <w:top w:val="single" w:sz="8" w:space="0" w:color="8064A2"/>
         <w:bottom w:val="single" w:sz="8" w:space="0" w:color="8064A2"/>
       </w:tblBorders>
-      <w:tblCellMar>
-        <w:top w:w="0" w:type="dxa"/>
-        <w:left w:w="108" w:type="dxa"/>
-        <w:bottom w:w="0" w:type="dxa"/>
-        <w:right w:w="108" w:type="dxa"/>
-      </w:tblCellMar>
     </w:tblPr>
     <w:tblStylePr w:type="firstRow">
       <w:rPr>
@@ -11616,17 +11240,10 @@
     <w:tblPr>
       <w:tblStyleRowBandSize w:val="1"/>
       <w:tblStyleColBandSize w:val="1"/>
-      <w:tblInd w:w="0" w:type="dxa"/>
       <w:tblBorders>
         <w:top w:val="single" w:sz="8" w:space="0" w:color="4BACC6"/>
         <w:bottom w:val="single" w:sz="8" w:space="0" w:color="4BACC6"/>
       </w:tblBorders>
-      <w:tblCellMar>
-        <w:top w:w="0" w:type="dxa"/>
-        <w:left w:w="108" w:type="dxa"/>
-        <w:bottom w:w="0" w:type="dxa"/>
-        <w:right w:w="108" w:type="dxa"/>
-      </w:tblCellMar>
     </w:tblPr>
     <w:tblStylePr w:type="firstRow">
       <w:rPr>
@@ -11700,17 +11317,10 @@
     <w:tblPr>
       <w:tblStyleRowBandSize w:val="1"/>
       <w:tblStyleColBandSize w:val="1"/>
-      <w:tblInd w:w="0" w:type="dxa"/>
       <w:tblBorders>
         <w:top w:val="single" w:sz="8" w:space="0" w:color="F79646"/>
         <w:bottom w:val="single" w:sz="8" w:space="0" w:color="F79646"/>
       </w:tblBorders>
-      <w:tblCellMar>
-        <w:top w:w="0" w:type="dxa"/>
-        <w:left w:w="108" w:type="dxa"/>
-        <w:bottom w:w="0" w:type="dxa"/>
-        <w:right w:w="108" w:type="dxa"/>
-      </w:tblCellMar>
     </w:tblPr>
     <w:tblStylePr w:type="firstRow">
       <w:rPr>
@@ -11785,19 +11395,12 @@
     <w:tblPr>
       <w:tblStyleRowBandSize w:val="1"/>
       <w:tblStyleColBandSize w:val="1"/>
-      <w:tblInd w:w="0" w:type="dxa"/>
       <w:tblBorders>
         <w:top w:val="single" w:sz="8" w:space="0" w:color="000000"/>
         <w:left w:val="single" w:sz="8" w:space="0" w:color="000000"/>
         <w:bottom w:val="single" w:sz="8" w:space="0" w:color="000000"/>
         <w:right w:val="single" w:sz="8" w:space="0" w:color="000000"/>
       </w:tblBorders>
-      <w:tblCellMar>
-        <w:top w:w="0" w:type="dxa"/>
-        <w:left w:w="108" w:type="dxa"/>
-        <w:bottom w:w="0" w:type="dxa"/>
-        <w:right w:w="108" w:type="dxa"/>
-      </w:tblCellMar>
     </w:tblPr>
     <w:tblStylePr w:type="firstRow">
       <w:rPr>
@@ -11913,19 +11516,12 @@
     <w:tblPr>
       <w:tblStyleRowBandSize w:val="1"/>
       <w:tblStyleColBandSize w:val="1"/>
-      <w:tblInd w:w="0" w:type="dxa"/>
       <w:tblBorders>
         <w:top w:val="single" w:sz="8" w:space="0" w:color="4F81BD"/>
         <w:left w:val="single" w:sz="8" w:space="0" w:color="4F81BD"/>
         <w:bottom w:val="single" w:sz="8" w:space="0" w:color="4F81BD"/>
         <w:right w:val="single" w:sz="8" w:space="0" w:color="4F81BD"/>
       </w:tblBorders>
-      <w:tblCellMar>
-        <w:top w:w="0" w:type="dxa"/>
-        <w:left w:w="108" w:type="dxa"/>
-        <w:bottom w:w="0" w:type="dxa"/>
-        <w:right w:w="108" w:type="dxa"/>
-      </w:tblCellMar>
     </w:tblPr>
     <w:tblStylePr w:type="firstRow">
       <w:rPr>
@@ -12041,19 +11637,12 @@
     <w:tblPr>
       <w:tblStyleRowBandSize w:val="1"/>
       <w:tblStyleColBandSize w:val="1"/>
-      <w:tblInd w:w="0" w:type="dxa"/>
       <w:tblBorders>
         <w:top w:val="single" w:sz="8" w:space="0" w:color="C0504D"/>
         <w:left w:val="single" w:sz="8" w:space="0" w:color="C0504D"/>
         <w:bottom w:val="single" w:sz="8" w:space="0" w:color="C0504D"/>
         <w:right w:val="single" w:sz="8" w:space="0" w:color="C0504D"/>
       </w:tblBorders>
-      <w:tblCellMar>
-        <w:top w:w="0" w:type="dxa"/>
-        <w:left w:w="108" w:type="dxa"/>
-        <w:bottom w:w="0" w:type="dxa"/>
-        <w:right w:w="108" w:type="dxa"/>
-      </w:tblCellMar>
     </w:tblPr>
     <w:tblStylePr w:type="firstRow">
       <w:rPr>
@@ -12169,19 +11758,12 @@
     <w:tblPr>
       <w:tblStyleRowBandSize w:val="1"/>
       <w:tblStyleColBandSize w:val="1"/>
-      <w:tblInd w:w="0" w:type="dxa"/>
       <w:tblBorders>
         <w:top w:val="single" w:sz="8" w:space="0" w:color="9BBB59"/>
         <w:left w:val="single" w:sz="8" w:space="0" w:color="9BBB59"/>
         <w:bottom w:val="single" w:sz="8" w:space="0" w:color="9BBB59"/>
         <w:right w:val="single" w:sz="8" w:space="0" w:color="9BBB59"/>
       </w:tblBorders>
-      <w:tblCellMar>
-        <w:top w:w="0" w:type="dxa"/>
-        <w:left w:w="108" w:type="dxa"/>
-        <w:bottom w:w="0" w:type="dxa"/>
-        <w:right w:w="108" w:type="dxa"/>
-      </w:tblCellMar>
     </w:tblPr>
     <w:tblStylePr w:type="firstRow">
       <w:rPr>
@@ -12297,19 +11879,12 @@
     <w:tblPr>
       <w:tblStyleRowBandSize w:val="1"/>
       <w:tblStyleColBandSize w:val="1"/>
-      <w:tblInd w:w="0" w:type="dxa"/>
       <w:tblBorders>
         <w:top w:val="single" w:sz="8" w:space="0" w:color="8064A2"/>
         <w:left w:val="single" w:sz="8" w:space="0" w:color="8064A2"/>
         <w:bottom w:val="single" w:sz="8" w:space="0" w:color="8064A2"/>
         <w:right w:val="single" w:sz="8" w:space="0" w:color="8064A2"/>
       </w:tblBorders>
-      <w:tblCellMar>
-        <w:top w:w="0" w:type="dxa"/>
-        <w:left w:w="108" w:type="dxa"/>
-        <w:bottom w:w="0" w:type="dxa"/>
-        <w:right w:w="108" w:type="dxa"/>
-      </w:tblCellMar>
     </w:tblPr>
     <w:tblStylePr w:type="firstRow">
       <w:rPr>
@@ -12425,19 +12000,12 @@
     <w:tblPr>
       <w:tblStyleRowBandSize w:val="1"/>
       <w:tblStyleColBandSize w:val="1"/>
-      <w:tblInd w:w="0" w:type="dxa"/>
       <w:tblBorders>
         <w:top w:val="single" w:sz="8" w:space="0" w:color="4BACC6"/>
         <w:left w:val="single" w:sz="8" w:space="0" w:color="4BACC6"/>
         <w:bottom w:val="single" w:sz="8" w:space="0" w:color="4BACC6"/>
         <w:right w:val="single" w:sz="8" w:space="0" w:color="4BACC6"/>
       </w:tblBorders>
-      <w:tblCellMar>
-        <w:top w:w="0" w:type="dxa"/>
-        <w:left w:w="108" w:type="dxa"/>
-        <w:bottom w:w="0" w:type="dxa"/>
-        <w:right w:w="108" w:type="dxa"/>
-      </w:tblCellMar>
     </w:tblPr>
     <w:tblStylePr w:type="firstRow">
       <w:rPr>
@@ -12553,19 +12121,12 @@
     <w:tblPr>
       <w:tblStyleRowBandSize w:val="1"/>
       <w:tblStyleColBandSize w:val="1"/>
-      <w:tblInd w:w="0" w:type="dxa"/>
       <w:tblBorders>
         <w:top w:val="single" w:sz="8" w:space="0" w:color="F79646"/>
         <w:left w:val="single" w:sz="8" w:space="0" w:color="F79646"/>
         <w:bottom w:val="single" w:sz="8" w:space="0" w:color="F79646"/>
         <w:right w:val="single" w:sz="8" w:space="0" w:color="F79646"/>
       </w:tblBorders>
-      <w:tblCellMar>
-        <w:top w:w="0" w:type="dxa"/>
-        <w:left w:w="108" w:type="dxa"/>
-        <w:bottom w:w="0" w:type="dxa"/>
-        <w:right w:w="108" w:type="dxa"/>
-      </w:tblCellMar>
     </w:tblPr>
     <w:tblStylePr w:type="firstRow">
       <w:rPr>
@@ -12677,7 +12238,6 @@
     <w:tblPr>
       <w:tblStyleRowBandSize w:val="1"/>
       <w:tblStyleColBandSize w:val="1"/>
-      <w:tblInd w:w="0" w:type="dxa"/>
       <w:tblBorders>
         <w:top w:val="single" w:sz="8" w:space="0" w:color="404040"/>
         <w:left w:val="single" w:sz="8" w:space="0" w:color="404040"/>
@@ -12687,12 +12247,6 @@
         <w:insideV w:val="single" w:sz="8" w:space="0" w:color="404040"/>
       </w:tblBorders>
       <w:shd w:val="clear" w:color="auto" w:fill="C0C0C0"/>
-      <w:tblCellMar>
-        <w:top w:w="0" w:type="dxa"/>
-        <w:left w:w="108" w:type="dxa"/>
-        <w:bottom w:w="0" w:type="dxa"/>
-        <w:right w:w="108" w:type="dxa"/>
-      </w:tblCellMar>
     </w:tblPr>
     <w:tcPr>
       <w:shd w:val="clear" w:color="auto" w:fill="C0C0C0"/>
@@ -12751,7 +12305,6 @@
     <w:tblPr>
       <w:tblStyleRowBandSize w:val="1"/>
       <w:tblStyleColBandSize w:val="1"/>
-      <w:tblInd w:w="0" w:type="dxa"/>
       <w:tblBorders>
         <w:top w:val="single" w:sz="8" w:space="0" w:color="7BA0CD"/>
         <w:left w:val="single" w:sz="8" w:space="0" w:color="7BA0CD"/>
@@ -12761,12 +12314,6 @@
         <w:insideV w:val="single" w:sz="8" w:space="0" w:color="7BA0CD"/>
       </w:tblBorders>
       <w:shd w:val="clear" w:color="auto" w:fill="D3DFEE"/>
-      <w:tblCellMar>
-        <w:top w:w="0" w:type="dxa"/>
-        <w:left w:w="108" w:type="dxa"/>
-        <w:bottom w:w="0" w:type="dxa"/>
-        <w:right w:w="108" w:type="dxa"/>
-      </w:tblCellMar>
     </w:tblPr>
     <w:tcPr>
       <w:shd w:val="clear" w:color="auto" w:fill="D3DFEE"/>
@@ -12825,7 +12372,6 @@
     <w:tblPr>
       <w:tblStyleRowBandSize w:val="1"/>
       <w:tblStyleColBandSize w:val="1"/>
-      <w:tblInd w:w="0" w:type="dxa"/>
       <w:tblBorders>
         <w:top w:val="single" w:sz="8" w:space="0" w:color="CF7B79"/>
         <w:left w:val="single" w:sz="8" w:space="0" w:color="CF7B79"/>
@@ -12835,12 +12381,6 @@
         <w:insideV w:val="single" w:sz="8" w:space="0" w:color="CF7B79"/>
       </w:tblBorders>
       <w:shd w:val="clear" w:color="auto" w:fill="EFD3D2"/>
-      <w:tblCellMar>
-        <w:top w:w="0" w:type="dxa"/>
-        <w:left w:w="108" w:type="dxa"/>
-        <w:bottom w:w="0" w:type="dxa"/>
-        <w:right w:w="108" w:type="dxa"/>
-      </w:tblCellMar>
     </w:tblPr>
     <w:tcPr>
       <w:shd w:val="clear" w:color="auto" w:fill="EFD3D2"/>
@@ -12899,7 +12439,6 @@
     <w:tblPr>
       <w:tblStyleRowBandSize w:val="1"/>
       <w:tblStyleColBandSize w:val="1"/>
-      <w:tblInd w:w="0" w:type="dxa"/>
       <w:tblBorders>
         <w:top w:val="single" w:sz="8" w:space="0" w:color="B3CC82"/>
         <w:left w:val="single" w:sz="8" w:space="0" w:color="B3CC82"/>
@@ -12909,12 +12448,6 @@
         <w:insideV w:val="single" w:sz="8" w:space="0" w:color="B3CC82"/>
       </w:tblBorders>
       <w:shd w:val="clear" w:color="auto" w:fill="E6EED5"/>
-      <w:tblCellMar>
-        <w:top w:w="0" w:type="dxa"/>
-        <w:left w:w="108" w:type="dxa"/>
-        <w:bottom w:w="0" w:type="dxa"/>
-        <w:right w:w="108" w:type="dxa"/>
-      </w:tblCellMar>
     </w:tblPr>
     <w:tcPr>
       <w:shd w:val="clear" w:color="auto" w:fill="E6EED5"/>
@@ -12973,7 +12506,6 @@
     <w:tblPr>
       <w:tblStyleRowBandSize w:val="1"/>
       <w:tblStyleColBandSize w:val="1"/>
-      <w:tblInd w:w="0" w:type="dxa"/>
       <w:tblBorders>
         <w:top w:val="single" w:sz="8" w:space="0" w:color="9F8AB9"/>
         <w:left w:val="single" w:sz="8" w:space="0" w:color="9F8AB9"/>
@@ -12983,12 +12515,6 @@
         <w:insideV w:val="single" w:sz="8" w:space="0" w:color="9F8AB9"/>
       </w:tblBorders>
       <w:shd w:val="clear" w:color="auto" w:fill="DFD8E8"/>
-      <w:tblCellMar>
-        <w:top w:w="0" w:type="dxa"/>
-        <w:left w:w="108" w:type="dxa"/>
-        <w:bottom w:w="0" w:type="dxa"/>
-        <w:right w:w="108" w:type="dxa"/>
-      </w:tblCellMar>
     </w:tblPr>
     <w:tcPr>
       <w:shd w:val="clear" w:color="auto" w:fill="DFD8E8"/>
@@ -13047,7 +12573,6 @@
     <w:tblPr>
       <w:tblStyleRowBandSize w:val="1"/>
       <w:tblStyleColBandSize w:val="1"/>
-      <w:tblInd w:w="0" w:type="dxa"/>
       <w:tblBorders>
         <w:top w:val="single" w:sz="8" w:space="0" w:color="78C0D4"/>
         <w:left w:val="single" w:sz="8" w:space="0" w:color="78C0D4"/>
@@ -13057,12 +12582,6 @@
         <w:insideV w:val="single" w:sz="8" w:space="0" w:color="78C0D4"/>
       </w:tblBorders>
       <w:shd w:val="clear" w:color="auto" w:fill="D2EAF1"/>
-      <w:tblCellMar>
-        <w:top w:w="0" w:type="dxa"/>
-        <w:left w:w="108" w:type="dxa"/>
-        <w:bottom w:w="0" w:type="dxa"/>
-        <w:right w:w="108" w:type="dxa"/>
-      </w:tblCellMar>
     </w:tblPr>
     <w:tcPr>
       <w:shd w:val="clear" w:color="auto" w:fill="D2EAF1"/>
@@ -13121,7 +12640,6 @@
     <w:tblPr>
       <w:tblStyleRowBandSize w:val="1"/>
       <w:tblStyleColBandSize w:val="1"/>
-      <w:tblInd w:w="0" w:type="dxa"/>
       <w:tblBorders>
         <w:top w:val="single" w:sz="8" w:space="0" w:color="F9B074"/>
         <w:left w:val="single" w:sz="8" w:space="0" w:color="F9B074"/>
@@ -13131,12 +12649,6 @@
         <w:insideV w:val="single" w:sz="8" w:space="0" w:color="F9B074"/>
       </w:tblBorders>
       <w:shd w:val="clear" w:color="auto" w:fill="FDE4D0"/>
-      <w:tblCellMar>
-        <w:top w:w="0" w:type="dxa"/>
-        <w:left w:w="108" w:type="dxa"/>
-        <w:bottom w:w="0" w:type="dxa"/>
-        <w:right w:w="108" w:type="dxa"/>
-      </w:tblCellMar>
     </w:tblPr>
     <w:tcPr>
       <w:shd w:val="clear" w:color="auto" w:fill="FDE4D0"/>
@@ -13199,7 +12711,6 @@
     <w:tblPr>
       <w:tblStyleRowBandSize w:val="1"/>
       <w:tblStyleColBandSize w:val="1"/>
-      <w:tblInd w:w="0" w:type="dxa"/>
       <w:tblBorders>
         <w:top w:val="single" w:sz="8" w:space="0" w:color="000000"/>
         <w:left w:val="single" w:sz="8" w:space="0" w:color="000000"/>
@@ -13209,12 +12720,6 @@
         <w:insideV w:val="single" w:sz="8" w:space="0" w:color="000000"/>
       </w:tblBorders>
       <w:shd w:val="clear" w:color="auto" w:fill="C0C0C0"/>
-      <w:tblCellMar>
-        <w:top w:w="0" w:type="dxa"/>
-        <w:left w:w="108" w:type="dxa"/>
-        <w:bottom w:w="0" w:type="dxa"/>
-        <w:right w:w="108" w:type="dxa"/>
-      </w:tblCellMar>
     </w:tblPr>
     <w:tcPr>
       <w:shd w:val="clear" w:color="auto" w:fill="C0C0C0"/>
@@ -13325,7 +12830,6 @@
     <w:tblPr>
       <w:tblStyleRowBandSize w:val="1"/>
       <w:tblStyleColBandSize w:val="1"/>
-      <w:tblInd w:w="0" w:type="dxa"/>
       <w:tblBorders>
         <w:top w:val="single" w:sz="8" w:space="0" w:color="4F81BD"/>
         <w:left w:val="single" w:sz="8" w:space="0" w:color="4F81BD"/>
@@ -13335,12 +12839,6 @@
         <w:insideV w:val="single" w:sz="8" w:space="0" w:color="4F81BD"/>
       </w:tblBorders>
       <w:shd w:val="clear" w:color="auto" w:fill="D3DFEE"/>
-      <w:tblCellMar>
-        <w:top w:w="0" w:type="dxa"/>
-        <w:left w:w="108" w:type="dxa"/>
-        <w:bottom w:w="0" w:type="dxa"/>
-        <w:right w:w="108" w:type="dxa"/>
-      </w:tblCellMar>
     </w:tblPr>
     <w:tcPr>
       <w:shd w:val="clear" w:color="auto" w:fill="D3DFEE"/>
@@ -13451,7 +12949,6 @@
     <w:tblPr>
       <w:tblStyleRowBandSize w:val="1"/>
       <w:tblStyleColBandSize w:val="1"/>
-      <w:tblInd w:w="0" w:type="dxa"/>
       <w:tblBorders>
         <w:top w:val="single" w:sz="8" w:space="0" w:color="C0504D"/>
         <w:left w:val="single" w:sz="8" w:space="0" w:color="C0504D"/>
@@ -13461,12 +12958,6 @@
         <w:insideV w:val="single" w:sz="8" w:space="0" w:color="C0504D"/>
       </w:tblBorders>
       <w:shd w:val="clear" w:color="auto" w:fill="EFD3D2"/>
-      <w:tblCellMar>
-        <w:top w:w="0" w:type="dxa"/>
-        <w:left w:w="108" w:type="dxa"/>
-        <w:bottom w:w="0" w:type="dxa"/>
-        <w:right w:w="108" w:type="dxa"/>
-      </w:tblCellMar>
     </w:tblPr>
     <w:tcPr>
       <w:shd w:val="clear" w:color="auto" w:fill="EFD3D2"/>
@@ -13577,7 +13068,6 @@
     <w:tblPr>
       <w:tblStyleRowBandSize w:val="1"/>
       <w:tblStyleColBandSize w:val="1"/>
-      <w:tblInd w:w="0" w:type="dxa"/>
       <w:tblBorders>
         <w:top w:val="single" w:sz="8" w:space="0" w:color="9BBB59"/>
         <w:left w:val="single" w:sz="8" w:space="0" w:color="9BBB59"/>
@@ -13587,12 +13077,6 @@
         <w:insideV w:val="single" w:sz="8" w:space="0" w:color="9BBB59"/>
       </w:tblBorders>
       <w:shd w:val="clear" w:color="auto" w:fill="E6EED5"/>
-      <w:tblCellMar>
-        <w:top w:w="0" w:type="dxa"/>
-        <w:left w:w="108" w:type="dxa"/>
-        <w:bottom w:w="0" w:type="dxa"/>
-        <w:right w:w="108" w:type="dxa"/>
-      </w:tblCellMar>
     </w:tblPr>
     <w:tcPr>
       <w:shd w:val="clear" w:color="auto" w:fill="E6EED5"/>
@@ -13703,7 +13187,6 @@
     <w:tblPr>
       <w:tblStyleRowBandSize w:val="1"/>
       <w:tblStyleColBandSize w:val="1"/>
-      <w:tblInd w:w="0" w:type="dxa"/>
       <w:tblBorders>
         <w:top w:val="single" w:sz="8" w:space="0" w:color="8064A2"/>
         <w:left w:val="single" w:sz="8" w:space="0" w:color="8064A2"/>
@@ -13713,12 +13196,6 @@
         <w:insideV w:val="single" w:sz="8" w:space="0" w:color="8064A2"/>
       </w:tblBorders>
       <w:shd w:val="clear" w:color="auto" w:fill="DFD8E8"/>
-      <w:tblCellMar>
-        <w:top w:w="0" w:type="dxa"/>
-        <w:left w:w="108" w:type="dxa"/>
-        <w:bottom w:w="0" w:type="dxa"/>
-        <w:right w:w="108" w:type="dxa"/>
-      </w:tblCellMar>
     </w:tblPr>
     <w:tcPr>
       <w:shd w:val="clear" w:color="auto" w:fill="DFD8E8"/>
@@ -13829,7 +13306,6 @@
     <w:tblPr>
       <w:tblStyleRowBandSize w:val="1"/>
       <w:tblStyleColBandSize w:val="1"/>
-      <w:tblInd w:w="0" w:type="dxa"/>
       <w:tblBorders>
         <w:top w:val="single" w:sz="8" w:space="0" w:color="4BACC6"/>
         <w:left w:val="single" w:sz="8" w:space="0" w:color="4BACC6"/>
@@ -13839,12 +13315,6 @@
         <w:insideV w:val="single" w:sz="8" w:space="0" w:color="4BACC6"/>
       </w:tblBorders>
       <w:shd w:val="clear" w:color="auto" w:fill="D2EAF1"/>
-      <w:tblCellMar>
-        <w:top w:w="0" w:type="dxa"/>
-        <w:left w:w="108" w:type="dxa"/>
-        <w:bottom w:w="0" w:type="dxa"/>
-        <w:right w:w="108" w:type="dxa"/>
-      </w:tblCellMar>
     </w:tblPr>
     <w:tcPr>
       <w:shd w:val="clear" w:color="auto" w:fill="D2EAF1"/>
@@ -13955,7 +13425,6 @@
     <w:tblPr>
       <w:tblStyleRowBandSize w:val="1"/>
       <w:tblStyleColBandSize w:val="1"/>
-      <w:tblInd w:w="0" w:type="dxa"/>
       <w:tblBorders>
         <w:top w:val="single" w:sz="8" w:space="0" w:color="F79646"/>
         <w:left w:val="single" w:sz="8" w:space="0" w:color="F79646"/>
@@ -13965,12 +13434,6 @@
         <w:insideV w:val="single" w:sz="8" w:space="0" w:color="F79646"/>
       </w:tblBorders>
       <w:shd w:val="clear" w:color="auto" w:fill="FDE4D0"/>
-      <w:tblCellMar>
-        <w:top w:w="0" w:type="dxa"/>
-        <w:left w:w="108" w:type="dxa"/>
-        <w:bottom w:w="0" w:type="dxa"/>
-        <w:right w:w="108" w:type="dxa"/>
-      </w:tblCellMar>
     </w:tblPr>
     <w:tcPr>
       <w:shd w:val="clear" w:color="auto" w:fill="FDE4D0"/>
@@ -14077,7 +13540,6 @@
     <w:tblPr>
       <w:tblStyleRowBandSize w:val="1"/>
       <w:tblStyleColBandSize w:val="1"/>
-      <w:tblInd w:w="0" w:type="dxa"/>
       <w:tblBorders>
         <w:top w:val="single" w:sz="8" w:space="0" w:color="FFFFFF"/>
         <w:left w:val="single" w:sz="8" w:space="0" w:color="FFFFFF"/>
@@ -14087,12 +13549,6 @@
         <w:insideV w:val="single" w:sz="6" w:space="0" w:color="FFFFFF"/>
       </w:tblBorders>
       <w:shd w:val="clear" w:color="auto" w:fill="C0C0C0"/>
-      <w:tblCellMar>
-        <w:top w:w="0" w:type="dxa"/>
-        <w:left w:w="108" w:type="dxa"/>
-        <w:bottom w:w="0" w:type="dxa"/>
-        <w:right w:w="108" w:type="dxa"/>
-      </w:tblCellMar>
     </w:tblPr>
     <w:tcPr>
       <w:shd w:val="clear" w:color="auto" w:fill="C0C0C0"/>
@@ -14219,7 +13675,6 @@
     <w:tblPr>
       <w:tblStyleRowBandSize w:val="1"/>
       <w:tblStyleColBandSize w:val="1"/>
-      <w:tblInd w:w="0" w:type="dxa"/>
       <w:tblBorders>
         <w:top w:val="single" w:sz="8" w:space="0" w:color="FFFFFF"/>
         <w:left w:val="single" w:sz="8" w:space="0" w:color="FFFFFF"/>
@@ -14229,12 +13684,6 @@
         <w:insideV w:val="single" w:sz="6" w:space="0" w:color="FFFFFF"/>
       </w:tblBorders>
       <w:shd w:val="clear" w:color="auto" w:fill="D3DFEE"/>
-      <w:tblCellMar>
-        <w:top w:w="0" w:type="dxa"/>
-        <w:left w:w="108" w:type="dxa"/>
-        <w:bottom w:w="0" w:type="dxa"/>
-        <w:right w:w="108" w:type="dxa"/>
-      </w:tblCellMar>
     </w:tblPr>
     <w:tcPr>
       <w:shd w:val="clear" w:color="auto" w:fill="D3DFEE"/>
@@ -14361,7 +13810,6 @@
     <w:tblPr>
       <w:tblStyleRowBandSize w:val="1"/>
       <w:tblStyleColBandSize w:val="1"/>
-      <w:tblInd w:w="0" w:type="dxa"/>
       <w:tblBorders>
         <w:top w:val="single" w:sz="8" w:space="0" w:color="FFFFFF"/>
         <w:left w:val="single" w:sz="8" w:space="0" w:color="FFFFFF"/>
@@ -14371,12 +13819,6 @@
         <w:insideV w:val="single" w:sz="6" w:space="0" w:color="FFFFFF"/>
       </w:tblBorders>
       <w:shd w:val="clear" w:color="auto" w:fill="EFD3D2"/>
-      <w:tblCellMar>
-        <w:top w:w="0" w:type="dxa"/>
-        <w:left w:w="108" w:type="dxa"/>
-        <w:bottom w:w="0" w:type="dxa"/>
-        <w:right w:w="108" w:type="dxa"/>
-      </w:tblCellMar>
     </w:tblPr>
     <w:tcPr>
       <w:shd w:val="clear" w:color="auto" w:fill="EFD3D2"/>
@@ -14503,7 +13945,6 @@
     <w:tblPr>
       <w:tblStyleRowBandSize w:val="1"/>
       <w:tblStyleColBandSize w:val="1"/>
-      <w:tblInd w:w="0" w:type="dxa"/>
       <w:tblBorders>
         <w:top w:val="single" w:sz="8" w:space="0" w:color="FFFFFF"/>
         <w:left w:val="single" w:sz="8" w:space="0" w:color="FFFFFF"/>
@@ -14513,12 +13954,6 @@
         <w:insideV w:val="single" w:sz="6" w:space="0" w:color="FFFFFF"/>
       </w:tblBorders>
       <w:shd w:val="clear" w:color="auto" w:fill="E6EED5"/>
-      <w:tblCellMar>
-        <w:top w:w="0" w:type="dxa"/>
-        <w:left w:w="108" w:type="dxa"/>
-        <w:bottom w:w="0" w:type="dxa"/>
-        <w:right w:w="108" w:type="dxa"/>
-      </w:tblCellMar>
     </w:tblPr>
     <w:tcPr>
       <w:shd w:val="clear" w:color="auto" w:fill="E6EED5"/>
@@ -14645,7 +14080,6 @@
     <w:tblPr>
       <w:tblStyleRowBandSize w:val="1"/>
       <w:tblStyleColBandSize w:val="1"/>
-      <w:tblInd w:w="0" w:type="dxa"/>
       <w:tblBorders>
         <w:top w:val="single" w:sz="8" w:space="0" w:color="FFFFFF"/>
         <w:left w:val="single" w:sz="8" w:space="0" w:color="FFFFFF"/>
@@ -14655,12 +14089,6 @@
         <w:insideV w:val="single" w:sz="6" w:space="0" w:color="FFFFFF"/>
       </w:tblBorders>
       <w:shd w:val="clear" w:color="auto" w:fill="DFD8E8"/>
-      <w:tblCellMar>
-        <w:top w:w="0" w:type="dxa"/>
-        <w:left w:w="108" w:type="dxa"/>
-        <w:bottom w:w="0" w:type="dxa"/>
-        <w:right w:w="108" w:type="dxa"/>
-      </w:tblCellMar>
     </w:tblPr>
     <w:tcPr>
       <w:shd w:val="clear" w:color="auto" w:fill="DFD8E8"/>
@@ -14787,7 +14215,6 @@
     <w:tblPr>
       <w:tblStyleRowBandSize w:val="1"/>
       <w:tblStyleColBandSize w:val="1"/>
-      <w:tblInd w:w="0" w:type="dxa"/>
       <w:tblBorders>
         <w:top w:val="single" w:sz="8" w:space="0" w:color="FFFFFF"/>
         <w:left w:val="single" w:sz="8" w:space="0" w:color="FFFFFF"/>
@@ -14797,12 +14224,6 @@
         <w:insideV w:val="single" w:sz="6" w:space="0" w:color="FFFFFF"/>
       </w:tblBorders>
       <w:shd w:val="clear" w:color="auto" w:fill="D2EAF1"/>
-      <w:tblCellMar>
-        <w:top w:w="0" w:type="dxa"/>
-        <w:left w:w="108" w:type="dxa"/>
-        <w:bottom w:w="0" w:type="dxa"/>
-        <w:right w:w="108" w:type="dxa"/>
-      </w:tblCellMar>
     </w:tblPr>
     <w:tcPr>
       <w:shd w:val="clear" w:color="auto" w:fill="D2EAF1"/>
@@ -14929,7 +14350,6 @@
     <w:tblPr>
       <w:tblStyleRowBandSize w:val="1"/>
       <w:tblStyleColBandSize w:val="1"/>
-      <w:tblInd w:w="0" w:type="dxa"/>
       <w:tblBorders>
         <w:top w:val="single" w:sz="8" w:space="0" w:color="FFFFFF"/>
         <w:left w:val="single" w:sz="8" w:space="0" w:color="FFFFFF"/>
@@ -14939,12 +14359,6 @@
         <w:insideV w:val="single" w:sz="6" w:space="0" w:color="FFFFFF"/>
       </w:tblBorders>
       <w:shd w:val="clear" w:color="auto" w:fill="FDE4D0"/>
-      <w:tblCellMar>
-        <w:top w:w="0" w:type="dxa"/>
-        <w:left w:w="108" w:type="dxa"/>
-        <w:bottom w:w="0" w:type="dxa"/>
-        <w:right w:w="108" w:type="dxa"/>
-      </w:tblCellMar>
     </w:tblPr>
     <w:tcPr>
       <w:shd w:val="clear" w:color="auto" w:fill="FDE4D0"/>
@@ -15074,14 +14488,7 @@
     <w:tblPr>
       <w:tblStyleRowBandSize w:val="1"/>
       <w:tblStyleColBandSize w:val="1"/>
-      <w:tblInd w:w="0" w:type="dxa"/>
       <w:shd w:val="clear" w:color="auto" w:fill="000000"/>
-      <w:tblCellMar>
-        <w:top w:w="0" w:type="dxa"/>
-        <w:left w:w="108" w:type="dxa"/>
-        <w:bottom w:w="0" w:type="dxa"/>
-        <w:right w:w="108" w:type="dxa"/>
-      </w:tblCellMar>
     </w:tblPr>
     <w:tcPr>
       <w:shd w:val="clear" w:color="auto" w:fill="000000"/>
@@ -15189,14 +14596,7 @@
     <w:tblPr>
       <w:tblStyleRowBandSize w:val="1"/>
       <w:tblStyleColBandSize w:val="1"/>
-      <w:tblInd w:w="0" w:type="dxa"/>
       <w:shd w:val="clear" w:color="auto" w:fill="4F81BD"/>
-      <w:tblCellMar>
-        <w:top w:w="0" w:type="dxa"/>
-        <w:left w:w="108" w:type="dxa"/>
-        <w:bottom w:w="0" w:type="dxa"/>
-        <w:right w:w="108" w:type="dxa"/>
-      </w:tblCellMar>
     </w:tblPr>
     <w:tcPr>
       <w:shd w:val="clear" w:color="auto" w:fill="4F81BD"/>
@@ -15304,14 +14704,7 @@
     <w:tblPr>
       <w:tblStyleRowBandSize w:val="1"/>
       <w:tblStyleColBandSize w:val="1"/>
-      <w:tblInd w:w="0" w:type="dxa"/>
       <w:shd w:val="clear" w:color="auto" w:fill="C0504D"/>
-      <w:tblCellMar>
-        <w:top w:w="0" w:type="dxa"/>
-        <w:left w:w="108" w:type="dxa"/>
-        <w:bottom w:w="0" w:type="dxa"/>
-        <w:right w:w="108" w:type="dxa"/>
-      </w:tblCellMar>
     </w:tblPr>
     <w:tcPr>
       <w:shd w:val="clear" w:color="auto" w:fill="C0504D"/>
@@ -15419,14 +14812,7 @@
     <w:tblPr>
       <w:tblStyleRowBandSize w:val="1"/>
       <w:tblStyleColBandSize w:val="1"/>
-      <w:tblInd w:w="0" w:type="dxa"/>
       <w:shd w:val="clear" w:color="auto" w:fill="9BBB59"/>
-      <w:tblCellMar>
-        <w:top w:w="0" w:type="dxa"/>
-        <w:left w:w="108" w:type="dxa"/>
-        <w:bottom w:w="0" w:type="dxa"/>
-        <w:right w:w="108" w:type="dxa"/>
-      </w:tblCellMar>
     </w:tblPr>
     <w:tcPr>
       <w:shd w:val="clear" w:color="auto" w:fill="9BBB59"/>
@@ -15534,14 +14920,7 @@
     <w:tblPr>
       <w:tblStyleRowBandSize w:val="1"/>
       <w:tblStyleColBandSize w:val="1"/>
-      <w:tblInd w:w="0" w:type="dxa"/>
       <w:shd w:val="clear" w:color="auto" w:fill="8064A2"/>
-      <w:tblCellMar>
-        <w:top w:w="0" w:type="dxa"/>
-        <w:left w:w="108" w:type="dxa"/>
-        <w:bottom w:w="0" w:type="dxa"/>
-        <w:right w:w="108" w:type="dxa"/>
-      </w:tblCellMar>
     </w:tblPr>
     <w:tcPr>
       <w:shd w:val="clear" w:color="auto" w:fill="8064A2"/>
@@ -15649,14 +15028,7 @@
     <w:tblPr>
       <w:tblStyleRowBandSize w:val="1"/>
       <w:tblStyleColBandSize w:val="1"/>
-      <w:tblInd w:w="0" w:type="dxa"/>
       <w:shd w:val="clear" w:color="auto" w:fill="4BACC6"/>
-      <w:tblCellMar>
-        <w:top w:w="0" w:type="dxa"/>
-        <w:left w:w="108" w:type="dxa"/>
-        <w:bottom w:w="0" w:type="dxa"/>
-        <w:right w:w="108" w:type="dxa"/>
-      </w:tblCellMar>
     </w:tblPr>
     <w:tcPr>
       <w:shd w:val="clear" w:color="auto" w:fill="4BACC6"/>
@@ -15764,14 +15136,7 @@
     <w:tblPr>
       <w:tblStyleRowBandSize w:val="1"/>
       <w:tblStyleColBandSize w:val="1"/>
-      <w:tblInd w:w="0" w:type="dxa"/>
       <w:shd w:val="clear" w:color="auto" w:fill="F79646"/>
-      <w:tblCellMar>
-        <w:top w:w="0" w:type="dxa"/>
-        <w:left w:w="108" w:type="dxa"/>
-        <w:bottom w:w="0" w:type="dxa"/>
-        <w:right w:w="108" w:type="dxa"/>
-      </w:tblCellMar>
     </w:tblPr>
     <w:tcPr>
       <w:shd w:val="clear" w:color="auto" w:fill="F79646"/>
@@ -15879,7 +15244,6 @@
     <w:tblPr>
       <w:tblStyleRowBandSize w:val="1"/>
       <w:tblStyleColBandSize w:val="1"/>
-      <w:tblInd w:w="0" w:type="dxa"/>
       <w:tblBorders>
         <w:top w:val="single" w:sz="24" w:space="0" w:color="C0504D"/>
         <w:left w:val="single" w:sz="4" w:space="0" w:color="000000"/>
@@ -15889,12 +15253,6 @@
         <w:insideV w:val="single" w:sz="4" w:space="0" w:color="FFFFFF"/>
       </w:tblBorders>
       <w:shd w:val="clear" w:color="auto" w:fill="E6E6E6"/>
-      <w:tblCellMar>
-        <w:top w:w="0" w:type="dxa"/>
-        <w:left w:w="108" w:type="dxa"/>
-        <w:bottom w:w="0" w:type="dxa"/>
-        <w:right w:w="108" w:type="dxa"/>
-      </w:tblCellMar>
     </w:tblPr>
     <w:tcPr>
       <w:shd w:val="clear" w:color="auto" w:fill="E6E6E6"/>
@@ -16002,7 +15360,6 @@
     <w:tblPr>
       <w:tblStyleRowBandSize w:val="1"/>
       <w:tblStyleColBandSize w:val="1"/>
-      <w:tblInd w:w="0" w:type="dxa"/>
       <w:tblBorders>
         <w:top w:val="single" w:sz="24" w:space="0" w:color="C0504D"/>
         <w:left w:val="single" w:sz="4" w:space="0" w:color="4F81BD"/>
@@ -16012,12 +15369,6 @@
         <w:insideV w:val="single" w:sz="4" w:space="0" w:color="FFFFFF"/>
       </w:tblBorders>
       <w:shd w:val="clear" w:color="auto" w:fill="EDF2F8"/>
-      <w:tblCellMar>
-        <w:top w:w="0" w:type="dxa"/>
-        <w:left w:w="108" w:type="dxa"/>
-        <w:bottom w:w="0" w:type="dxa"/>
-        <w:right w:w="108" w:type="dxa"/>
-      </w:tblCellMar>
     </w:tblPr>
     <w:tcPr>
       <w:shd w:val="clear" w:color="auto" w:fill="EDF2F8"/>
@@ -16125,7 +15476,6 @@
     <w:tblPr>
       <w:tblStyleRowBandSize w:val="1"/>
       <w:tblStyleColBandSize w:val="1"/>
-      <w:tblInd w:w="0" w:type="dxa"/>
       <w:tblBorders>
         <w:top w:val="single" w:sz="24" w:space="0" w:color="C0504D"/>
         <w:left w:val="single" w:sz="4" w:space="0" w:color="C0504D"/>
@@ -16135,12 +15485,6 @@
         <w:insideV w:val="single" w:sz="4" w:space="0" w:color="FFFFFF"/>
       </w:tblBorders>
       <w:shd w:val="clear" w:color="auto" w:fill="F8EDED"/>
-      <w:tblCellMar>
-        <w:top w:w="0" w:type="dxa"/>
-        <w:left w:w="108" w:type="dxa"/>
-        <w:bottom w:w="0" w:type="dxa"/>
-        <w:right w:w="108" w:type="dxa"/>
-      </w:tblCellMar>
     </w:tblPr>
     <w:tcPr>
       <w:shd w:val="clear" w:color="auto" w:fill="F8EDED"/>
@@ -16248,7 +15592,6 @@
     <w:tblPr>
       <w:tblStyleRowBandSize w:val="1"/>
       <w:tblStyleColBandSize w:val="1"/>
-      <w:tblInd w:w="0" w:type="dxa"/>
       <w:tblBorders>
         <w:top w:val="single" w:sz="24" w:space="0" w:color="8064A2"/>
         <w:left w:val="single" w:sz="4" w:space="0" w:color="9BBB59"/>
@@ -16258,12 +15601,6 @@
         <w:insideV w:val="single" w:sz="4" w:space="0" w:color="FFFFFF"/>
       </w:tblBorders>
       <w:shd w:val="clear" w:color="auto" w:fill="F5F8EE"/>
-      <w:tblCellMar>
-        <w:top w:w="0" w:type="dxa"/>
-        <w:left w:w="108" w:type="dxa"/>
-        <w:bottom w:w="0" w:type="dxa"/>
-        <w:right w:w="108" w:type="dxa"/>
-      </w:tblCellMar>
     </w:tblPr>
     <w:tcPr>
       <w:shd w:val="clear" w:color="auto" w:fill="F5F8EE"/>
@@ -16361,7 +15698,6 @@
     <w:tblPr>
       <w:tblStyleRowBandSize w:val="1"/>
       <w:tblStyleColBandSize w:val="1"/>
-      <w:tblInd w:w="0" w:type="dxa"/>
       <w:tblBorders>
         <w:top w:val="single" w:sz="24" w:space="0" w:color="9BBB59"/>
         <w:left w:val="single" w:sz="4" w:space="0" w:color="8064A2"/>
@@ -16371,12 +15707,6 @@
         <w:insideV w:val="single" w:sz="4" w:space="0" w:color="FFFFFF"/>
       </w:tblBorders>
       <w:shd w:val="clear" w:color="auto" w:fill="F2EFF6"/>
-      <w:tblCellMar>
-        <w:top w:w="0" w:type="dxa"/>
-        <w:left w:w="108" w:type="dxa"/>
-        <w:bottom w:w="0" w:type="dxa"/>
-        <w:right w:w="108" w:type="dxa"/>
-      </w:tblCellMar>
     </w:tblPr>
     <w:tcPr>
       <w:shd w:val="clear" w:color="auto" w:fill="F2EFF6"/>
@@ -16484,7 +15814,6 @@
     <w:tblPr>
       <w:tblStyleRowBandSize w:val="1"/>
       <w:tblStyleColBandSize w:val="1"/>
-      <w:tblInd w:w="0" w:type="dxa"/>
       <w:tblBorders>
         <w:top w:val="single" w:sz="24" w:space="0" w:color="F79646"/>
         <w:left w:val="single" w:sz="4" w:space="0" w:color="4BACC6"/>
@@ -16494,12 +15823,6 @@
         <w:insideV w:val="single" w:sz="4" w:space="0" w:color="FFFFFF"/>
       </w:tblBorders>
       <w:shd w:val="clear" w:color="auto" w:fill="EDF6F9"/>
-      <w:tblCellMar>
-        <w:top w:w="0" w:type="dxa"/>
-        <w:left w:w="108" w:type="dxa"/>
-        <w:bottom w:w="0" w:type="dxa"/>
-        <w:right w:w="108" w:type="dxa"/>
-      </w:tblCellMar>
     </w:tblPr>
     <w:tcPr>
       <w:shd w:val="clear" w:color="auto" w:fill="EDF6F9"/>
@@ -16607,7 +15930,6 @@
     <w:tblPr>
       <w:tblStyleRowBandSize w:val="1"/>
       <w:tblStyleColBandSize w:val="1"/>
-      <w:tblInd w:w="0" w:type="dxa"/>
       <w:tblBorders>
         <w:top w:val="single" w:sz="24" w:space="0" w:color="4BACC6"/>
         <w:left w:val="single" w:sz="4" w:space="0" w:color="F79646"/>
@@ -16617,12 +15939,6 @@
         <w:insideV w:val="single" w:sz="4" w:space="0" w:color="FFFFFF"/>
       </w:tblBorders>
       <w:shd w:val="clear" w:color="auto" w:fill="FEF4EC"/>
-      <w:tblCellMar>
-        <w:top w:w="0" w:type="dxa"/>
-        <w:left w:w="108" w:type="dxa"/>
-        <w:bottom w:w="0" w:type="dxa"/>
-        <w:right w:w="108" w:type="dxa"/>
-      </w:tblCellMar>
     </w:tblPr>
     <w:tcPr>
       <w:shd w:val="clear" w:color="auto" w:fill="FEF4EC"/>
@@ -16730,14 +16046,7 @@
     <w:tblPr>
       <w:tblStyleRowBandSize w:val="1"/>
       <w:tblStyleColBandSize w:val="1"/>
-      <w:tblInd w:w="0" w:type="dxa"/>
       <w:shd w:val="clear" w:color="auto" w:fill="E6E6E6"/>
-      <w:tblCellMar>
-        <w:top w:w="0" w:type="dxa"/>
-        <w:left w:w="108" w:type="dxa"/>
-        <w:bottom w:w="0" w:type="dxa"/>
-        <w:right w:w="108" w:type="dxa"/>
-      </w:tblCellMar>
     </w:tblPr>
     <w:tcPr>
       <w:shd w:val="clear" w:color="auto" w:fill="E6E6E6"/>
@@ -16817,14 +16126,7 @@
     <w:tblPr>
       <w:tblStyleRowBandSize w:val="1"/>
       <w:tblStyleColBandSize w:val="1"/>
-      <w:tblInd w:w="0" w:type="dxa"/>
       <w:shd w:val="clear" w:color="auto" w:fill="EDF2F8"/>
-      <w:tblCellMar>
-        <w:top w:w="0" w:type="dxa"/>
-        <w:left w:w="108" w:type="dxa"/>
-        <w:bottom w:w="0" w:type="dxa"/>
-        <w:right w:w="108" w:type="dxa"/>
-      </w:tblCellMar>
     </w:tblPr>
     <w:tcPr>
       <w:shd w:val="clear" w:color="auto" w:fill="EDF2F8"/>
@@ -16904,14 +16206,7 @@
     <w:tblPr>
       <w:tblStyleRowBandSize w:val="1"/>
       <w:tblStyleColBandSize w:val="1"/>
-      <w:tblInd w:w="0" w:type="dxa"/>
       <w:shd w:val="clear" w:color="auto" w:fill="F8EDED"/>
-      <w:tblCellMar>
-        <w:top w:w="0" w:type="dxa"/>
-        <w:left w:w="108" w:type="dxa"/>
-        <w:bottom w:w="0" w:type="dxa"/>
-        <w:right w:w="108" w:type="dxa"/>
-      </w:tblCellMar>
     </w:tblPr>
     <w:tcPr>
       <w:shd w:val="clear" w:color="auto" w:fill="F8EDED"/>
@@ -16991,14 +16286,7 @@
     <w:tblPr>
       <w:tblStyleRowBandSize w:val="1"/>
       <w:tblStyleColBandSize w:val="1"/>
-      <w:tblInd w:w="0" w:type="dxa"/>
       <w:shd w:val="clear" w:color="auto" w:fill="F5F8EE"/>
-      <w:tblCellMar>
-        <w:top w:w="0" w:type="dxa"/>
-        <w:left w:w="108" w:type="dxa"/>
-        <w:bottom w:w="0" w:type="dxa"/>
-        <w:right w:w="108" w:type="dxa"/>
-      </w:tblCellMar>
     </w:tblPr>
     <w:tcPr>
       <w:shd w:val="clear" w:color="auto" w:fill="F5F8EE"/>
@@ -17078,14 +16366,7 @@
     <w:tblPr>
       <w:tblStyleRowBandSize w:val="1"/>
       <w:tblStyleColBandSize w:val="1"/>
-      <w:tblInd w:w="0" w:type="dxa"/>
       <w:shd w:val="clear" w:color="auto" w:fill="F2EFF6"/>
-      <w:tblCellMar>
-        <w:top w:w="0" w:type="dxa"/>
-        <w:left w:w="108" w:type="dxa"/>
-        <w:bottom w:w="0" w:type="dxa"/>
-        <w:right w:w="108" w:type="dxa"/>
-      </w:tblCellMar>
     </w:tblPr>
     <w:tcPr>
       <w:shd w:val="clear" w:color="auto" w:fill="F2EFF6"/>
@@ -17165,14 +16446,7 @@
     <w:tblPr>
       <w:tblStyleRowBandSize w:val="1"/>
       <w:tblStyleColBandSize w:val="1"/>
-      <w:tblInd w:w="0" w:type="dxa"/>
       <w:shd w:val="clear" w:color="auto" w:fill="EDF6F9"/>
-      <w:tblCellMar>
-        <w:top w:w="0" w:type="dxa"/>
-        <w:left w:w="108" w:type="dxa"/>
-        <w:bottom w:w="0" w:type="dxa"/>
-        <w:right w:w="108" w:type="dxa"/>
-      </w:tblCellMar>
     </w:tblPr>
     <w:tcPr>
       <w:shd w:val="clear" w:color="auto" w:fill="EDF6F9"/>
@@ -17252,14 +16526,7 @@
     <w:tblPr>
       <w:tblStyleRowBandSize w:val="1"/>
       <w:tblStyleColBandSize w:val="1"/>
-      <w:tblInd w:w="0" w:type="dxa"/>
       <w:shd w:val="clear" w:color="auto" w:fill="FEF4EC"/>
-      <w:tblCellMar>
-        <w:top w:w="0" w:type="dxa"/>
-        <w:left w:w="108" w:type="dxa"/>
-        <w:bottom w:w="0" w:type="dxa"/>
-        <w:right w:w="108" w:type="dxa"/>
-      </w:tblCellMar>
     </w:tblPr>
     <w:tcPr>
       <w:shd w:val="clear" w:color="auto" w:fill="FEF4EC"/>
@@ -17339,17 +16606,10 @@
     <w:tblPr>
       <w:tblStyleRowBandSize w:val="1"/>
       <w:tblStyleColBandSize w:val="1"/>
-      <w:tblInd w:w="0" w:type="dxa"/>
       <w:tblBorders>
         <w:insideH w:val="single" w:sz="4" w:space="0" w:color="FFFFFF"/>
       </w:tblBorders>
       <w:shd w:val="clear" w:color="auto" w:fill="CCCCCC"/>
-      <w:tblCellMar>
-        <w:top w:w="0" w:type="dxa"/>
-        <w:left w:w="108" w:type="dxa"/>
-        <w:bottom w:w="0" w:type="dxa"/>
-        <w:right w:w="108" w:type="dxa"/>
-      </w:tblCellMar>
     </w:tblPr>
     <w:tcPr>
       <w:shd w:val="clear" w:color="auto" w:fill="CCCCCC"/>
@@ -17420,17 +16680,10 @@
     <w:tblPr>
       <w:tblStyleRowBandSize w:val="1"/>
       <w:tblStyleColBandSize w:val="1"/>
-      <w:tblInd w:w="0" w:type="dxa"/>
       <w:tblBorders>
         <w:insideH w:val="single" w:sz="4" w:space="0" w:color="FFFFFF"/>
       </w:tblBorders>
       <w:shd w:val="clear" w:color="auto" w:fill="DBE5F1"/>
-      <w:tblCellMar>
-        <w:top w:w="0" w:type="dxa"/>
-        <w:left w:w="108" w:type="dxa"/>
-        <w:bottom w:w="0" w:type="dxa"/>
-        <w:right w:w="108" w:type="dxa"/>
-      </w:tblCellMar>
     </w:tblPr>
     <w:tcPr>
       <w:shd w:val="clear" w:color="auto" w:fill="DBE5F1"/>
@@ -17501,17 +16754,10 @@
     <w:tblPr>
       <w:tblStyleRowBandSize w:val="1"/>
       <w:tblStyleColBandSize w:val="1"/>
-      <w:tblInd w:w="0" w:type="dxa"/>
       <w:tblBorders>
         <w:insideH w:val="single" w:sz="4" w:space="0" w:color="FFFFFF"/>
       </w:tblBorders>
       <w:shd w:val="clear" w:color="auto" w:fill="F2DBDB"/>
-      <w:tblCellMar>
-        <w:top w:w="0" w:type="dxa"/>
-        <w:left w:w="108" w:type="dxa"/>
-        <w:bottom w:w="0" w:type="dxa"/>
-        <w:right w:w="108" w:type="dxa"/>
-      </w:tblCellMar>
     </w:tblPr>
     <w:tcPr>
       <w:shd w:val="clear" w:color="auto" w:fill="F2DBDB"/>
@@ -17582,17 +16828,10 @@
     <w:tblPr>
       <w:tblStyleRowBandSize w:val="1"/>
       <w:tblStyleColBandSize w:val="1"/>
-      <w:tblInd w:w="0" w:type="dxa"/>
       <w:tblBorders>
         <w:insideH w:val="single" w:sz="4" w:space="0" w:color="FFFFFF"/>
       </w:tblBorders>
       <w:shd w:val="clear" w:color="auto" w:fill="EAF1DD"/>
-      <w:tblCellMar>
-        <w:top w:w="0" w:type="dxa"/>
-        <w:left w:w="108" w:type="dxa"/>
-        <w:bottom w:w="0" w:type="dxa"/>
-        <w:right w:w="108" w:type="dxa"/>
-      </w:tblCellMar>
     </w:tblPr>
     <w:tcPr>
       <w:shd w:val="clear" w:color="auto" w:fill="EAF1DD"/>
@@ -17663,17 +16902,10 @@
     <w:tblPr>
       <w:tblStyleRowBandSize w:val="1"/>
       <w:tblStyleColBandSize w:val="1"/>
-      <w:tblInd w:w="0" w:type="dxa"/>
       <w:tblBorders>
         <w:insideH w:val="single" w:sz="4" w:space="0" w:color="FFFFFF"/>
       </w:tblBorders>
       <w:shd w:val="clear" w:color="auto" w:fill="E5DFEC"/>
-      <w:tblCellMar>
-        <w:top w:w="0" w:type="dxa"/>
-        <w:left w:w="108" w:type="dxa"/>
-        <w:bottom w:w="0" w:type="dxa"/>
-        <w:right w:w="108" w:type="dxa"/>
-      </w:tblCellMar>
     </w:tblPr>
     <w:tcPr>
       <w:shd w:val="clear" w:color="auto" w:fill="E5DFEC"/>
@@ -17744,17 +16976,10 @@
     <w:tblPr>
       <w:tblStyleRowBandSize w:val="1"/>
       <w:tblStyleColBandSize w:val="1"/>
-      <w:tblInd w:w="0" w:type="dxa"/>
       <w:tblBorders>
         <w:insideH w:val="single" w:sz="4" w:space="0" w:color="FFFFFF"/>
       </w:tblBorders>
       <w:shd w:val="clear" w:color="auto" w:fill="DAEEF3"/>
-      <w:tblCellMar>
-        <w:top w:w="0" w:type="dxa"/>
-        <w:left w:w="108" w:type="dxa"/>
-        <w:bottom w:w="0" w:type="dxa"/>
-        <w:right w:w="108" w:type="dxa"/>
-      </w:tblCellMar>
     </w:tblPr>
     <w:tcPr>
       <w:shd w:val="clear" w:color="auto" w:fill="DAEEF3"/>
@@ -17825,17 +17050,10 @@
     <w:tblPr>
       <w:tblStyleRowBandSize w:val="1"/>
       <w:tblStyleColBandSize w:val="1"/>
-      <w:tblInd w:w="0" w:type="dxa"/>
       <w:tblBorders>
         <w:insideH w:val="single" w:sz="4" w:space="0" w:color="FFFFFF"/>
       </w:tblBorders>
       <w:shd w:val="clear" w:color="auto" w:fill="FDE9D9"/>
-      <w:tblCellMar>
-        <w:top w:w="0" w:type="dxa"/>
-        <w:left w:w="108" w:type="dxa"/>
-        <w:bottom w:w="0" w:type="dxa"/>
-        <w:right w:w="108" w:type="dxa"/>
-      </w:tblCellMar>
     </w:tblPr>
     <w:tcPr>
       <w:shd w:val="clear" w:color="auto" w:fill="FDE9D9"/>

--- a/docs/Subscription_Renewal_Eligibility_Register_Gate_0.docx
+++ b/docs/Subscription_Renewal_Eligibility_Register_Gate_0.docx
@@ -216,7 +216,14 @@
           <w:sz w:val="28"/>
           <w:szCs w:val="28"/>
         </w:rPr>
-        <w:t>ao</w:t>
+        <w:t>a</w:t>
+      </w:r>
+      <w:r>
+        <w:rPr>
+          <w:sz w:val="28"/>
+          <w:szCs w:val="28"/>
+        </w:rPr>
+        <w:t>o</w:t>
       </w:r>
       <w:r>
         <w:rPr>
